--- a/C#Files/Inheritance/InheritanceExercise.docx
+++ b/C#Files/Inheritance/InheritanceExercise.docx
@@ -242,6 +242,266 @@
     <w:p>
       <w:pPr>
         <w:spacing w:before="100" w:beforeAutospacing="1" w:after="100" w:afterAutospacing="1" w:line="240" w:lineRule="auto"/>
+        <w:rPr>
+          <w:rFonts w:eastAsia="Times New Roman" w:cs="Times New Roman"/>
+          <w:kern w:val="0"/>
+          <w14:ligatures w14:val="none"/>
+        </w:rPr>
+      </w:pPr>
+      <w:r>
+        <w:rPr>
+          <w:rFonts w:eastAsia="Times New Roman" w:cs="Times New Roman"/>
+          <w:kern w:val="0"/>
+          <w14:ligatures w14:val="none"/>
+        </w:rPr>
+        <w:t>Answer Keys in GitHub:</w:t>
+      </w:r>
+    </w:p>
+    <w:p>
+      <w:pPr>
+        <w:numPr>
+          <w:ilvl w:val="0"/>
+          <w:numId w:val="25"/>
+        </w:numPr>
+        <w:spacing w:before="100" w:beforeAutospacing="1" w:after="100" w:afterAutospacing="1" w:line="240" w:lineRule="auto"/>
+        <w:rPr>
+          <w:rFonts w:eastAsia="Times New Roman" w:cs="Times New Roman"/>
+          <w:kern w:val="0"/>
+          <w14:ligatures w14:val="none"/>
+        </w:rPr>
+      </w:pPr>
+      <w:proofErr w:type="spellStart"/>
+      <w:r>
+        <w:rPr>
+          <w:rFonts w:eastAsia="Times New Roman" w:cs="Times New Roman"/>
+          <w:kern w:val="0"/>
+          <w14:ligatures w14:val="none"/>
+        </w:rPr>
+        <w:t>C#Files</w:t>
+      </w:r>
+      <w:proofErr w:type="spellEnd"/>
+      <w:r>
+        <w:rPr>
+          <w:rFonts w:eastAsia="Times New Roman" w:cs="Times New Roman"/>
+          <w:kern w:val="0"/>
+          <w14:ligatures w14:val="none"/>
+        </w:rPr>
+        <w:t>/</w:t>
+      </w:r>
+      <w:r>
+        <w:rPr>
+          <w:rFonts w:eastAsia="Times New Roman" w:cs="Times New Roman"/>
+          <w:kern w:val="0"/>
+          <w14:ligatures w14:val="none"/>
+        </w:rPr>
+        <w:t>Inheritance</w:t>
+      </w:r>
+      <w:r>
+        <w:rPr>
+          <w:rFonts w:eastAsia="Times New Roman" w:cs="Times New Roman"/>
+          <w:kern w:val="0"/>
+          <w14:ligatures w14:val="none"/>
+        </w:rPr>
+        <w:t>/</w:t>
+      </w:r>
+      <w:proofErr w:type="spellStart"/>
+      <w:r>
+        <w:rPr>
+          <w:rFonts w:eastAsia="Times New Roman" w:cs="Times New Roman"/>
+          <w:kern w:val="0"/>
+          <w14:ligatures w14:val="none"/>
+        </w:rPr>
+        <w:t>Account.cs</w:t>
+      </w:r>
+      <w:proofErr w:type="spellEnd"/>
+    </w:p>
+    <w:p>
+      <w:pPr>
+        <w:numPr>
+          <w:ilvl w:val="0"/>
+          <w:numId w:val="25"/>
+        </w:numPr>
+        <w:spacing w:before="100" w:beforeAutospacing="1" w:after="100" w:afterAutospacing="1" w:line="240" w:lineRule="auto"/>
+        <w:rPr>
+          <w:rFonts w:eastAsia="Times New Roman" w:cs="Times New Roman"/>
+          <w:kern w:val="0"/>
+          <w14:ligatures w14:val="none"/>
+        </w:rPr>
+      </w:pPr>
+      <w:proofErr w:type="spellStart"/>
+      <w:r>
+        <w:rPr>
+          <w:rFonts w:eastAsia="Times New Roman" w:cs="Times New Roman"/>
+          <w:kern w:val="0"/>
+          <w14:ligatures w14:val="none"/>
+        </w:rPr>
+        <w:t>C#Files</w:t>
+      </w:r>
+      <w:proofErr w:type="spellEnd"/>
+      <w:r>
+        <w:rPr>
+          <w:rFonts w:eastAsia="Times New Roman" w:cs="Times New Roman"/>
+          <w:kern w:val="0"/>
+          <w14:ligatures w14:val="none"/>
+        </w:rPr>
+        <w:t>/</w:t>
+      </w:r>
+      <w:r>
+        <w:rPr>
+          <w:rFonts w:eastAsia="Times New Roman" w:cs="Times New Roman"/>
+          <w:kern w:val="0"/>
+          <w14:ligatures w14:val="none"/>
+        </w:rPr>
+        <w:t>Inheritance</w:t>
+      </w:r>
+      <w:r>
+        <w:rPr>
+          <w:rFonts w:eastAsia="Times New Roman" w:cs="Times New Roman"/>
+          <w:kern w:val="0"/>
+          <w14:ligatures w14:val="none"/>
+        </w:rPr>
+        <w:t>/</w:t>
+      </w:r>
+      <w:proofErr w:type="spellStart"/>
+      <w:r>
+        <w:rPr>
+          <w:rFonts w:eastAsia="Times New Roman" w:cs="Times New Roman"/>
+          <w:kern w:val="0"/>
+          <w14:ligatures w14:val="none"/>
+        </w:rPr>
+        <w:t>CheckingAccount.cs</w:t>
+      </w:r>
+      <w:proofErr w:type="spellEnd"/>
+    </w:p>
+    <w:p>
+      <w:pPr>
+        <w:numPr>
+          <w:ilvl w:val="0"/>
+          <w:numId w:val="25"/>
+        </w:numPr>
+        <w:spacing w:before="100" w:beforeAutospacing="1" w:after="100" w:afterAutospacing="1" w:line="240" w:lineRule="auto"/>
+        <w:rPr>
+          <w:rFonts w:eastAsia="Times New Roman" w:cs="Times New Roman"/>
+          <w:kern w:val="0"/>
+          <w14:ligatures w14:val="none"/>
+        </w:rPr>
+      </w:pPr>
+      <w:proofErr w:type="spellStart"/>
+      <w:r>
+        <w:rPr>
+          <w:rFonts w:eastAsia="Times New Roman" w:cs="Times New Roman"/>
+          <w:kern w:val="0"/>
+          <w14:ligatures w14:val="none"/>
+        </w:rPr>
+        <w:t>C#Files</w:t>
+      </w:r>
+      <w:proofErr w:type="spellEnd"/>
+      <w:r>
+        <w:rPr>
+          <w:rFonts w:eastAsia="Times New Roman" w:cs="Times New Roman"/>
+          <w:kern w:val="0"/>
+          <w14:ligatures w14:val="none"/>
+        </w:rPr>
+        <w:t>/</w:t>
+      </w:r>
+      <w:r>
+        <w:rPr>
+          <w:rFonts w:eastAsia="Times New Roman" w:cs="Times New Roman"/>
+          <w:kern w:val="0"/>
+          <w14:ligatures w14:val="none"/>
+        </w:rPr>
+        <w:t>Inheritance</w:t>
+      </w:r>
+      <w:r>
+        <w:rPr>
+          <w:rFonts w:eastAsia="Times New Roman" w:cs="Times New Roman"/>
+          <w:kern w:val="0"/>
+          <w14:ligatures w14:val="none"/>
+        </w:rPr>
+        <w:t>/</w:t>
+      </w:r>
+      <w:proofErr w:type="spellStart"/>
+      <w:r>
+        <w:rPr>
+          <w:rFonts w:eastAsia="Times New Roman" w:cs="Times New Roman"/>
+          <w:kern w:val="0"/>
+          <w14:ligatures w14:val="none"/>
+        </w:rPr>
+        <w:t>SavingsAccount.cs</w:t>
+      </w:r>
+      <w:proofErr w:type="spellEnd"/>
+    </w:p>
+    <w:p>
+      <w:pPr>
+        <w:numPr>
+          <w:ilvl w:val="0"/>
+          <w:numId w:val="25"/>
+        </w:numPr>
+        <w:spacing w:before="100" w:beforeAutospacing="1" w:after="100" w:afterAutospacing="1" w:line="240" w:lineRule="auto"/>
+        <w:rPr>
+          <w:rFonts w:eastAsia="Times New Roman" w:cs="Times New Roman"/>
+          <w:kern w:val="0"/>
+          <w14:ligatures w14:val="none"/>
+        </w:rPr>
+      </w:pPr>
+      <w:proofErr w:type="spellStart"/>
+      <w:r>
+        <w:rPr>
+          <w:rFonts w:eastAsia="Times New Roman" w:cs="Times New Roman"/>
+          <w:kern w:val="0"/>
+          <w14:ligatures w14:val="none"/>
+        </w:rPr>
+        <w:t>C#Files</w:t>
+      </w:r>
+      <w:proofErr w:type="spellEnd"/>
+      <w:r>
+        <w:rPr>
+          <w:rFonts w:eastAsia="Times New Roman" w:cs="Times New Roman"/>
+          <w:kern w:val="0"/>
+          <w14:ligatures w14:val="none"/>
+        </w:rPr>
+        <w:t>/</w:t>
+      </w:r>
+      <w:r>
+        <w:rPr>
+          <w:rFonts w:eastAsia="Times New Roman" w:cs="Times New Roman"/>
+          <w:kern w:val="0"/>
+          <w14:ligatures w14:val="none"/>
+        </w:rPr>
+        <w:t>Inheritance</w:t>
+      </w:r>
+      <w:r>
+        <w:rPr>
+          <w:rFonts w:eastAsia="Times New Roman" w:cs="Times New Roman"/>
+          <w:kern w:val="0"/>
+          <w14:ligatures w14:val="none"/>
+        </w:rPr>
+        <w:t>/</w:t>
+      </w:r>
+      <w:proofErr w:type="spellStart"/>
+      <w:r>
+        <w:rPr>
+          <w:rFonts w:eastAsia="Times New Roman" w:cs="Times New Roman"/>
+          <w:kern w:val="0"/>
+          <w14:ligatures w14:val="none"/>
+        </w:rPr>
+        <w:t>TestAccount.cs</w:t>
+      </w:r>
+      <w:proofErr w:type="spellEnd"/>
+    </w:p>
+    <w:p>
+      <w:pPr>
+        <w:spacing w:before="100" w:beforeAutospacing="1" w:after="100" w:afterAutospacing="1" w:line="240" w:lineRule="auto"/>
+        <w:rPr>
+          <w:rFonts w:eastAsia="Times New Roman" w:cs="Times New Roman"/>
+          <w:kern w:val="0"/>
+          <w14:ligatures w14:val="none"/>
+        </w:rPr>
+      </w:pPr>
+    </w:p>
+    <w:p>
+      <w:pPr>
+        <w:spacing w:before="100" w:beforeAutospacing="1" w:after="100" w:afterAutospacing="1" w:line="240" w:lineRule="auto"/>
         <w:outlineLvl w:val="0"/>
         <w:rPr>
           <w:rFonts w:eastAsia="Times New Roman" w:cs="Times New Roman"/>
@@ -263,9 +523,1228 @@
           <w:szCs w:val="40"/>
           <w14:ligatures w14:val="none"/>
         </w:rPr>
-        <w:t>Exercise</w:t>
-      </w:r>
-      <w:r>
+        <w:t>Exercise 1: Build the Account Base Class</w:t>
+      </w:r>
+    </w:p>
+    <w:p>
+      <w:pPr>
+        <w:spacing w:before="100" w:beforeAutospacing="1" w:after="100" w:afterAutospacing="1" w:line="240" w:lineRule="auto"/>
+        <w:outlineLvl w:val="2"/>
+        <w:rPr>
+          <w:rFonts w:eastAsia="Times New Roman" w:cs="Times New Roman"/>
+          <w:b/>
+          <w:bCs/>
+          <w:kern w:val="0"/>
+          <w:sz w:val="27"/>
+          <w:szCs w:val="27"/>
+          <w14:ligatures w14:val="none"/>
+        </w:rPr>
+      </w:pPr>
+      <w:r>
+        <w:rPr>
+          <w:rFonts w:eastAsia="Times New Roman" w:cs="Times New Roman"/>
+          <w:b/>
+          <w:bCs/>
+          <w:kern w:val="0"/>
+          <w:sz w:val="27"/>
+          <w:szCs w:val="27"/>
+          <w14:ligatures w14:val="none"/>
+        </w:rPr>
+        <w:t>1. Create the class and define its fields</w:t>
+      </w:r>
+    </w:p>
+    <w:p>
+      <w:pPr>
+        <w:spacing w:before="100" w:beforeAutospacing="1" w:after="100" w:afterAutospacing="1" w:line="240" w:lineRule="auto"/>
+        <w:rPr>
+          <w:rFonts w:eastAsia="Times New Roman" w:cs="Times New Roman"/>
+          <w:kern w:val="0"/>
+          <w14:ligatures w14:val="none"/>
+        </w:rPr>
+      </w:pPr>
+      <w:r>
+        <w:rPr>
+          <w:rFonts w:eastAsia="Times New Roman" w:cs="Times New Roman"/>
+          <w:kern w:val="0"/>
+          <w14:ligatures w14:val="none"/>
+        </w:rPr>
+        <w:t xml:space="preserve">Create a Console application </w:t>
+      </w:r>
+      <w:r>
+        <w:rPr>
+          <w:rFonts w:eastAsia="Times New Roman" w:cs="Times New Roman"/>
+          <w:kern w:val="0"/>
+          <w14:ligatures w14:val="none"/>
+        </w:rPr>
+        <w:t xml:space="preserve">project </w:t>
+      </w:r>
+      <w:r>
+        <w:rPr>
+          <w:rFonts w:eastAsia="Times New Roman" w:cs="Times New Roman"/>
+          <w:kern w:val="0"/>
+          <w14:ligatures w14:val="none"/>
+        </w:rPr>
+        <w:t xml:space="preserve">called </w:t>
+      </w:r>
+      <w:proofErr w:type="spellStart"/>
+      <w:r>
+        <w:rPr>
+          <w:rFonts w:eastAsia="Times New Roman" w:cs="Times New Roman"/>
+          <w:kern w:val="0"/>
+          <w14:ligatures w14:val="none"/>
+        </w:rPr>
+        <w:t>BankAccountLab</w:t>
+      </w:r>
+      <w:proofErr w:type="spellEnd"/>
+      <w:r>
+        <w:rPr>
+          <w:rFonts w:eastAsia="Times New Roman" w:cs="Times New Roman"/>
+          <w:kern w:val="0"/>
+          <w14:ligatures w14:val="none"/>
+        </w:rPr>
+        <w:t>.</w:t>
+      </w:r>
+    </w:p>
+    <w:p>
+      <w:pPr>
+        <w:numPr>
+          <w:ilvl w:val="0"/>
+          <w:numId w:val="2"/>
+        </w:numPr>
+        <w:spacing w:before="100" w:beforeAutospacing="1" w:after="100" w:afterAutospacing="1" w:line="240" w:lineRule="auto"/>
+        <w:rPr>
+          <w:rFonts w:eastAsia="Times New Roman" w:cs="Times New Roman"/>
+          <w:kern w:val="0"/>
+          <w14:ligatures w14:val="none"/>
+        </w:rPr>
+      </w:pPr>
+      <w:r>
+        <w:rPr>
+          <w:rFonts w:eastAsia="Times New Roman" w:cs="Times New Roman"/>
+          <w:kern w:val="0"/>
+          <w14:ligatures w14:val="none"/>
+        </w:rPr>
+        <w:t xml:space="preserve">Rename </w:t>
+      </w:r>
+      <w:proofErr w:type="spellStart"/>
+      <w:r>
+        <w:rPr>
+          <w:rFonts w:eastAsia="Times New Roman" w:cs="Times New Roman"/>
+          <w:kern w:val="0"/>
+          <w14:ligatures w14:val="none"/>
+        </w:rPr>
+        <w:t>Program.cs</w:t>
+      </w:r>
+      <w:proofErr w:type="spellEnd"/>
+      <w:r>
+        <w:rPr>
+          <w:rFonts w:eastAsia="Times New Roman" w:cs="Times New Roman"/>
+          <w:kern w:val="0"/>
+          <w14:ligatures w14:val="none"/>
+        </w:rPr>
+        <w:t xml:space="preserve"> to </w:t>
+      </w:r>
+      <w:proofErr w:type="spellStart"/>
+      <w:r>
+        <w:rPr>
+          <w:rFonts w:eastAsia="Times New Roman" w:cs="Times New Roman"/>
+          <w:kern w:val="0"/>
+          <w14:ligatures w14:val="none"/>
+        </w:rPr>
+        <w:t>TestAccount.cs</w:t>
+      </w:r>
+      <w:proofErr w:type="spellEnd"/>
+    </w:p>
+    <w:p>
+      <w:pPr>
+        <w:numPr>
+          <w:ilvl w:val="0"/>
+          <w:numId w:val="2"/>
+        </w:numPr>
+        <w:spacing w:before="100" w:beforeAutospacing="1" w:after="100" w:afterAutospacing="1" w:line="240" w:lineRule="auto"/>
+        <w:rPr>
+          <w:rFonts w:eastAsia="Times New Roman" w:cs="Times New Roman"/>
+          <w:kern w:val="0"/>
+          <w14:ligatures w14:val="none"/>
+        </w:rPr>
+      </w:pPr>
+      <w:r>
+        <w:rPr>
+          <w:rFonts w:eastAsia="Times New Roman" w:cs="Times New Roman"/>
+          <w:kern w:val="0"/>
+          <w14:ligatures w14:val="none"/>
+        </w:rPr>
+        <w:t xml:space="preserve">Add a class file </w:t>
+      </w:r>
+      <w:r>
+        <w:rPr>
+          <w:rFonts w:eastAsia="Times New Roman" w:cs="Times New Roman"/>
+          <w:kern w:val="0"/>
+          <w14:ligatures w14:val="none"/>
+        </w:rPr>
+        <w:t>to the project called</w:t>
+      </w:r>
+      <w:r>
+        <w:rPr>
+          <w:rFonts w:eastAsia="Times New Roman" w:cs="Times New Roman"/>
+          <w:kern w:val="0"/>
+          <w14:ligatures w14:val="none"/>
+        </w:rPr>
+        <w:t xml:space="preserve"> </w:t>
+      </w:r>
+      <w:proofErr w:type="spellStart"/>
+      <w:r>
+        <w:rPr>
+          <w:rFonts w:eastAsia="Times New Roman" w:cs="Courier New"/>
+          <w:kern w:val="0"/>
+          <w:sz w:val="20"/>
+          <w:szCs w:val="20"/>
+          <w14:ligatures w14:val="none"/>
+        </w:rPr>
+        <w:t>Account</w:t>
+      </w:r>
+      <w:r>
+        <w:rPr>
+          <w:rFonts w:eastAsia="Times New Roman" w:cs="Courier New"/>
+          <w:kern w:val="0"/>
+          <w:sz w:val="20"/>
+          <w:szCs w:val="20"/>
+          <w14:ligatures w14:val="none"/>
+        </w:rPr>
+        <w:t>.cs</w:t>
+      </w:r>
+      <w:proofErr w:type="spellEnd"/>
+    </w:p>
+    <w:p>
+      <w:pPr>
+        <w:numPr>
+          <w:ilvl w:val="0"/>
+          <w:numId w:val="2"/>
+        </w:numPr>
+        <w:spacing w:before="100" w:beforeAutospacing="1" w:after="100" w:afterAutospacing="1" w:line="240" w:lineRule="auto"/>
+        <w:rPr>
+          <w:rFonts w:eastAsia="Times New Roman" w:cs="Times New Roman"/>
+          <w:kern w:val="0"/>
+          <w14:ligatures w14:val="none"/>
+        </w:rPr>
+      </w:pPr>
+      <w:r>
+        <w:rPr>
+          <w:rFonts w:eastAsia="Times New Roman" w:cs="Times New Roman"/>
+          <w:kern w:val="0"/>
+          <w14:ligatures w14:val="none"/>
+        </w:rPr>
+        <w:t>In the Account class</w:t>
+      </w:r>
+      <w:r>
+        <w:rPr>
+          <w:rFonts w:eastAsia="Times New Roman" w:cs="Times New Roman"/>
+          <w:kern w:val="0"/>
+          <w14:ligatures w14:val="none"/>
+        </w:rPr>
+        <w:t>, add fields to store:</w:t>
+      </w:r>
+    </w:p>
+    <w:p>
+      <w:pPr>
+        <w:numPr>
+          <w:ilvl w:val="1"/>
+          <w:numId w:val="2"/>
+        </w:numPr>
+        <w:spacing w:before="100" w:beforeAutospacing="1" w:after="100" w:afterAutospacing="1" w:line="240" w:lineRule="auto"/>
+        <w:rPr>
+          <w:rFonts w:eastAsia="Times New Roman" w:cs="Times New Roman"/>
+          <w:kern w:val="0"/>
+          <w14:ligatures w14:val="none"/>
+        </w:rPr>
+      </w:pPr>
+      <w:r>
+        <w:rPr>
+          <w:rFonts w:eastAsia="Times New Roman" w:cs="Times New Roman"/>
+          <w:kern w:val="0"/>
+          <w14:ligatures w14:val="none"/>
+        </w:rPr>
+        <w:t>an account ID (private</w:t>
+      </w:r>
+      <w:r>
+        <w:rPr>
+          <w:rFonts w:eastAsia="Times New Roman" w:cs="Times New Roman"/>
+          <w:kern w:val="0"/>
+          <w14:ligatures w14:val="none"/>
+        </w:rPr>
+        <w:t xml:space="preserve"> int</w:t>
+      </w:r>
+      <w:r>
+        <w:rPr>
+          <w:rFonts w:eastAsia="Times New Roman" w:cs="Times New Roman"/>
+          <w:kern w:val="0"/>
+          <w14:ligatures w14:val="none"/>
+        </w:rPr>
+        <w:t>)</w:t>
+      </w:r>
+    </w:p>
+    <w:p>
+      <w:pPr>
+        <w:numPr>
+          <w:ilvl w:val="1"/>
+          <w:numId w:val="2"/>
+        </w:numPr>
+        <w:spacing w:before="100" w:beforeAutospacing="1" w:after="100" w:afterAutospacing="1" w:line="240" w:lineRule="auto"/>
+        <w:rPr>
+          <w:rFonts w:eastAsia="Times New Roman" w:cs="Times New Roman"/>
+          <w:kern w:val="0"/>
+          <w14:ligatures w14:val="none"/>
+        </w:rPr>
+      </w:pPr>
+      <w:r>
+        <w:rPr>
+          <w:rFonts w:eastAsia="Times New Roman" w:cs="Times New Roman"/>
+          <w:kern w:val="0"/>
+          <w14:ligatures w14:val="none"/>
+        </w:rPr>
+        <w:t>the account balance (protected</w:t>
+      </w:r>
+      <w:r>
+        <w:rPr>
+          <w:rFonts w:eastAsia="Times New Roman" w:cs="Times New Roman"/>
+          <w:kern w:val="0"/>
+          <w14:ligatures w14:val="none"/>
+        </w:rPr>
+        <w:t xml:space="preserve"> decimal</w:t>
+      </w:r>
+      <w:r>
+        <w:rPr>
+          <w:rFonts w:eastAsia="Times New Roman" w:cs="Times New Roman"/>
+          <w:kern w:val="0"/>
+          <w14:ligatures w14:val="none"/>
+        </w:rPr>
+        <w:t>)</w:t>
+      </w:r>
+    </w:p>
+    <w:p>
+      <w:pPr>
+        <w:numPr>
+          <w:ilvl w:val="1"/>
+          <w:numId w:val="2"/>
+        </w:numPr>
+        <w:spacing w:before="100" w:beforeAutospacing="1" w:after="100" w:afterAutospacing="1" w:line="240" w:lineRule="auto"/>
+        <w:rPr>
+          <w:rFonts w:eastAsia="Times New Roman" w:cs="Times New Roman"/>
+          <w:kern w:val="0"/>
+          <w14:ligatures w14:val="none"/>
+        </w:rPr>
+      </w:pPr>
+      <w:r>
+        <w:rPr>
+          <w:rFonts w:eastAsia="Times New Roman" w:cs="Times New Roman"/>
+          <w:kern w:val="0"/>
+          <w14:ligatures w14:val="none"/>
+        </w:rPr>
+        <w:t>the owner’s name (private</w:t>
+      </w:r>
+      <w:r>
+        <w:rPr>
+          <w:rFonts w:eastAsia="Times New Roman" w:cs="Times New Roman"/>
+          <w:kern w:val="0"/>
+          <w14:ligatures w14:val="none"/>
+        </w:rPr>
+        <w:t xml:space="preserve"> string</w:t>
+      </w:r>
+      <w:r>
+        <w:rPr>
+          <w:rFonts w:eastAsia="Times New Roman" w:cs="Times New Roman"/>
+          <w:kern w:val="0"/>
+          <w14:ligatures w14:val="none"/>
+        </w:rPr>
+        <w:t>)</w:t>
+      </w:r>
+    </w:p>
+    <w:p>
+      <w:pPr>
+        <w:numPr>
+          <w:ilvl w:val="1"/>
+          <w:numId w:val="2"/>
+        </w:numPr>
+        <w:spacing w:before="100" w:beforeAutospacing="1" w:after="100" w:afterAutospacing="1" w:line="240" w:lineRule="auto"/>
+        <w:rPr>
+          <w:rFonts w:eastAsia="Times New Roman" w:cs="Times New Roman"/>
+          <w:kern w:val="0"/>
+          <w14:ligatures w14:val="none"/>
+        </w:rPr>
+      </w:pPr>
+      <w:r>
+        <w:rPr>
+          <w:rFonts w:eastAsia="Times New Roman" w:cs="Times New Roman"/>
+          <w:kern w:val="0"/>
+          <w14:ligatures w14:val="none"/>
+        </w:rPr>
+        <w:t>the number of transactions (protected</w:t>
+      </w:r>
+      <w:r>
+        <w:rPr>
+          <w:rFonts w:eastAsia="Times New Roman" w:cs="Times New Roman"/>
+          <w:kern w:val="0"/>
+          <w14:ligatures w14:val="none"/>
+        </w:rPr>
+        <w:t xml:space="preserve"> int</w:t>
+      </w:r>
+      <w:r>
+        <w:rPr>
+          <w:rFonts w:eastAsia="Times New Roman" w:cs="Times New Roman"/>
+          <w:kern w:val="0"/>
+          <w14:ligatures w14:val="none"/>
+        </w:rPr>
+        <w:t>)</w:t>
+      </w:r>
+    </w:p>
+    <w:p>
+      <w:pPr>
+        <w:numPr>
+          <w:ilvl w:val="2"/>
+          <w:numId w:val="2"/>
+        </w:numPr>
+        <w:spacing w:before="100" w:beforeAutospacing="1" w:after="100" w:afterAutospacing="1" w:line="240" w:lineRule="auto"/>
+        <w:rPr>
+          <w:rFonts w:eastAsia="Times New Roman" w:cs="Times New Roman"/>
+          <w:kern w:val="0"/>
+          <w14:ligatures w14:val="none"/>
+        </w:rPr>
+      </w:pPr>
+      <w:r>
+        <w:rPr>
+          <w:rFonts w:eastAsia="Times New Roman" w:cs="Times New Roman"/>
+          <w:kern w:val="0"/>
+          <w14:ligatures w14:val="none"/>
+        </w:rPr>
+        <w:t>Name th</w:t>
+      </w:r>
+      <w:r>
+        <w:rPr>
+          <w:rFonts w:eastAsia="Times New Roman" w:cs="Times New Roman"/>
+          <w:kern w:val="0"/>
+          <w14:ligatures w14:val="none"/>
+        </w:rPr>
+        <w:t>is</w:t>
+      </w:r>
+      <w:r>
+        <w:rPr>
+          <w:rFonts w:eastAsia="Times New Roman" w:cs="Times New Roman"/>
+          <w:kern w:val="0"/>
+          <w14:ligatures w14:val="none"/>
+        </w:rPr>
+        <w:t xml:space="preserve"> field </w:t>
+      </w:r>
+      <w:proofErr w:type="spellStart"/>
+      <w:r>
+        <w:rPr>
+          <w:rFonts w:eastAsia="Times New Roman" w:cs="Times New Roman"/>
+          <w:kern w:val="0"/>
+          <w14:ligatures w14:val="none"/>
+        </w:rPr>
+        <w:t>numExact</w:t>
+      </w:r>
+      <w:proofErr w:type="spellEnd"/>
+    </w:p>
+    <w:p>
+      <w:pPr>
+        <w:numPr>
+          <w:ilvl w:val="2"/>
+          <w:numId w:val="2"/>
+        </w:numPr>
+        <w:spacing w:before="100" w:beforeAutospacing="1" w:after="100" w:afterAutospacing="1" w:line="240" w:lineRule="auto"/>
+        <w:rPr>
+          <w:rFonts w:eastAsia="Times New Roman" w:cs="Times New Roman"/>
+          <w:kern w:val="0"/>
+          <w14:ligatures w14:val="none"/>
+        </w:rPr>
+      </w:pPr>
+      <w:r>
+        <w:rPr>
+          <w:rFonts w:eastAsia="Times New Roman" w:cs="Times New Roman"/>
+          <w:kern w:val="0"/>
+          <w14:ligatures w14:val="none"/>
+        </w:rPr>
+        <w:t>Set the value to 0</w:t>
+      </w:r>
+    </w:p>
+    <w:p>
+      <w:pPr>
+        <w:spacing w:before="100" w:beforeAutospacing="1" w:after="100" w:afterAutospacing="1" w:line="240" w:lineRule="auto"/>
+        <w:outlineLvl w:val="2"/>
+        <w:rPr>
+          <w:rFonts w:eastAsia="Times New Roman" w:cs="Times New Roman"/>
+          <w:b/>
+          <w:bCs/>
+          <w:kern w:val="0"/>
+          <w:sz w:val="27"/>
+          <w:szCs w:val="27"/>
+          <w14:ligatures w14:val="none"/>
+        </w:rPr>
+      </w:pPr>
+      <w:r>
+        <w:rPr>
+          <w:rFonts w:eastAsia="Times New Roman" w:cs="Times New Roman"/>
+          <w:b/>
+          <w:bCs/>
+          <w:kern w:val="0"/>
+          <w:sz w:val="27"/>
+          <w:szCs w:val="27"/>
+          <w14:ligatures w14:val="none"/>
+        </w:rPr>
+        <w:t>2. Add a constructor</w:t>
+      </w:r>
+    </w:p>
+    <w:p>
+      <w:pPr>
+        <w:spacing w:before="100" w:beforeAutospacing="1" w:after="100" w:afterAutospacing="1" w:line="240" w:lineRule="auto"/>
+        <w:rPr>
+          <w:rFonts w:eastAsia="Times New Roman" w:cs="Times New Roman"/>
+          <w:kern w:val="0"/>
+          <w14:ligatures w14:val="none"/>
+        </w:rPr>
+      </w:pPr>
+      <w:r>
+        <w:rPr>
+          <w:rFonts w:eastAsia="Times New Roman" w:cs="Times New Roman"/>
+          <w:kern w:val="0"/>
+          <w14:ligatures w14:val="none"/>
+        </w:rPr>
+        <w:lastRenderedPageBreak/>
+        <w:t>Write a constructor that accepts:</w:t>
+      </w:r>
+    </w:p>
+    <w:p>
+      <w:pPr>
+        <w:numPr>
+          <w:ilvl w:val="0"/>
+          <w:numId w:val="3"/>
+        </w:numPr>
+        <w:spacing w:before="100" w:beforeAutospacing="1" w:after="100" w:afterAutospacing="1" w:line="240" w:lineRule="auto"/>
+        <w:rPr>
+          <w:rFonts w:eastAsia="Times New Roman" w:cs="Times New Roman"/>
+          <w:kern w:val="0"/>
+          <w14:ligatures w14:val="none"/>
+        </w:rPr>
+      </w:pPr>
+      <w:r>
+        <w:rPr>
+          <w:rFonts w:eastAsia="Times New Roman" w:cs="Times New Roman"/>
+          <w:kern w:val="0"/>
+          <w14:ligatures w14:val="none"/>
+        </w:rPr>
+        <w:t>an initial balance</w:t>
+      </w:r>
+    </w:p>
+    <w:p>
+      <w:pPr>
+        <w:numPr>
+          <w:ilvl w:val="0"/>
+          <w:numId w:val="3"/>
+        </w:numPr>
+        <w:spacing w:before="100" w:beforeAutospacing="1" w:after="100" w:afterAutospacing="1" w:line="240" w:lineRule="auto"/>
+        <w:rPr>
+          <w:rFonts w:eastAsia="Times New Roman" w:cs="Times New Roman"/>
+          <w:kern w:val="0"/>
+          <w14:ligatures w14:val="none"/>
+        </w:rPr>
+      </w:pPr>
+      <w:r>
+        <w:rPr>
+          <w:rFonts w:eastAsia="Times New Roman" w:cs="Times New Roman"/>
+          <w:kern w:val="0"/>
+          <w14:ligatures w14:val="none"/>
+        </w:rPr>
+        <w:t xml:space="preserve">an </w:t>
+      </w:r>
+      <w:proofErr w:type="gramStart"/>
+      <w:r>
+        <w:rPr>
+          <w:rFonts w:eastAsia="Times New Roman" w:cs="Times New Roman"/>
+          <w:kern w:val="0"/>
+          <w14:ligatures w14:val="none"/>
+        </w:rPr>
+        <w:t>owner</w:t>
+      </w:r>
+      <w:proofErr w:type="gramEnd"/>
+      <w:r>
+        <w:rPr>
+          <w:rFonts w:eastAsia="Times New Roman" w:cs="Times New Roman"/>
+          <w:kern w:val="0"/>
+          <w14:ligatures w14:val="none"/>
+        </w:rPr>
+        <w:t xml:space="preserve"> name</w:t>
+      </w:r>
+    </w:p>
+    <w:p>
+      <w:pPr>
+        <w:numPr>
+          <w:ilvl w:val="0"/>
+          <w:numId w:val="3"/>
+        </w:numPr>
+        <w:spacing w:before="100" w:beforeAutospacing="1" w:after="100" w:afterAutospacing="1" w:line="240" w:lineRule="auto"/>
+        <w:rPr>
+          <w:rFonts w:eastAsia="Times New Roman" w:cs="Times New Roman"/>
+          <w:kern w:val="0"/>
+          <w14:ligatures w14:val="none"/>
+        </w:rPr>
+      </w:pPr>
+      <w:r>
+        <w:rPr>
+          <w:rFonts w:eastAsia="Times New Roman" w:cs="Times New Roman"/>
+          <w:kern w:val="0"/>
+          <w14:ligatures w14:val="none"/>
+        </w:rPr>
+        <w:t>an account ID</w:t>
+      </w:r>
+    </w:p>
+    <w:p>
+      <w:pPr>
+        <w:spacing w:before="100" w:beforeAutospacing="1" w:after="100" w:afterAutospacing="1" w:line="240" w:lineRule="auto"/>
+        <w:rPr>
+          <w:rFonts w:eastAsia="Times New Roman" w:cs="Times New Roman"/>
+          <w:kern w:val="0"/>
+          <w14:ligatures w14:val="none"/>
+        </w:rPr>
+      </w:pPr>
+      <w:r>
+        <w:rPr>
+          <w:rFonts w:eastAsia="Times New Roman" w:cs="Times New Roman"/>
+          <w:kern w:val="0"/>
+          <w14:ligatures w14:val="none"/>
+        </w:rPr>
+        <w:t xml:space="preserve">Assign these values to the </w:t>
+      </w:r>
+      <w:r>
+        <w:rPr>
+          <w:rFonts w:eastAsia="Times New Roman" w:cs="Times New Roman"/>
+          <w:kern w:val="0"/>
+          <w14:ligatures w14:val="none"/>
+        </w:rPr>
+        <w:t xml:space="preserve">private </w:t>
+      </w:r>
+      <w:r>
+        <w:rPr>
+          <w:rFonts w:eastAsia="Times New Roman" w:cs="Times New Roman"/>
+          <w:kern w:val="0"/>
+          <w14:ligatures w14:val="none"/>
+        </w:rPr>
+        <w:t xml:space="preserve">and protected </w:t>
+      </w:r>
+      <w:r>
+        <w:rPr>
+          <w:rFonts w:eastAsia="Times New Roman" w:cs="Times New Roman"/>
+          <w:kern w:val="0"/>
+          <w14:ligatures w14:val="none"/>
+        </w:rPr>
+        <w:t>fields.</w:t>
+      </w:r>
+    </w:p>
+    <w:p>
+      <w:pPr>
+        <w:spacing w:before="100" w:beforeAutospacing="1" w:after="100" w:afterAutospacing="1" w:line="240" w:lineRule="auto"/>
+        <w:outlineLvl w:val="2"/>
+        <w:rPr>
+          <w:rFonts w:eastAsia="Times New Roman" w:cs="Times New Roman"/>
+          <w:b/>
+          <w:bCs/>
+          <w:kern w:val="0"/>
+          <w:sz w:val="27"/>
+          <w:szCs w:val="27"/>
+          <w14:ligatures w14:val="none"/>
+        </w:rPr>
+      </w:pPr>
+      <w:r>
+        <w:rPr>
+          <w:rFonts w:eastAsia="Times New Roman" w:cs="Times New Roman"/>
+          <w:b/>
+          <w:bCs/>
+          <w:kern w:val="0"/>
+          <w:sz w:val="27"/>
+          <w:szCs w:val="27"/>
+          <w14:ligatures w14:val="none"/>
+        </w:rPr>
+        <w:t>3. Implement deposit and withdrawal behavior</w:t>
+      </w:r>
+    </w:p>
+    <w:p>
+      <w:pPr>
+        <w:spacing w:before="100" w:beforeAutospacing="1" w:after="100" w:afterAutospacing="1" w:line="240" w:lineRule="auto"/>
+        <w:rPr>
+          <w:rFonts w:eastAsia="Times New Roman" w:cs="Times New Roman"/>
+          <w:kern w:val="0"/>
+          <w14:ligatures w14:val="none"/>
+        </w:rPr>
+      </w:pPr>
+      <w:r>
+        <w:rPr>
+          <w:rFonts w:eastAsia="Times New Roman" w:cs="Times New Roman"/>
+          <w:kern w:val="0"/>
+          <w14:ligatures w14:val="none"/>
+        </w:rPr>
+        <w:t>Add two public methods:</w:t>
+      </w:r>
+    </w:p>
+    <w:p>
+      <w:pPr>
+        <w:numPr>
+          <w:ilvl w:val="0"/>
+          <w:numId w:val="4"/>
+        </w:numPr>
+        <w:spacing w:before="100" w:beforeAutospacing="1" w:after="100" w:afterAutospacing="1" w:line="240" w:lineRule="auto"/>
+        <w:rPr>
+          <w:rFonts w:eastAsia="Times New Roman" w:cs="Times New Roman"/>
+          <w:kern w:val="0"/>
+          <w14:ligatures w14:val="none"/>
+        </w:rPr>
+      </w:pPr>
+      <w:r>
+        <w:rPr>
+          <w:rFonts w:eastAsia="Times New Roman" w:cs="Courier New"/>
+          <w:kern w:val="0"/>
+          <w:sz w:val="20"/>
+          <w:szCs w:val="20"/>
+          <w14:ligatures w14:val="none"/>
+        </w:rPr>
+        <w:t>Deposit(amount)</w:t>
+      </w:r>
+      <w:r>
+        <w:rPr>
+          <w:rFonts w:eastAsia="Times New Roman" w:cs="Times New Roman"/>
+          <w:kern w:val="0"/>
+          <w14:ligatures w14:val="none"/>
+        </w:rPr>
+        <w:t xml:space="preserve"> </w:t>
+      </w:r>
+      <w:r>
+        <w:rPr>
+          <w:rFonts w:eastAsia="Times New Roman" w:cs="Times New Roman"/>
+          <w:kern w:val="0"/>
+          <w14:ligatures w14:val="none"/>
+        </w:rPr>
+        <w:t xml:space="preserve">- </w:t>
+      </w:r>
+      <w:r>
+        <w:rPr>
+          <w:rFonts w:eastAsia="Times New Roman" w:cs="Times New Roman"/>
+          <w:kern w:val="0"/>
+          <w14:ligatures w14:val="none"/>
+        </w:rPr>
+        <w:t>increases the balance and increments the transaction counter</w:t>
+      </w:r>
+    </w:p>
+    <w:p>
+      <w:pPr>
+        <w:numPr>
+          <w:ilvl w:val="0"/>
+          <w:numId w:val="4"/>
+        </w:numPr>
+        <w:spacing w:before="100" w:beforeAutospacing="1" w:after="100" w:afterAutospacing="1" w:line="240" w:lineRule="auto"/>
+        <w:rPr>
+          <w:rFonts w:eastAsia="Times New Roman" w:cs="Times New Roman"/>
+          <w:kern w:val="0"/>
+          <w14:ligatures w14:val="none"/>
+        </w:rPr>
+      </w:pPr>
+      <w:r>
+        <w:rPr>
+          <w:rFonts w:eastAsia="Times New Roman" w:cs="Courier New"/>
+          <w:kern w:val="0"/>
+          <w:sz w:val="20"/>
+          <w:szCs w:val="20"/>
+          <w14:ligatures w14:val="none"/>
+        </w:rPr>
+        <w:t>Withdraw(amount)</w:t>
+      </w:r>
+      <w:r>
+        <w:rPr>
+          <w:rFonts w:eastAsia="Times New Roman" w:cs="Times New Roman"/>
+          <w:kern w:val="0"/>
+          <w14:ligatures w14:val="none"/>
+        </w:rPr>
+        <w:t xml:space="preserve"> </w:t>
+      </w:r>
+      <w:r>
+        <w:rPr>
+          <w:rFonts w:eastAsia="Times New Roman" w:cs="Times New Roman"/>
+          <w:kern w:val="0"/>
+          <w14:ligatures w14:val="none"/>
+        </w:rPr>
+        <w:t xml:space="preserve">- </w:t>
+      </w:r>
+      <w:r>
+        <w:rPr>
+          <w:rFonts w:eastAsia="Times New Roman" w:cs="Times New Roman"/>
+          <w:kern w:val="0"/>
+          <w14:ligatures w14:val="none"/>
+        </w:rPr>
+        <w:t>decreases the balance and increments the transaction counter</w:t>
+      </w:r>
+    </w:p>
+    <w:p>
+      <w:pPr>
+        <w:numPr>
+          <w:ilvl w:val="1"/>
+          <w:numId w:val="4"/>
+        </w:numPr>
+        <w:spacing w:before="100" w:beforeAutospacing="1" w:after="100" w:afterAutospacing="1" w:line="240" w:lineRule="auto"/>
+        <w:rPr>
+          <w:rFonts w:eastAsia="Times New Roman" w:cs="Times New Roman"/>
+          <w:kern w:val="0"/>
+          <w14:ligatures w14:val="none"/>
+        </w:rPr>
+      </w:pPr>
+      <w:r>
+        <w:rPr>
+          <w:rFonts w:eastAsia="Times New Roman" w:cs="Times New Roman"/>
+          <w:kern w:val="0"/>
+          <w14:ligatures w14:val="none"/>
+        </w:rPr>
+        <w:t xml:space="preserve">Note that the </w:t>
+      </w:r>
+      <w:r>
+        <w:rPr>
+          <w:rFonts w:eastAsia="Times New Roman" w:cs="Times New Roman"/>
+          <w:kern w:val="0"/>
+          <w14:ligatures w14:val="none"/>
+        </w:rPr>
+        <w:t>transaction</w:t>
+      </w:r>
+      <w:r>
+        <w:rPr>
+          <w:rFonts w:eastAsia="Times New Roman" w:cs="Times New Roman"/>
+          <w:kern w:val="0"/>
+          <w14:ligatures w14:val="none"/>
+        </w:rPr>
+        <w:t xml:space="preserve"> counter </w:t>
+      </w:r>
+      <w:r>
+        <w:rPr>
+          <w:rFonts w:eastAsia="Times New Roman" w:cs="Times New Roman"/>
+          <w:kern w:val="0"/>
+          <w14:ligatures w14:val="none"/>
+        </w:rPr>
+        <w:t xml:space="preserve">is the protected field you named </w:t>
+      </w:r>
+      <w:proofErr w:type="spellStart"/>
+      <w:r>
+        <w:rPr>
+          <w:rFonts w:eastAsia="Times New Roman" w:cs="Times New Roman"/>
+          <w:kern w:val="0"/>
+          <w14:ligatures w14:val="none"/>
+        </w:rPr>
+        <w:t>numExact</w:t>
+      </w:r>
+      <w:proofErr w:type="spellEnd"/>
+    </w:p>
+    <w:p>
+      <w:pPr>
+        <w:spacing w:before="100" w:beforeAutospacing="1" w:after="100" w:afterAutospacing="1" w:line="240" w:lineRule="auto"/>
+        <w:outlineLvl w:val="2"/>
+        <w:rPr>
+          <w:rFonts w:eastAsia="Times New Roman" w:cs="Times New Roman"/>
+          <w:b/>
+          <w:bCs/>
+          <w:kern w:val="0"/>
+          <w:sz w:val="27"/>
+          <w:szCs w:val="27"/>
+          <w14:ligatures w14:val="none"/>
+        </w:rPr>
+      </w:pPr>
+      <w:r>
+        <w:rPr>
+          <w:rFonts w:eastAsia="Times New Roman" w:cs="Times New Roman"/>
+          <w:b/>
+          <w:bCs/>
+          <w:kern w:val="0"/>
+          <w:sz w:val="27"/>
+          <w:szCs w:val="27"/>
+          <w14:ligatures w14:val="none"/>
+        </w:rPr>
+        <w:t>4. Add read</w:t>
+      </w:r>
+      <w:r>
+        <w:rPr>
+          <w:rFonts w:eastAsia="Times New Roman" w:cs="Times New Roman"/>
+          <w:b/>
+          <w:bCs/>
+          <w:kern w:val="0"/>
+          <w:sz w:val="27"/>
+          <w:szCs w:val="27"/>
+          <w14:ligatures w14:val="none"/>
+        </w:rPr>
+        <w:noBreakHyphen/>
+        <w:t>only properties</w:t>
+      </w:r>
+    </w:p>
+    <w:p>
+      <w:pPr>
+        <w:spacing w:before="100" w:beforeAutospacing="1" w:after="100" w:afterAutospacing="1" w:line="240" w:lineRule="auto"/>
+        <w:rPr>
+          <w:rFonts w:eastAsia="Times New Roman" w:cs="Times New Roman"/>
+          <w:kern w:val="0"/>
+          <w14:ligatures w14:val="none"/>
+        </w:rPr>
+      </w:pPr>
+      <w:r>
+        <w:rPr>
+          <w:rFonts w:eastAsia="Times New Roman" w:cs="Times New Roman"/>
+          <w:kern w:val="0"/>
+          <w14:ligatures w14:val="none"/>
+        </w:rPr>
+        <w:t>Create properties that allow read</w:t>
+      </w:r>
+      <w:r>
+        <w:rPr>
+          <w:rFonts w:eastAsia="Times New Roman" w:cs="Times New Roman"/>
+          <w:kern w:val="0"/>
+          <w14:ligatures w14:val="none"/>
+        </w:rPr>
+        <w:noBreakHyphen/>
+        <w:t>only access to:</w:t>
+      </w:r>
+    </w:p>
+    <w:p>
+      <w:pPr>
+        <w:numPr>
+          <w:ilvl w:val="0"/>
+          <w:numId w:val="5"/>
+        </w:numPr>
+        <w:spacing w:before="100" w:beforeAutospacing="1" w:after="100" w:afterAutospacing="1" w:line="240" w:lineRule="auto"/>
+        <w:rPr>
+          <w:rFonts w:eastAsia="Times New Roman" w:cs="Times New Roman"/>
+          <w:kern w:val="0"/>
+          <w14:ligatures w14:val="none"/>
+        </w:rPr>
+      </w:pPr>
+      <w:proofErr w:type="gramStart"/>
+      <w:r>
+        <w:rPr>
+          <w:rFonts w:eastAsia="Times New Roman" w:cs="Times New Roman"/>
+          <w:kern w:val="0"/>
+          <w14:ligatures w14:val="none"/>
+        </w:rPr>
+        <w:t>the balance</w:t>
+      </w:r>
+      <w:proofErr w:type="gramEnd"/>
+      <w:r>
+        <w:rPr>
+          <w:rFonts w:eastAsia="Times New Roman" w:cs="Times New Roman"/>
+          <w:kern w:val="0"/>
+          <w14:ligatures w14:val="none"/>
+        </w:rPr>
+        <w:t xml:space="preserve"> (</w:t>
+      </w:r>
+      <w:r>
+        <w:rPr>
+          <w:rFonts w:eastAsia="Times New Roman" w:cs="Times New Roman"/>
+          <w:kern w:val="0"/>
+          <w14:ligatures w14:val="none"/>
+        </w:rPr>
+        <w:t>Balance)</w:t>
+      </w:r>
+    </w:p>
+    <w:p>
+      <w:pPr>
+        <w:numPr>
+          <w:ilvl w:val="0"/>
+          <w:numId w:val="5"/>
+        </w:numPr>
+        <w:spacing w:before="100" w:beforeAutospacing="1" w:after="100" w:afterAutospacing="1" w:line="240" w:lineRule="auto"/>
+        <w:rPr>
+          <w:rFonts w:eastAsia="Times New Roman" w:cs="Times New Roman"/>
+          <w:kern w:val="0"/>
+          <w14:ligatures w14:val="none"/>
+        </w:rPr>
+      </w:pPr>
+      <w:r>
+        <w:rPr>
+          <w:rFonts w:eastAsia="Times New Roman" w:cs="Times New Roman"/>
+          <w:kern w:val="0"/>
+          <w14:ligatures w14:val="none"/>
+        </w:rPr>
+        <w:t>the account ID</w:t>
+      </w:r>
+      <w:r>
+        <w:rPr>
+          <w:rFonts w:eastAsia="Times New Roman" w:cs="Times New Roman"/>
+          <w:kern w:val="0"/>
+          <w14:ligatures w14:val="none"/>
+        </w:rPr>
+        <w:t xml:space="preserve"> (Id)</w:t>
+      </w:r>
+    </w:p>
+    <w:p>
+      <w:pPr>
+        <w:numPr>
+          <w:ilvl w:val="0"/>
+          <w:numId w:val="5"/>
+        </w:numPr>
+        <w:spacing w:before="100" w:beforeAutospacing="1" w:after="100" w:afterAutospacing="1" w:line="240" w:lineRule="auto"/>
+        <w:rPr>
+          <w:rFonts w:eastAsia="Times New Roman" w:cs="Times New Roman"/>
+          <w:kern w:val="0"/>
+          <w14:ligatures w14:val="none"/>
+        </w:rPr>
+      </w:pPr>
+      <w:r>
+        <w:rPr>
+          <w:rFonts w:eastAsia="Times New Roman" w:cs="Times New Roman"/>
+          <w:kern w:val="0"/>
+          <w14:ligatures w14:val="none"/>
+        </w:rPr>
+        <w:t>the number of transactions</w:t>
+      </w:r>
+      <w:r>
+        <w:rPr>
+          <w:rFonts w:eastAsia="Times New Roman" w:cs="Times New Roman"/>
+          <w:kern w:val="0"/>
+          <w14:ligatures w14:val="none"/>
+        </w:rPr>
+        <w:t xml:space="preserve"> (Transactions)</w:t>
+      </w:r>
+    </w:p>
+    <w:p>
+      <w:pPr>
+        <w:spacing w:before="100" w:beforeAutospacing="1" w:after="100" w:afterAutospacing="1" w:line="240" w:lineRule="auto"/>
+        <w:outlineLvl w:val="2"/>
+        <w:rPr>
+          <w:rFonts w:eastAsia="Times New Roman" w:cs="Times New Roman"/>
+          <w:b/>
+          <w:bCs/>
+          <w:kern w:val="0"/>
+          <w:sz w:val="27"/>
+          <w:szCs w:val="27"/>
+          <w14:ligatures w14:val="none"/>
+        </w:rPr>
+      </w:pPr>
+      <w:r>
+        <w:rPr>
+          <w:rFonts w:eastAsia="Times New Roman" w:cs="Times New Roman"/>
+          <w:b/>
+          <w:bCs/>
+          <w:kern w:val="0"/>
+          <w:sz w:val="27"/>
+          <w:szCs w:val="27"/>
+          <w14:ligatures w14:val="none"/>
+        </w:rPr>
+        <w:t>5. Add a read/write property for the owner</w:t>
+      </w:r>
+    </w:p>
+    <w:p>
+      <w:pPr>
+        <w:spacing w:before="100" w:beforeAutospacing="1" w:after="100" w:afterAutospacing="1" w:line="240" w:lineRule="auto"/>
+        <w:rPr>
+          <w:rFonts w:eastAsia="Times New Roman" w:cs="Times New Roman"/>
+          <w:kern w:val="0"/>
+          <w14:ligatures w14:val="none"/>
+        </w:rPr>
+      </w:pPr>
+      <w:r>
+        <w:rPr>
+          <w:rFonts w:eastAsia="Times New Roman" w:cs="Times New Roman"/>
+          <w:kern w:val="0"/>
+          <w14:ligatures w14:val="none"/>
+        </w:rPr>
+        <w:t>Create a property that allows reading and updating the owner’s name</w:t>
+      </w:r>
+      <w:r>
+        <w:rPr>
+          <w:rFonts w:eastAsia="Times New Roman" w:cs="Times New Roman"/>
+          <w:kern w:val="0"/>
+          <w14:ligatures w14:val="none"/>
+        </w:rPr>
+        <w:t xml:space="preserve"> (Owner)</w:t>
+      </w:r>
+    </w:p>
+    <w:p>
+      <w:pPr>
+        <w:spacing w:before="100" w:beforeAutospacing="1" w:after="100" w:afterAutospacing="1" w:line="240" w:lineRule="auto"/>
+        <w:outlineLvl w:val="2"/>
+        <w:rPr>
+          <w:rFonts w:eastAsia="Times New Roman" w:cs="Times New Roman"/>
+          <w:b/>
+          <w:bCs/>
+          <w:kern w:val="0"/>
+          <w:sz w:val="27"/>
+          <w:szCs w:val="27"/>
+          <w14:ligatures w14:val="none"/>
+        </w:rPr>
+      </w:pPr>
+      <w:r>
+        <w:rPr>
+          <w:rFonts w:eastAsia="Times New Roman" w:cs="Times New Roman"/>
+          <w:b/>
+          <w:bCs/>
+          <w:kern w:val="0"/>
+          <w:sz w:val="27"/>
+          <w:szCs w:val="27"/>
+          <w14:ligatures w14:val="none"/>
+        </w:rPr>
+        <w:t>6. Implement a basic account statement</w:t>
+      </w:r>
+    </w:p>
+    <w:p>
+      <w:pPr>
+        <w:spacing w:before="100" w:beforeAutospacing="1" w:after="100" w:afterAutospacing="1" w:line="240" w:lineRule="auto"/>
+        <w:rPr>
+          <w:rFonts w:eastAsia="Times New Roman" w:cs="Times New Roman"/>
+          <w:kern w:val="0"/>
+          <w14:ligatures w14:val="none"/>
+        </w:rPr>
+      </w:pPr>
+      <w:r>
+        <w:rPr>
+          <w:rFonts w:eastAsia="Times New Roman" w:cs="Times New Roman"/>
+          <w:kern w:val="0"/>
+          <w14:ligatures w14:val="none"/>
+        </w:rPr>
+        <w:t xml:space="preserve">Add a </w:t>
+      </w:r>
+      <w:proofErr w:type="spellStart"/>
+      <w:proofErr w:type="gramStart"/>
+      <w:r>
+        <w:rPr>
+          <w:rFonts w:eastAsia="Times New Roman" w:cs="Courier New"/>
+          <w:kern w:val="0"/>
+          <w:sz w:val="20"/>
+          <w:szCs w:val="20"/>
+          <w14:ligatures w14:val="none"/>
+        </w:rPr>
+        <w:t>GetStatement</w:t>
+      </w:r>
+      <w:proofErr w:type="spellEnd"/>
+      <w:r>
+        <w:rPr>
+          <w:rFonts w:eastAsia="Times New Roman" w:cs="Courier New"/>
+          <w:kern w:val="0"/>
+          <w:sz w:val="20"/>
+          <w:szCs w:val="20"/>
+          <w14:ligatures w14:val="none"/>
+        </w:rPr>
+        <w:t>(</w:t>
+      </w:r>
+      <w:proofErr w:type="gramEnd"/>
+      <w:r>
+        <w:rPr>
+          <w:rFonts w:eastAsia="Times New Roman" w:cs="Courier New"/>
+          <w:kern w:val="0"/>
+          <w:sz w:val="20"/>
+          <w:szCs w:val="20"/>
+          <w14:ligatures w14:val="none"/>
+        </w:rPr>
+        <w:t>)</w:t>
+      </w:r>
+      <w:r>
+        <w:rPr>
+          <w:rFonts w:eastAsia="Times New Roman" w:cs="Times New Roman"/>
+          <w:kern w:val="0"/>
+          <w14:ligatures w14:val="none"/>
+        </w:rPr>
+        <w:t xml:space="preserve"> method that returns a string containing:</w:t>
+      </w:r>
+    </w:p>
+    <w:p>
+      <w:pPr>
+        <w:numPr>
+          <w:ilvl w:val="0"/>
+          <w:numId w:val="6"/>
+        </w:numPr>
+        <w:spacing w:before="100" w:beforeAutospacing="1" w:after="100" w:afterAutospacing="1" w:line="240" w:lineRule="auto"/>
+        <w:rPr>
+          <w:rFonts w:eastAsia="Times New Roman" w:cs="Times New Roman"/>
+          <w:kern w:val="0"/>
+          <w14:ligatures w14:val="none"/>
+        </w:rPr>
+      </w:pPr>
+      <w:r>
+        <w:rPr>
+          <w:rFonts w:eastAsia="Times New Roman" w:cs="Times New Roman"/>
+          <w:kern w:val="0"/>
+          <w14:ligatures w14:val="none"/>
+        </w:rPr>
+        <w:t xml:space="preserve">the owner </w:t>
+      </w:r>
+      <w:proofErr w:type="gramStart"/>
+      <w:r>
+        <w:rPr>
+          <w:rFonts w:eastAsia="Times New Roman" w:cs="Times New Roman"/>
+          <w:kern w:val="0"/>
+          <w14:ligatures w14:val="none"/>
+        </w:rPr>
+        <w:t>name</w:t>
+      </w:r>
+      <w:proofErr w:type="gramEnd"/>
+    </w:p>
+    <w:p>
+      <w:pPr>
+        <w:numPr>
+          <w:ilvl w:val="0"/>
+          <w:numId w:val="6"/>
+        </w:numPr>
+        <w:spacing w:before="100" w:beforeAutospacing="1" w:after="100" w:afterAutospacing="1" w:line="240" w:lineRule="auto"/>
+        <w:rPr>
+          <w:rFonts w:eastAsia="Times New Roman" w:cs="Times New Roman"/>
+          <w:kern w:val="0"/>
+          <w14:ligatures w14:val="none"/>
+        </w:rPr>
+      </w:pPr>
+      <w:r>
+        <w:rPr>
+          <w:rFonts w:eastAsia="Times New Roman" w:cs="Times New Roman"/>
+          <w:kern w:val="0"/>
+          <w14:ligatures w14:val="none"/>
+        </w:rPr>
+        <w:t>the account ID</w:t>
+      </w:r>
+    </w:p>
+    <w:p>
+      <w:pPr>
+        <w:numPr>
+          <w:ilvl w:val="0"/>
+          <w:numId w:val="6"/>
+        </w:numPr>
+        <w:spacing w:before="100" w:beforeAutospacing="1" w:after="100" w:afterAutospacing="1" w:line="240" w:lineRule="auto"/>
+        <w:rPr>
+          <w:rFonts w:eastAsia="Times New Roman" w:cs="Times New Roman"/>
+          <w:kern w:val="0"/>
+          <w14:ligatures w14:val="none"/>
+        </w:rPr>
+      </w:pPr>
+      <w:r>
+        <w:rPr>
+          <w:rFonts w:eastAsia="Times New Roman" w:cs="Times New Roman"/>
+          <w:kern w:val="0"/>
+          <w14:ligatures w14:val="none"/>
+        </w:rPr>
+        <w:t>the number of transactions</w:t>
+      </w:r>
+    </w:p>
+    <w:p>
+      <w:pPr>
+        <w:numPr>
+          <w:ilvl w:val="0"/>
+          <w:numId w:val="6"/>
+        </w:numPr>
+        <w:spacing w:before="100" w:beforeAutospacing="1" w:after="100" w:afterAutospacing="1" w:line="240" w:lineRule="auto"/>
+        <w:rPr>
+          <w:rFonts w:eastAsia="Times New Roman" w:cs="Times New Roman"/>
+          <w:kern w:val="0"/>
+          <w14:ligatures w14:val="none"/>
+        </w:rPr>
+      </w:pPr>
+      <w:r>
+        <w:rPr>
+          <w:rFonts w:eastAsia="Times New Roman" w:cs="Times New Roman"/>
+          <w:kern w:val="0"/>
+          <w14:ligatures w14:val="none"/>
+        </w:rPr>
+        <w:t>the current balance</w:t>
+      </w:r>
+    </w:p>
+    <w:p>
+      <w:pPr>
+        <w:spacing w:before="100" w:beforeAutospacing="1" w:after="100" w:afterAutospacing="1" w:line="240" w:lineRule="auto"/>
+        <w:outlineLvl w:val="0"/>
         <w:rPr>
           <w:rFonts w:eastAsia="Times New Roman" w:cs="Times New Roman"/>
           <w:b/>
@@ -275,8 +1754,7 @@
           <w:szCs w:val="40"/>
           <w14:ligatures w14:val="none"/>
         </w:rPr>
-        <w:t xml:space="preserve"> 1</w:t>
-      </w:r>
+      </w:pPr>
       <w:r>
         <w:rPr>
           <w:rFonts w:eastAsia="Times New Roman" w:cs="Times New Roman"/>
@@ -287,8 +1765,9 @@
           <w:szCs w:val="40"/>
           <w14:ligatures w14:val="none"/>
         </w:rPr>
-        <w:t>:</w:t>
-      </w:r>
+        <w:t xml:space="preserve">Exercise 2: Build the </w:t>
+      </w:r>
+      <w:proofErr w:type="spellStart"/>
       <w:r>
         <w:rPr>
           <w:rFonts w:eastAsia="Times New Roman" w:cs="Times New Roman"/>
@@ -299,8 +1778,9 @@
           <w:szCs w:val="40"/>
           <w14:ligatures w14:val="none"/>
         </w:rPr>
-        <w:t xml:space="preserve"> Build the</w:t>
-      </w:r>
+        <w:t>CheckingAccount</w:t>
+      </w:r>
+      <w:proofErr w:type="spellEnd"/>
       <w:r>
         <w:rPr>
           <w:rFonts w:eastAsia="Times New Roman" w:cs="Times New Roman"/>
@@ -311,9 +1791,796 @@
           <w:szCs w:val="40"/>
           <w14:ligatures w14:val="none"/>
         </w:rPr>
-        <w:t xml:space="preserve"> Account </w:t>
-      </w:r>
-      <w:r>
+        <w:t xml:space="preserve"> Class</w:t>
+      </w:r>
+    </w:p>
+    <w:p>
+      <w:pPr>
+        <w:spacing w:before="100" w:beforeAutospacing="1" w:after="100" w:afterAutospacing="1" w:line="240" w:lineRule="auto"/>
+        <w:outlineLvl w:val="2"/>
+        <w:rPr>
+          <w:rFonts w:eastAsia="Times New Roman" w:cs="Times New Roman"/>
+          <w:b/>
+          <w:bCs/>
+          <w:kern w:val="0"/>
+          <w:sz w:val="27"/>
+          <w:szCs w:val="27"/>
+          <w14:ligatures w14:val="none"/>
+        </w:rPr>
+      </w:pPr>
+      <w:r>
+        <w:rPr>
+          <w:rFonts w:eastAsia="Times New Roman" w:cs="Times New Roman"/>
+          <w:b/>
+          <w:bCs/>
+          <w:kern w:val="0"/>
+          <w:sz w:val="27"/>
+          <w:szCs w:val="27"/>
+          <w14:ligatures w14:val="none"/>
+        </w:rPr>
+        <w:t>1. Declare the class</w:t>
+      </w:r>
+    </w:p>
+    <w:p>
+      <w:pPr>
+        <w:spacing w:before="100" w:beforeAutospacing="1" w:after="100" w:afterAutospacing="1" w:line="240" w:lineRule="auto"/>
+        <w:rPr>
+          <w:rFonts w:eastAsia="Times New Roman" w:cs="Times New Roman"/>
+          <w:kern w:val="0"/>
+          <w14:ligatures w14:val="none"/>
+        </w:rPr>
+      </w:pPr>
+      <w:r>
+        <w:rPr>
+          <w:rFonts w:eastAsia="Times New Roman" w:cs="Times New Roman"/>
+          <w:kern w:val="0"/>
+          <w14:ligatures w14:val="none"/>
+        </w:rPr>
+        <w:t xml:space="preserve">Create a class named </w:t>
+      </w:r>
+      <w:proofErr w:type="spellStart"/>
+      <w:r>
+        <w:rPr>
+          <w:rFonts w:eastAsia="Times New Roman" w:cs="Courier New"/>
+          <w:kern w:val="0"/>
+          <w:sz w:val="20"/>
+          <w:szCs w:val="20"/>
+          <w14:ligatures w14:val="none"/>
+        </w:rPr>
+        <w:t>CheckingAccount</w:t>
+      </w:r>
+      <w:proofErr w:type="spellEnd"/>
+      <w:r>
+        <w:rPr>
+          <w:rFonts w:eastAsia="Times New Roman" w:cs="Times New Roman"/>
+          <w:kern w:val="0"/>
+          <w14:ligatures w14:val="none"/>
+        </w:rPr>
+        <w:t xml:space="preserve"> that inherits from </w:t>
+      </w:r>
+      <w:r>
+        <w:rPr>
+          <w:rFonts w:eastAsia="Times New Roman" w:cs="Courier New"/>
+          <w:kern w:val="0"/>
+          <w:sz w:val="20"/>
+          <w:szCs w:val="20"/>
+          <w14:ligatures w14:val="none"/>
+        </w:rPr>
+        <w:t>Account</w:t>
+      </w:r>
+      <w:r>
+        <w:rPr>
+          <w:rFonts w:eastAsia="Times New Roman" w:cs="Times New Roman"/>
+          <w:kern w:val="0"/>
+          <w14:ligatures w14:val="none"/>
+        </w:rPr>
+        <w:t>.</w:t>
+      </w:r>
+    </w:p>
+    <w:p>
+      <w:pPr>
+        <w:spacing w:before="100" w:beforeAutospacing="1" w:after="100" w:afterAutospacing="1" w:line="240" w:lineRule="auto"/>
+        <w:outlineLvl w:val="2"/>
+        <w:rPr>
+          <w:rFonts w:eastAsia="Times New Roman" w:cs="Times New Roman"/>
+          <w:b/>
+          <w:bCs/>
+          <w:kern w:val="0"/>
+          <w:sz w:val="27"/>
+          <w:szCs w:val="27"/>
+          <w14:ligatures w14:val="none"/>
+        </w:rPr>
+      </w:pPr>
+      <w:r>
+        <w:rPr>
+          <w:rFonts w:eastAsia="Times New Roman" w:cs="Times New Roman"/>
+          <w:b/>
+          <w:bCs/>
+          <w:kern w:val="0"/>
+          <w:sz w:val="27"/>
+          <w:szCs w:val="27"/>
+          <w14:ligatures w14:val="none"/>
+        </w:rPr>
+        <w:lastRenderedPageBreak/>
+        <w:t>2. Add checking</w:t>
+      </w:r>
+      <w:r>
+        <w:rPr>
+          <w:rFonts w:eastAsia="Times New Roman" w:cs="Times New Roman"/>
+          <w:b/>
+          <w:bCs/>
+          <w:kern w:val="0"/>
+          <w:sz w:val="27"/>
+          <w:szCs w:val="27"/>
+          <w14:ligatures w14:val="none"/>
+        </w:rPr>
+        <w:noBreakHyphen/>
+        <w:t>specific fields</w:t>
+      </w:r>
+    </w:p>
+    <w:p>
+      <w:pPr>
+        <w:spacing w:before="100" w:beforeAutospacing="1" w:after="100" w:afterAutospacing="1" w:line="240" w:lineRule="auto"/>
+        <w:rPr>
+          <w:rFonts w:eastAsia="Times New Roman" w:cs="Times New Roman"/>
+          <w:kern w:val="0"/>
+          <w14:ligatures w14:val="none"/>
+        </w:rPr>
+      </w:pPr>
+      <w:r>
+        <w:rPr>
+          <w:rFonts w:eastAsia="Times New Roman" w:cs="Times New Roman"/>
+          <w:kern w:val="0"/>
+          <w14:ligatures w14:val="none"/>
+        </w:rPr>
+        <w:t>Add:</w:t>
+      </w:r>
+    </w:p>
+    <w:p>
+      <w:pPr>
+        <w:numPr>
+          <w:ilvl w:val="0"/>
+          <w:numId w:val="7"/>
+        </w:numPr>
+        <w:spacing w:before="100" w:beforeAutospacing="1" w:after="100" w:afterAutospacing="1" w:line="240" w:lineRule="auto"/>
+        <w:rPr>
+          <w:rFonts w:eastAsia="Times New Roman" w:cs="Times New Roman"/>
+          <w:kern w:val="0"/>
+          <w14:ligatures w14:val="none"/>
+        </w:rPr>
+      </w:pPr>
+      <w:r>
+        <w:rPr>
+          <w:rFonts w:eastAsia="Times New Roman" w:cs="Times New Roman"/>
+          <w:kern w:val="0"/>
+          <w14:ligatures w14:val="none"/>
+        </w:rPr>
+        <w:t>a private decimal field representing the monthly fee</w:t>
+      </w:r>
+    </w:p>
+    <w:p>
+      <w:pPr>
+        <w:numPr>
+          <w:ilvl w:val="1"/>
+          <w:numId w:val="7"/>
+        </w:numPr>
+        <w:spacing w:before="100" w:beforeAutospacing="1" w:after="100" w:afterAutospacing="1" w:line="240" w:lineRule="auto"/>
+        <w:rPr>
+          <w:rFonts w:eastAsia="Times New Roman" w:cs="Times New Roman"/>
+          <w:kern w:val="0"/>
+          <w14:ligatures w14:val="none"/>
+        </w:rPr>
+      </w:pPr>
+      <w:r>
+        <w:rPr>
+          <w:rFonts w:eastAsia="Times New Roman" w:cs="Times New Roman"/>
+          <w:kern w:val="0"/>
+          <w14:ligatures w14:val="none"/>
+        </w:rPr>
+        <w:t xml:space="preserve">set the value of this </w:t>
+      </w:r>
+      <w:r>
+        <w:rPr>
+          <w:rFonts w:eastAsia="Times New Roman" w:cs="Times New Roman"/>
+          <w:kern w:val="0"/>
+          <w14:ligatures w14:val="none"/>
+        </w:rPr>
+        <w:t>field</w:t>
+      </w:r>
+      <w:r>
+        <w:rPr>
+          <w:rFonts w:eastAsia="Times New Roman" w:cs="Times New Roman"/>
+          <w:kern w:val="0"/>
+          <w14:ligatures w14:val="none"/>
+        </w:rPr>
+        <w:t xml:space="preserve"> to 5.0.</w:t>
+      </w:r>
+    </w:p>
+    <w:p>
+      <w:pPr>
+        <w:numPr>
+          <w:ilvl w:val="0"/>
+          <w:numId w:val="7"/>
+        </w:numPr>
+        <w:spacing w:before="100" w:beforeAutospacing="1" w:after="100" w:afterAutospacing="1" w:line="240" w:lineRule="auto"/>
+        <w:rPr>
+          <w:rFonts w:eastAsia="Times New Roman" w:cs="Times New Roman"/>
+          <w:kern w:val="0"/>
+          <w14:ligatures w14:val="none"/>
+        </w:rPr>
+      </w:pPr>
+      <w:r>
+        <w:rPr>
+          <w:rFonts w:eastAsia="Times New Roman" w:cs="Times New Roman"/>
+          <w:kern w:val="0"/>
+          <w14:ligatures w14:val="none"/>
+        </w:rPr>
+        <w:t xml:space="preserve">a </w:t>
+      </w:r>
+      <w:r>
+        <w:rPr>
+          <w:rFonts w:eastAsia="Times New Roman" w:cs="Times New Roman"/>
+          <w:kern w:val="0"/>
+          <w14:ligatures w14:val="none"/>
+        </w:rPr>
+        <w:t xml:space="preserve">private integer </w:t>
+      </w:r>
+      <w:r>
+        <w:rPr>
+          <w:rFonts w:eastAsia="Times New Roman" w:cs="Times New Roman"/>
+          <w:kern w:val="0"/>
+          <w14:ligatures w14:val="none"/>
+        </w:rPr>
+        <w:t>constant representing the number of free transactions allowed</w:t>
+      </w:r>
+    </w:p>
+    <w:p>
+      <w:pPr>
+        <w:numPr>
+          <w:ilvl w:val="1"/>
+          <w:numId w:val="7"/>
+        </w:numPr>
+        <w:spacing w:before="100" w:beforeAutospacing="1" w:after="100" w:afterAutospacing="1" w:line="240" w:lineRule="auto"/>
+        <w:rPr>
+          <w:rFonts w:eastAsia="Times New Roman" w:cs="Times New Roman"/>
+          <w:kern w:val="0"/>
+          <w14:ligatures w14:val="none"/>
+        </w:rPr>
+      </w:pPr>
+      <w:r>
+        <w:rPr>
+          <w:rFonts w:eastAsia="Times New Roman" w:cs="Times New Roman"/>
+          <w:kern w:val="0"/>
+          <w14:ligatures w14:val="none"/>
+        </w:rPr>
+        <w:t>set the value of this constant to 2</w:t>
+      </w:r>
+    </w:p>
+    <w:p>
+      <w:pPr>
+        <w:spacing w:before="100" w:beforeAutospacing="1" w:after="100" w:afterAutospacing="1" w:line="240" w:lineRule="auto"/>
+        <w:outlineLvl w:val="2"/>
+        <w:rPr>
+          <w:rFonts w:eastAsia="Times New Roman" w:cs="Times New Roman"/>
+          <w:b/>
+          <w:bCs/>
+          <w:kern w:val="0"/>
+          <w:sz w:val="27"/>
+          <w:szCs w:val="27"/>
+          <w14:ligatures w14:val="none"/>
+        </w:rPr>
+      </w:pPr>
+      <w:r>
+        <w:rPr>
+          <w:rFonts w:eastAsia="Times New Roman" w:cs="Times New Roman"/>
+          <w:b/>
+          <w:bCs/>
+          <w:kern w:val="0"/>
+          <w:sz w:val="27"/>
+          <w:szCs w:val="27"/>
+          <w14:ligatures w14:val="none"/>
+        </w:rPr>
+        <w:t>3. Add a constructor</w:t>
+      </w:r>
+    </w:p>
+    <w:p>
+      <w:pPr>
+        <w:spacing w:before="100" w:beforeAutospacing="1" w:after="100" w:afterAutospacing="1" w:line="240" w:lineRule="auto"/>
+        <w:rPr>
+          <w:rFonts w:eastAsia="Times New Roman" w:cs="Times New Roman"/>
+          <w:kern w:val="0"/>
+          <w14:ligatures w14:val="none"/>
+        </w:rPr>
+      </w:pPr>
+      <w:r>
+        <w:rPr>
+          <w:rFonts w:eastAsia="Times New Roman" w:cs="Times New Roman"/>
+          <w:kern w:val="0"/>
+          <w14:ligatures w14:val="none"/>
+        </w:rPr>
+        <w:t>Your constructor should accept the same parameters as the base class and pass them to the base constructor.</w:t>
+      </w:r>
+    </w:p>
+    <w:p>
+      <w:pPr>
+        <w:spacing w:before="100" w:beforeAutospacing="1" w:after="100" w:afterAutospacing="1" w:line="240" w:lineRule="auto"/>
+        <w:outlineLvl w:val="2"/>
+        <w:rPr>
+          <w:rFonts w:eastAsia="Times New Roman" w:cs="Times New Roman"/>
+          <w:b/>
+          <w:bCs/>
+          <w:kern w:val="0"/>
+          <w:sz w:val="27"/>
+          <w:szCs w:val="27"/>
+          <w14:ligatures w14:val="none"/>
+        </w:rPr>
+      </w:pPr>
+      <w:r>
+        <w:rPr>
+          <w:rFonts w:eastAsia="Times New Roman" w:cs="Times New Roman"/>
+          <w:b/>
+          <w:bCs/>
+          <w:kern w:val="0"/>
+          <w:sz w:val="27"/>
+          <w:szCs w:val="27"/>
+          <w14:ligatures w14:val="none"/>
+        </w:rPr>
+        <w:t>4. Implement a fee property</w:t>
+      </w:r>
+    </w:p>
+    <w:p>
+      <w:pPr>
+        <w:spacing w:before="100" w:beforeAutospacing="1" w:after="100" w:afterAutospacing="1" w:line="240" w:lineRule="auto"/>
+        <w:rPr>
+          <w:rFonts w:eastAsia="Times New Roman" w:cs="Times New Roman"/>
+          <w:kern w:val="0"/>
+          <w14:ligatures w14:val="none"/>
+        </w:rPr>
+      </w:pPr>
+      <w:r>
+        <w:rPr>
+          <w:rFonts w:eastAsia="Times New Roman" w:cs="Times New Roman"/>
+          <w:kern w:val="0"/>
+          <w14:ligatures w14:val="none"/>
+        </w:rPr>
+        <w:t>Create a read</w:t>
+      </w:r>
+      <w:r>
+        <w:rPr>
+          <w:rFonts w:eastAsia="Times New Roman" w:cs="Times New Roman"/>
+          <w:kern w:val="0"/>
+          <w14:ligatures w14:val="none"/>
+        </w:rPr>
+        <w:noBreakHyphen/>
+        <w:t xml:space="preserve">only property </w:t>
+      </w:r>
+      <w:r>
+        <w:rPr>
+          <w:rFonts w:eastAsia="Times New Roman" w:cs="Times New Roman"/>
+          <w:kern w:val="0"/>
+          <w14:ligatures w14:val="none"/>
+        </w:rPr>
+        <w:t>(</w:t>
+      </w:r>
+      <w:r>
+        <w:rPr>
+          <w:rFonts w:eastAsia="Times New Roman" w:cs="Times New Roman"/>
+          <w:kern w:val="0"/>
+          <w14:ligatures w14:val="none"/>
+        </w:rPr>
+        <w:t>name</w:t>
+      </w:r>
+      <w:r>
+        <w:rPr>
+          <w:rFonts w:eastAsia="Times New Roman" w:cs="Times New Roman"/>
+          <w:kern w:val="0"/>
+          <w14:ligatures w14:val="none"/>
+        </w:rPr>
+        <w:t xml:space="preserve"> </w:t>
+      </w:r>
+      <w:proofErr w:type="gramStart"/>
+      <w:r>
+        <w:rPr>
+          <w:rFonts w:eastAsia="Times New Roman" w:cs="Times New Roman"/>
+          <w:kern w:val="0"/>
+          <w14:ligatures w14:val="none"/>
+        </w:rPr>
+        <w:t>it</w:t>
+      </w:r>
+      <w:proofErr w:type="gramEnd"/>
+      <w:r>
+        <w:rPr>
+          <w:rFonts w:eastAsia="Times New Roman" w:cs="Times New Roman"/>
+          <w:kern w:val="0"/>
+          <w14:ligatures w14:val="none"/>
+        </w:rPr>
+        <w:t xml:space="preserve"> Fee</w:t>
+      </w:r>
+      <w:r>
+        <w:rPr>
+          <w:rFonts w:eastAsia="Times New Roman" w:cs="Times New Roman"/>
+          <w:kern w:val="0"/>
+          <w14:ligatures w14:val="none"/>
+        </w:rPr>
+        <w:t xml:space="preserve"> with decimal return type</w:t>
+      </w:r>
+      <w:r>
+        <w:rPr>
+          <w:rFonts w:eastAsia="Times New Roman" w:cs="Times New Roman"/>
+          <w:kern w:val="0"/>
+          <w14:ligatures w14:val="none"/>
+        </w:rPr>
+        <w:t xml:space="preserve">) </w:t>
+      </w:r>
+      <w:r>
+        <w:rPr>
+          <w:rFonts w:eastAsia="Times New Roman" w:cs="Times New Roman"/>
+          <w:kern w:val="0"/>
+          <w14:ligatures w14:val="none"/>
+        </w:rPr>
+        <w:t>that:</w:t>
+      </w:r>
+    </w:p>
+    <w:p>
+      <w:pPr>
+        <w:numPr>
+          <w:ilvl w:val="0"/>
+          <w:numId w:val="8"/>
+        </w:numPr>
+        <w:spacing w:before="100" w:beforeAutospacing="1" w:after="100" w:afterAutospacing="1" w:line="240" w:lineRule="auto"/>
+        <w:rPr>
+          <w:rFonts w:eastAsia="Times New Roman" w:cs="Times New Roman"/>
+          <w:kern w:val="0"/>
+          <w14:ligatures w14:val="none"/>
+        </w:rPr>
+      </w:pPr>
+      <w:r>
+        <w:rPr>
+          <w:rFonts w:eastAsia="Times New Roman" w:cs="Times New Roman"/>
+          <w:kern w:val="0"/>
+          <w14:ligatures w14:val="none"/>
+        </w:rPr>
+        <w:t xml:space="preserve">returns </w:t>
+      </w:r>
+      <w:r>
+        <w:rPr>
+          <w:rFonts w:eastAsia="Times New Roman" w:cs="Times New Roman"/>
+          <w:b/>
+          <w:bCs/>
+          <w:kern w:val="0"/>
+          <w14:ligatures w14:val="none"/>
+        </w:rPr>
+        <w:t>0</w:t>
+      </w:r>
+      <w:r>
+        <w:rPr>
+          <w:rFonts w:eastAsia="Times New Roman" w:cs="Times New Roman"/>
+          <w:kern w:val="0"/>
+          <w14:ligatures w14:val="none"/>
+        </w:rPr>
+        <w:t xml:space="preserve"> if the number of transactions is within the free limit</w:t>
+      </w:r>
+    </w:p>
+    <w:p>
+      <w:pPr>
+        <w:numPr>
+          <w:ilvl w:val="0"/>
+          <w:numId w:val="8"/>
+        </w:numPr>
+        <w:spacing w:before="100" w:beforeAutospacing="1" w:after="100" w:afterAutospacing="1" w:line="240" w:lineRule="auto"/>
+        <w:rPr>
+          <w:rFonts w:eastAsia="Times New Roman" w:cs="Times New Roman"/>
+          <w:kern w:val="0"/>
+          <w14:ligatures w14:val="none"/>
+        </w:rPr>
+      </w:pPr>
+      <w:r>
+        <w:rPr>
+          <w:rFonts w:eastAsia="Times New Roman" w:cs="Times New Roman"/>
+          <w:kern w:val="0"/>
+          <w14:ligatures w14:val="none"/>
+        </w:rPr>
+        <w:t>returns the fee amount if the free limit has been exceeded</w:t>
+      </w:r>
+    </w:p>
+    <w:p>
+      <w:pPr>
+        <w:spacing w:before="100" w:beforeAutospacing="1" w:after="100" w:afterAutospacing="1" w:line="240" w:lineRule="auto"/>
+        <w:outlineLvl w:val="2"/>
+        <w:rPr>
+          <w:rFonts w:eastAsia="Times New Roman" w:cs="Times New Roman"/>
+          <w:b/>
+          <w:bCs/>
+          <w:kern w:val="0"/>
+          <w:sz w:val="27"/>
+          <w:szCs w:val="27"/>
+          <w14:ligatures w14:val="none"/>
+        </w:rPr>
+      </w:pPr>
+      <w:r>
+        <w:rPr>
+          <w:rFonts w:eastAsia="Times New Roman" w:cs="Times New Roman"/>
+          <w:b/>
+          <w:bCs/>
+          <w:kern w:val="0"/>
+          <w:sz w:val="27"/>
+          <w:szCs w:val="27"/>
+          <w14:ligatures w14:val="none"/>
+        </w:rPr>
+        <w:t>5. Override the account statement</w:t>
+      </w:r>
+      <w:r>
+        <w:rPr>
+          <w:rFonts w:eastAsia="Times New Roman" w:cs="Times New Roman"/>
+          <w:b/>
+          <w:bCs/>
+          <w:kern w:val="0"/>
+          <w:sz w:val="27"/>
+          <w:szCs w:val="27"/>
+          <w14:ligatures w14:val="none"/>
+        </w:rPr>
+        <w:t xml:space="preserve"> (</w:t>
+      </w:r>
+      <w:r>
+        <w:rPr>
+          <w:rFonts w:eastAsia="Times New Roman" w:cs="Times New Roman"/>
+          <w:b/>
+          <w:bCs/>
+          <w:i/>
+          <w:iCs/>
+          <w:kern w:val="0"/>
+          <w14:ligatures w14:val="none"/>
+        </w:rPr>
+        <w:t>using new keyword for now</w:t>
+      </w:r>
+      <w:r>
+        <w:rPr>
+          <w:rFonts w:eastAsia="Times New Roman" w:cs="Times New Roman"/>
+          <w:b/>
+          <w:bCs/>
+          <w:kern w:val="0"/>
+          <w:sz w:val="27"/>
+          <w:szCs w:val="27"/>
+          <w14:ligatures w14:val="none"/>
+        </w:rPr>
+        <w:t>)</w:t>
+      </w:r>
+    </w:p>
+    <w:p>
+      <w:pPr>
+        <w:spacing w:before="100" w:beforeAutospacing="1" w:after="100" w:afterAutospacing="1" w:line="240" w:lineRule="auto"/>
+        <w:rPr>
+          <w:rFonts w:eastAsia="Times New Roman" w:cs="Times New Roman"/>
+          <w:kern w:val="0"/>
+          <w14:ligatures w14:val="none"/>
+        </w:rPr>
+      </w:pPr>
+      <w:r>
+        <w:rPr>
+          <w:rFonts w:eastAsia="Times New Roman" w:cs="Times New Roman"/>
+          <w:kern w:val="0"/>
+          <w14:ligatures w14:val="none"/>
+        </w:rPr>
+        <w:t xml:space="preserve">Create a new version of </w:t>
+      </w:r>
+      <w:proofErr w:type="spellStart"/>
+      <w:proofErr w:type="gramStart"/>
+      <w:r>
+        <w:rPr>
+          <w:rFonts w:eastAsia="Times New Roman" w:cs="Courier New"/>
+          <w:kern w:val="0"/>
+          <w:sz w:val="20"/>
+          <w:szCs w:val="20"/>
+          <w14:ligatures w14:val="none"/>
+        </w:rPr>
+        <w:t>GetStatement</w:t>
+      </w:r>
+      <w:proofErr w:type="spellEnd"/>
+      <w:r>
+        <w:rPr>
+          <w:rFonts w:eastAsia="Times New Roman" w:cs="Courier New"/>
+          <w:kern w:val="0"/>
+          <w:sz w:val="20"/>
+          <w:szCs w:val="20"/>
+          <w14:ligatures w14:val="none"/>
+        </w:rPr>
+        <w:t>(</w:t>
+      </w:r>
+      <w:proofErr w:type="gramEnd"/>
+      <w:r>
+        <w:rPr>
+          <w:rFonts w:eastAsia="Times New Roman" w:cs="Courier New"/>
+          <w:kern w:val="0"/>
+          <w:sz w:val="20"/>
+          <w:szCs w:val="20"/>
+          <w14:ligatures w14:val="none"/>
+        </w:rPr>
+        <w:t>)</w:t>
+      </w:r>
+      <w:r>
+        <w:rPr>
+          <w:rFonts w:eastAsia="Times New Roman" w:cs="Times New Roman"/>
+          <w:kern w:val="0"/>
+          <w14:ligatures w14:val="none"/>
+        </w:rPr>
+        <w:t xml:space="preserve"> that:</w:t>
+      </w:r>
+    </w:p>
+    <w:p>
+      <w:pPr>
+        <w:numPr>
+          <w:ilvl w:val="0"/>
+          <w:numId w:val="9"/>
+        </w:numPr>
+        <w:spacing w:before="100" w:beforeAutospacing="1" w:after="100" w:afterAutospacing="1" w:line="240" w:lineRule="auto"/>
+        <w:rPr>
+          <w:rFonts w:eastAsia="Times New Roman" w:cs="Times New Roman"/>
+          <w:kern w:val="0"/>
+          <w14:ligatures w14:val="none"/>
+        </w:rPr>
+      </w:pPr>
+      <w:r>
+        <w:rPr>
+          <w:rFonts w:eastAsia="Times New Roman" w:cs="Times New Roman"/>
+          <w:kern w:val="0"/>
+          <w14:ligatures w14:val="none"/>
+        </w:rPr>
+        <w:t>calls the base class version</w:t>
+      </w:r>
+    </w:p>
+    <w:p>
+      <w:pPr>
+        <w:numPr>
+          <w:ilvl w:val="0"/>
+          <w:numId w:val="9"/>
+        </w:numPr>
+        <w:spacing w:before="100" w:beforeAutospacing="1" w:after="100" w:afterAutospacing="1" w:line="240" w:lineRule="auto"/>
+        <w:rPr>
+          <w:rFonts w:eastAsia="Times New Roman" w:cs="Times New Roman"/>
+          <w:kern w:val="0"/>
+          <w14:ligatures w14:val="none"/>
+        </w:rPr>
+      </w:pPr>
+      <w:r>
+        <w:rPr>
+          <w:rFonts w:eastAsia="Times New Roman" w:cs="Times New Roman"/>
+          <w:kern w:val="0"/>
+          <w14:ligatures w14:val="none"/>
+        </w:rPr>
+        <w:t>appends the current fee amount</w:t>
+      </w:r>
+      <w:r>
+        <w:rPr>
+          <w:rFonts w:eastAsia="Times New Roman" w:cs="Times New Roman"/>
+          <w:kern w:val="0"/>
+          <w14:ligatures w14:val="none"/>
+        </w:rPr>
+        <w:t xml:space="preserve"> to the output</w:t>
+      </w:r>
+    </w:p>
+    <w:p>
+      <w:pPr>
+        <w:spacing w:before="100" w:beforeAutospacing="1" w:after="100" w:afterAutospacing="1" w:line="240" w:lineRule="auto"/>
+        <w:outlineLvl w:val="2"/>
+        <w:rPr>
+          <w:rFonts w:eastAsia="Times New Roman" w:cs="Times New Roman"/>
+          <w:b/>
+          <w:bCs/>
+          <w:kern w:val="0"/>
+          <w:sz w:val="27"/>
+          <w:szCs w:val="27"/>
+          <w14:ligatures w14:val="none"/>
+        </w:rPr>
+      </w:pPr>
+      <w:r>
+        <w:rPr>
+          <w:rFonts w:eastAsia="Times New Roman" w:cs="Times New Roman"/>
+          <w:b/>
+          <w:bCs/>
+          <w:kern w:val="0"/>
+          <w:sz w:val="27"/>
+          <w:szCs w:val="27"/>
+          <w14:ligatures w14:val="none"/>
+        </w:rPr>
+        <w:t>6. Implement the monthly posting behavior</w:t>
+      </w:r>
+    </w:p>
+    <w:p>
+      <w:pPr>
+        <w:spacing w:before="100" w:beforeAutospacing="1" w:after="100" w:afterAutospacing="1" w:line="240" w:lineRule="auto"/>
+        <w:rPr>
+          <w:rFonts w:eastAsia="Times New Roman" w:cs="Times New Roman"/>
+          <w:kern w:val="0"/>
+          <w14:ligatures w14:val="none"/>
+        </w:rPr>
+      </w:pPr>
+      <w:r>
+        <w:rPr>
+          <w:rFonts w:eastAsia="Times New Roman" w:cs="Times New Roman"/>
+          <w:kern w:val="0"/>
+          <w14:ligatures w14:val="none"/>
+        </w:rPr>
+        <w:t xml:space="preserve">Add a </w:t>
+      </w:r>
+      <w:proofErr w:type="gramStart"/>
+      <w:r>
+        <w:rPr>
+          <w:rFonts w:eastAsia="Times New Roman" w:cs="Courier New"/>
+          <w:kern w:val="0"/>
+          <w:sz w:val="20"/>
+          <w:szCs w:val="20"/>
+          <w14:ligatures w14:val="none"/>
+        </w:rPr>
+        <w:t>Post(</w:t>
+      </w:r>
+      <w:proofErr w:type="gramEnd"/>
+      <w:r>
+        <w:rPr>
+          <w:rFonts w:eastAsia="Times New Roman" w:cs="Courier New"/>
+          <w:kern w:val="0"/>
+          <w:sz w:val="20"/>
+          <w:szCs w:val="20"/>
+          <w14:ligatures w14:val="none"/>
+        </w:rPr>
+        <w:t>)</w:t>
+      </w:r>
+      <w:r>
+        <w:rPr>
+          <w:rFonts w:eastAsia="Times New Roman" w:cs="Times New Roman"/>
+          <w:kern w:val="0"/>
+          <w14:ligatures w14:val="none"/>
+        </w:rPr>
+        <w:t xml:space="preserve"> method that:</w:t>
+      </w:r>
+    </w:p>
+    <w:p>
+      <w:pPr>
+        <w:numPr>
+          <w:ilvl w:val="0"/>
+          <w:numId w:val="10"/>
+        </w:numPr>
+        <w:spacing w:before="100" w:beforeAutospacing="1" w:after="100" w:afterAutospacing="1" w:line="240" w:lineRule="auto"/>
+        <w:rPr>
+          <w:rFonts w:eastAsia="Times New Roman" w:cs="Times New Roman"/>
+          <w:kern w:val="0"/>
+          <w14:ligatures w14:val="none"/>
+        </w:rPr>
+      </w:pPr>
+      <w:r>
+        <w:rPr>
+          <w:rFonts w:eastAsia="Times New Roman" w:cs="Times New Roman"/>
+          <w:kern w:val="0"/>
+          <w14:ligatures w14:val="none"/>
+        </w:rPr>
+        <w:t>subtracts the fee from the balance</w:t>
+      </w:r>
+    </w:p>
+    <w:p>
+      <w:pPr>
+        <w:numPr>
+          <w:ilvl w:val="0"/>
+          <w:numId w:val="10"/>
+        </w:numPr>
+        <w:spacing w:before="100" w:beforeAutospacing="1" w:after="100" w:afterAutospacing="1" w:line="240" w:lineRule="auto"/>
+        <w:rPr>
+          <w:rFonts w:eastAsia="Times New Roman" w:cs="Times New Roman"/>
+          <w:kern w:val="0"/>
+          <w14:ligatures w14:val="none"/>
+        </w:rPr>
+      </w:pPr>
+      <w:r>
+        <w:rPr>
+          <w:rFonts w:eastAsia="Times New Roman" w:cs="Times New Roman"/>
+          <w:kern w:val="0"/>
+          <w14:ligatures w14:val="none"/>
+        </w:rPr>
+        <w:t>resets the transaction counter to zero</w:t>
+      </w:r>
+    </w:p>
+    <w:p>
+      <w:pPr>
+        <w:spacing w:before="100" w:beforeAutospacing="1" w:after="100" w:afterAutospacing="1" w:line="240" w:lineRule="auto"/>
+        <w:outlineLvl w:val="0"/>
         <w:rPr>
           <w:rFonts w:eastAsia="Times New Roman" w:cs="Times New Roman"/>
           <w:b/>
@@ -323,1178 +2590,8 @@
           <w:szCs w:val="40"/>
           <w14:ligatures w14:val="none"/>
         </w:rPr>
-        <w:t>Base Class</w:t>
-      </w:r>
-    </w:p>
-    <w:p>
-      <w:pPr>
-        <w:spacing w:before="100" w:beforeAutospacing="1" w:after="100" w:afterAutospacing="1" w:line="240" w:lineRule="auto"/>
-        <w:outlineLvl w:val="2"/>
-        <w:rPr>
-          <w:rFonts w:eastAsia="Times New Roman" w:cs="Times New Roman"/>
-          <w:b/>
-          <w:bCs/>
-          <w:kern w:val="0"/>
-          <w:sz w:val="27"/>
-          <w:szCs w:val="27"/>
-          <w14:ligatures w14:val="none"/>
-        </w:rPr>
-      </w:pPr>
-      <w:r>
-        <w:rPr>
-          <w:rFonts w:eastAsia="Times New Roman" w:cs="Times New Roman"/>
-          <w:b/>
-          <w:bCs/>
-          <w:kern w:val="0"/>
-          <w:sz w:val="27"/>
-          <w:szCs w:val="27"/>
-          <w14:ligatures w14:val="none"/>
-        </w:rPr>
-        <w:t>1. Create the class and define its fields</w:t>
-      </w:r>
-    </w:p>
-    <w:p>
-      <w:pPr>
-        <w:spacing w:before="100" w:beforeAutospacing="1" w:after="100" w:afterAutospacing="1" w:line="240" w:lineRule="auto"/>
-        <w:rPr>
-          <w:rFonts w:eastAsia="Times New Roman" w:cs="Times New Roman"/>
-          <w:kern w:val="0"/>
-          <w14:ligatures w14:val="none"/>
-        </w:rPr>
-      </w:pPr>
-      <w:r>
-        <w:rPr>
-          <w:rFonts w:eastAsia="Times New Roman" w:cs="Times New Roman"/>
-          <w:kern w:val="0"/>
-          <w14:ligatures w14:val="none"/>
-        </w:rPr>
-        <w:t xml:space="preserve">Create a Console application </w:t>
-      </w:r>
-      <w:r>
-        <w:rPr>
-          <w:rFonts w:eastAsia="Times New Roman" w:cs="Times New Roman"/>
-          <w:kern w:val="0"/>
-          <w14:ligatures w14:val="none"/>
-        </w:rPr>
-        <w:t xml:space="preserve">project </w:t>
-      </w:r>
-      <w:r>
-        <w:rPr>
-          <w:rFonts w:eastAsia="Times New Roman" w:cs="Times New Roman"/>
-          <w:kern w:val="0"/>
-          <w14:ligatures w14:val="none"/>
-        </w:rPr>
-        <w:t xml:space="preserve">called </w:t>
-      </w:r>
-      <w:proofErr w:type="spellStart"/>
-      <w:r>
-        <w:rPr>
-          <w:rFonts w:eastAsia="Times New Roman" w:cs="Times New Roman"/>
-          <w:kern w:val="0"/>
-          <w14:ligatures w14:val="none"/>
-        </w:rPr>
-        <w:t>BankAccountLab</w:t>
-      </w:r>
-      <w:proofErr w:type="spellEnd"/>
-      <w:r>
-        <w:rPr>
-          <w:rFonts w:eastAsia="Times New Roman" w:cs="Times New Roman"/>
-          <w:kern w:val="0"/>
-          <w14:ligatures w14:val="none"/>
-        </w:rPr>
-        <w:t>.</w:t>
-      </w:r>
-    </w:p>
-    <w:p>
-      <w:pPr>
-        <w:numPr>
-          <w:ilvl w:val="0"/>
-          <w:numId w:val="2"/>
-        </w:numPr>
-        <w:spacing w:before="100" w:beforeAutospacing="1" w:after="100" w:afterAutospacing="1" w:line="240" w:lineRule="auto"/>
-        <w:rPr>
-          <w:rFonts w:eastAsia="Times New Roman" w:cs="Times New Roman"/>
-          <w:kern w:val="0"/>
-          <w14:ligatures w14:val="none"/>
-        </w:rPr>
-      </w:pPr>
-      <w:r>
-        <w:rPr>
-          <w:rFonts w:eastAsia="Times New Roman" w:cs="Times New Roman"/>
-          <w:kern w:val="0"/>
-          <w14:ligatures w14:val="none"/>
-        </w:rPr>
-        <w:t xml:space="preserve">Add a class file </w:t>
-      </w:r>
-      <w:r>
-        <w:rPr>
-          <w:rFonts w:eastAsia="Times New Roman" w:cs="Times New Roman"/>
-          <w:kern w:val="0"/>
-          <w14:ligatures w14:val="none"/>
-        </w:rPr>
-        <w:t>to the project called</w:t>
-      </w:r>
-      <w:r>
-        <w:rPr>
-          <w:rFonts w:eastAsia="Times New Roman" w:cs="Times New Roman"/>
-          <w:kern w:val="0"/>
-          <w14:ligatures w14:val="none"/>
-        </w:rPr>
-        <w:t xml:space="preserve"> </w:t>
-      </w:r>
-      <w:proofErr w:type="spellStart"/>
-      <w:r>
-        <w:rPr>
-          <w:rFonts w:eastAsia="Times New Roman" w:cs="Courier New"/>
-          <w:kern w:val="0"/>
-          <w:sz w:val="20"/>
-          <w:szCs w:val="20"/>
-          <w14:ligatures w14:val="none"/>
-        </w:rPr>
-        <w:t>Account</w:t>
-      </w:r>
-      <w:r>
-        <w:rPr>
-          <w:rFonts w:eastAsia="Times New Roman" w:cs="Courier New"/>
-          <w:kern w:val="0"/>
-          <w:sz w:val="20"/>
-          <w:szCs w:val="20"/>
-          <w14:ligatures w14:val="none"/>
-        </w:rPr>
-        <w:t>.cs</w:t>
-      </w:r>
-      <w:proofErr w:type="spellEnd"/>
-    </w:p>
-    <w:p>
-      <w:pPr>
-        <w:numPr>
-          <w:ilvl w:val="0"/>
-          <w:numId w:val="2"/>
-        </w:numPr>
-        <w:spacing w:before="100" w:beforeAutospacing="1" w:after="100" w:afterAutospacing="1" w:line="240" w:lineRule="auto"/>
-        <w:rPr>
-          <w:rFonts w:eastAsia="Times New Roman" w:cs="Times New Roman"/>
-          <w:kern w:val="0"/>
-          <w14:ligatures w14:val="none"/>
-        </w:rPr>
-      </w:pPr>
-      <w:r>
-        <w:rPr>
-          <w:rFonts w:eastAsia="Times New Roman" w:cs="Times New Roman"/>
-          <w:kern w:val="0"/>
-          <w14:ligatures w14:val="none"/>
-        </w:rPr>
-        <w:t>In the Account class</w:t>
-      </w:r>
-      <w:r>
-        <w:rPr>
-          <w:rFonts w:eastAsia="Times New Roman" w:cs="Times New Roman"/>
-          <w:kern w:val="0"/>
-          <w14:ligatures w14:val="none"/>
-        </w:rPr>
-        <w:t>, add fields to store:</w:t>
-      </w:r>
-    </w:p>
-    <w:p>
-      <w:pPr>
-        <w:numPr>
-          <w:ilvl w:val="1"/>
-          <w:numId w:val="2"/>
-        </w:numPr>
-        <w:spacing w:before="100" w:beforeAutospacing="1" w:after="100" w:afterAutospacing="1" w:line="240" w:lineRule="auto"/>
-        <w:rPr>
-          <w:rFonts w:eastAsia="Times New Roman" w:cs="Times New Roman"/>
-          <w:kern w:val="0"/>
-          <w14:ligatures w14:val="none"/>
-        </w:rPr>
-      </w:pPr>
-      <w:r>
-        <w:rPr>
-          <w:rFonts w:eastAsia="Times New Roman" w:cs="Times New Roman"/>
-          <w:kern w:val="0"/>
-          <w14:ligatures w14:val="none"/>
-        </w:rPr>
-        <w:t>an account ID (private</w:t>
-      </w:r>
-      <w:r>
-        <w:rPr>
-          <w:rFonts w:eastAsia="Times New Roman" w:cs="Times New Roman"/>
-          <w:kern w:val="0"/>
-          <w14:ligatures w14:val="none"/>
-        </w:rPr>
-        <w:t xml:space="preserve"> int</w:t>
-      </w:r>
-      <w:r>
-        <w:rPr>
-          <w:rFonts w:eastAsia="Times New Roman" w:cs="Times New Roman"/>
-          <w:kern w:val="0"/>
-          <w14:ligatures w14:val="none"/>
-        </w:rPr>
-        <w:t>)</w:t>
-      </w:r>
-    </w:p>
-    <w:p>
-      <w:pPr>
-        <w:numPr>
-          <w:ilvl w:val="1"/>
-          <w:numId w:val="2"/>
-        </w:numPr>
-        <w:spacing w:before="100" w:beforeAutospacing="1" w:after="100" w:afterAutospacing="1" w:line="240" w:lineRule="auto"/>
-        <w:rPr>
-          <w:rFonts w:eastAsia="Times New Roman" w:cs="Times New Roman"/>
-          <w:kern w:val="0"/>
-          <w14:ligatures w14:val="none"/>
-        </w:rPr>
-      </w:pPr>
-      <w:r>
-        <w:rPr>
-          <w:rFonts w:eastAsia="Times New Roman" w:cs="Times New Roman"/>
-          <w:kern w:val="0"/>
-          <w14:ligatures w14:val="none"/>
-        </w:rPr>
-        <w:t>the account balance (protected</w:t>
-      </w:r>
-      <w:r>
-        <w:rPr>
-          <w:rFonts w:eastAsia="Times New Roman" w:cs="Times New Roman"/>
-          <w:kern w:val="0"/>
-          <w14:ligatures w14:val="none"/>
-        </w:rPr>
-        <w:t xml:space="preserve"> decimal</w:t>
-      </w:r>
-      <w:r>
-        <w:rPr>
-          <w:rFonts w:eastAsia="Times New Roman" w:cs="Times New Roman"/>
-          <w:kern w:val="0"/>
-          <w14:ligatures w14:val="none"/>
-        </w:rPr>
-        <w:t>)</w:t>
-      </w:r>
-    </w:p>
-    <w:p>
-      <w:pPr>
-        <w:numPr>
-          <w:ilvl w:val="1"/>
-          <w:numId w:val="2"/>
-        </w:numPr>
-        <w:spacing w:before="100" w:beforeAutospacing="1" w:after="100" w:afterAutospacing="1" w:line="240" w:lineRule="auto"/>
-        <w:rPr>
-          <w:rFonts w:eastAsia="Times New Roman" w:cs="Times New Roman"/>
-          <w:kern w:val="0"/>
-          <w14:ligatures w14:val="none"/>
-        </w:rPr>
-      </w:pPr>
-      <w:r>
-        <w:rPr>
-          <w:rFonts w:eastAsia="Times New Roman" w:cs="Times New Roman"/>
-          <w:kern w:val="0"/>
-          <w14:ligatures w14:val="none"/>
-        </w:rPr>
-        <w:t>the owner’s name (private</w:t>
-      </w:r>
-      <w:r>
-        <w:rPr>
-          <w:rFonts w:eastAsia="Times New Roman" w:cs="Times New Roman"/>
-          <w:kern w:val="0"/>
-          <w14:ligatures w14:val="none"/>
-        </w:rPr>
-        <w:t xml:space="preserve"> string</w:t>
-      </w:r>
-      <w:r>
-        <w:rPr>
-          <w:rFonts w:eastAsia="Times New Roman" w:cs="Times New Roman"/>
-          <w:kern w:val="0"/>
-          <w14:ligatures w14:val="none"/>
-        </w:rPr>
-        <w:t>)</w:t>
-      </w:r>
-    </w:p>
-    <w:p>
-      <w:pPr>
-        <w:numPr>
-          <w:ilvl w:val="1"/>
-          <w:numId w:val="2"/>
-        </w:numPr>
-        <w:spacing w:before="100" w:beforeAutospacing="1" w:after="100" w:afterAutospacing="1" w:line="240" w:lineRule="auto"/>
-        <w:rPr>
-          <w:rFonts w:eastAsia="Times New Roman" w:cs="Times New Roman"/>
-          <w:kern w:val="0"/>
-          <w14:ligatures w14:val="none"/>
-        </w:rPr>
-      </w:pPr>
-      <w:r>
-        <w:rPr>
-          <w:rFonts w:eastAsia="Times New Roman" w:cs="Times New Roman"/>
-          <w:kern w:val="0"/>
-          <w14:ligatures w14:val="none"/>
-        </w:rPr>
-        <w:t>the number of transactions (protected</w:t>
-      </w:r>
-      <w:r>
-        <w:rPr>
-          <w:rFonts w:eastAsia="Times New Roman" w:cs="Times New Roman"/>
-          <w:kern w:val="0"/>
-          <w14:ligatures w14:val="none"/>
-        </w:rPr>
-        <w:t xml:space="preserve"> int</w:t>
-      </w:r>
-      <w:r>
-        <w:rPr>
-          <w:rFonts w:eastAsia="Times New Roman" w:cs="Times New Roman"/>
-          <w:kern w:val="0"/>
-          <w14:ligatures w14:val="none"/>
-        </w:rPr>
-        <w:t>)</w:t>
-      </w:r>
-    </w:p>
-    <w:p>
-      <w:pPr>
-        <w:numPr>
-          <w:ilvl w:val="2"/>
-          <w:numId w:val="2"/>
-        </w:numPr>
-        <w:spacing w:before="100" w:beforeAutospacing="1" w:after="100" w:afterAutospacing="1" w:line="240" w:lineRule="auto"/>
-        <w:rPr>
-          <w:rFonts w:eastAsia="Times New Roman" w:cs="Times New Roman"/>
-          <w:kern w:val="0"/>
-          <w14:ligatures w14:val="none"/>
-        </w:rPr>
-      </w:pPr>
-      <w:r>
-        <w:rPr>
-          <w:rFonts w:eastAsia="Times New Roman" w:cs="Times New Roman"/>
-          <w:kern w:val="0"/>
-          <w14:ligatures w14:val="none"/>
-        </w:rPr>
-        <w:t>Name th</w:t>
-      </w:r>
-      <w:r>
-        <w:rPr>
-          <w:rFonts w:eastAsia="Times New Roman" w:cs="Times New Roman"/>
-          <w:kern w:val="0"/>
-          <w14:ligatures w14:val="none"/>
-        </w:rPr>
-        <w:t>is</w:t>
-      </w:r>
-      <w:r>
-        <w:rPr>
-          <w:rFonts w:eastAsia="Times New Roman" w:cs="Times New Roman"/>
-          <w:kern w:val="0"/>
-          <w14:ligatures w14:val="none"/>
-        </w:rPr>
-        <w:t xml:space="preserve"> field </w:t>
-      </w:r>
-      <w:proofErr w:type="spellStart"/>
-      <w:r>
-        <w:rPr>
-          <w:rFonts w:eastAsia="Times New Roman" w:cs="Times New Roman"/>
-          <w:kern w:val="0"/>
-          <w14:ligatures w14:val="none"/>
-        </w:rPr>
-        <w:t>numExact</w:t>
-      </w:r>
-      <w:proofErr w:type="spellEnd"/>
-    </w:p>
-    <w:p>
-      <w:pPr>
-        <w:numPr>
-          <w:ilvl w:val="2"/>
-          <w:numId w:val="2"/>
-        </w:numPr>
-        <w:spacing w:before="100" w:beforeAutospacing="1" w:after="100" w:afterAutospacing="1" w:line="240" w:lineRule="auto"/>
-        <w:rPr>
-          <w:rFonts w:eastAsia="Times New Roman" w:cs="Times New Roman"/>
-          <w:kern w:val="0"/>
-          <w14:ligatures w14:val="none"/>
-        </w:rPr>
-      </w:pPr>
-      <w:r>
-        <w:rPr>
-          <w:rFonts w:eastAsia="Times New Roman" w:cs="Times New Roman"/>
-          <w:kern w:val="0"/>
-          <w14:ligatures w14:val="none"/>
-        </w:rPr>
-        <w:t>Set the value to 0</w:t>
-      </w:r>
-    </w:p>
-    <w:p>
-      <w:pPr>
-        <w:spacing w:before="100" w:beforeAutospacing="1" w:after="100" w:afterAutospacing="1" w:line="240" w:lineRule="auto"/>
-        <w:outlineLvl w:val="2"/>
-        <w:rPr>
-          <w:rFonts w:eastAsia="Times New Roman" w:cs="Times New Roman"/>
-          <w:b/>
-          <w:bCs/>
-          <w:kern w:val="0"/>
-          <w:sz w:val="27"/>
-          <w:szCs w:val="27"/>
-          <w14:ligatures w14:val="none"/>
-        </w:rPr>
-      </w:pPr>
-      <w:r>
-        <w:rPr>
-          <w:rFonts w:eastAsia="Times New Roman" w:cs="Times New Roman"/>
-          <w:b/>
-          <w:bCs/>
-          <w:kern w:val="0"/>
-          <w:sz w:val="27"/>
-          <w:szCs w:val="27"/>
-          <w14:ligatures w14:val="none"/>
-        </w:rPr>
-        <w:t>2. Add a constructor</w:t>
-      </w:r>
-    </w:p>
-    <w:p>
-      <w:pPr>
-        <w:spacing w:before="100" w:beforeAutospacing="1" w:after="100" w:afterAutospacing="1" w:line="240" w:lineRule="auto"/>
-        <w:rPr>
-          <w:rFonts w:eastAsia="Times New Roman" w:cs="Times New Roman"/>
-          <w:kern w:val="0"/>
-          <w14:ligatures w14:val="none"/>
-        </w:rPr>
-      </w:pPr>
-      <w:r>
-        <w:rPr>
-          <w:rFonts w:eastAsia="Times New Roman" w:cs="Times New Roman"/>
-          <w:kern w:val="0"/>
-          <w14:ligatures w14:val="none"/>
-        </w:rPr>
-        <w:t>Write a constructor that accepts:</w:t>
-      </w:r>
-    </w:p>
-    <w:p>
-      <w:pPr>
-        <w:numPr>
-          <w:ilvl w:val="0"/>
-          <w:numId w:val="3"/>
-        </w:numPr>
-        <w:spacing w:before="100" w:beforeAutospacing="1" w:after="100" w:afterAutospacing="1" w:line="240" w:lineRule="auto"/>
-        <w:rPr>
-          <w:rFonts w:eastAsia="Times New Roman" w:cs="Times New Roman"/>
-          <w:kern w:val="0"/>
-          <w14:ligatures w14:val="none"/>
-        </w:rPr>
-      </w:pPr>
-      <w:r>
-        <w:rPr>
-          <w:rFonts w:eastAsia="Times New Roman" w:cs="Times New Roman"/>
-          <w:kern w:val="0"/>
-          <w14:ligatures w14:val="none"/>
-        </w:rPr>
-        <w:t>an initial balance</w:t>
-      </w:r>
-    </w:p>
-    <w:p>
-      <w:pPr>
-        <w:numPr>
-          <w:ilvl w:val="0"/>
-          <w:numId w:val="3"/>
-        </w:numPr>
-        <w:spacing w:before="100" w:beforeAutospacing="1" w:after="100" w:afterAutospacing="1" w:line="240" w:lineRule="auto"/>
-        <w:rPr>
-          <w:rFonts w:eastAsia="Times New Roman" w:cs="Times New Roman"/>
-          <w:kern w:val="0"/>
-          <w14:ligatures w14:val="none"/>
-        </w:rPr>
-      </w:pPr>
-      <w:r>
-        <w:rPr>
-          <w:rFonts w:eastAsia="Times New Roman" w:cs="Times New Roman"/>
-          <w:kern w:val="0"/>
-          <w14:ligatures w14:val="none"/>
-        </w:rPr>
-        <w:t xml:space="preserve">an </w:t>
-      </w:r>
-      <w:proofErr w:type="gramStart"/>
-      <w:r>
-        <w:rPr>
-          <w:rFonts w:eastAsia="Times New Roman" w:cs="Times New Roman"/>
-          <w:kern w:val="0"/>
-          <w14:ligatures w14:val="none"/>
-        </w:rPr>
-        <w:t>owner</w:t>
-      </w:r>
-      <w:proofErr w:type="gramEnd"/>
-      <w:r>
-        <w:rPr>
-          <w:rFonts w:eastAsia="Times New Roman" w:cs="Times New Roman"/>
-          <w:kern w:val="0"/>
-          <w14:ligatures w14:val="none"/>
-        </w:rPr>
-        <w:t xml:space="preserve"> name</w:t>
-      </w:r>
-    </w:p>
-    <w:p>
-      <w:pPr>
-        <w:numPr>
-          <w:ilvl w:val="0"/>
-          <w:numId w:val="3"/>
-        </w:numPr>
-        <w:spacing w:before="100" w:beforeAutospacing="1" w:after="100" w:afterAutospacing="1" w:line="240" w:lineRule="auto"/>
-        <w:rPr>
-          <w:rFonts w:eastAsia="Times New Roman" w:cs="Times New Roman"/>
-          <w:kern w:val="0"/>
-          <w14:ligatures w14:val="none"/>
-        </w:rPr>
-      </w:pPr>
-      <w:r>
-        <w:rPr>
-          <w:rFonts w:eastAsia="Times New Roman" w:cs="Times New Roman"/>
-          <w:kern w:val="0"/>
-          <w14:ligatures w14:val="none"/>
-        </w:rPr>
-        <w:t>an account ID</w:t>
-      </w:r>
-    </w:p>
-    <w:p>
-      <w:pPr>
-        <w:spacing w:before="100" w:beforeAutospacing="1" w:after="100" w:afterAutospacing="1" w:line="240" w:lineRule="auto"/>
-        <w:rPr>
-          <w:rFonts w:eastAsia="Times New Roman" w:cs="Times New Roman"/>
-          <w:kern w:val="0"/>
-          <w14:ligatures w14:val="none"/>
-        </w:rPr>
-      </w:pPr>
-      <w:r>
-        <w:rPr>
-          <w:rFonts w:eastAsia="Times New Roman" w:cs="Times New Roman"/>
-          <w:kern w:val="0"/>
-          <w14:ligatures w14:val="none"/>
-        </w:rPr>
-        <w:t xml:space="preserve">Assign these values to the </w:t>
-      </w:r>
-      <w:r>
-        <w:rPr>
-          <w:rFonts w:eastAsia="Times New Roman" w:cs="Times New Roman"/>
-          <w:kern w:val="0"/>
-          <w14:ligatures w14:val="none"/>
-        </w:rPr>
-        <w:t xml:space="preserve">private </w:t>
-      </w:r>
-      <w:r>
-        <w:rPr>
-          <w:rFonts w:eastAsia="Times New Roman" w:cs="Times New Roman"/>
-          <w:kern w:val="0"/>
-          <w14:ligatures w14:val="none"/>
-        </w:rPr>
-        <w:t xml:space="preserve">and protected </w:t>
-      </w:r>
-      <w:r>
-        <w:rPr>
-          <w:rFonts w:eastAsia="Times New Roman" w:cs="Times New Roman"/>
-          <w:kern w:val="0"/>
-          <w14:ligatures w14:val="none"/>
-        </w:rPr>
-        <w:t>fields.</w:t>
-      </w:r>
-    </w:p>
-    <w:p>
-      <w:pPr>
-        <w:spacing w:before="100" w:beforeAutospacing="1" w:after="100" w:afterAutospacing="1" w:line="240" w:lineRule="auto"/>
-        <w:outlineLvl w:val="2"/>
-        <w:rPr>
-          <w:rFonts w:eastAsia="Times New Roman" w:cs="Times New Roman"/>
-          <w:b/>
-          <w:bCs/>
-          <w:kern w:val="0"/>
-          <w:sz w:val="27"/>
-          <w:szCs w:val="27"/>
-          <w14:ligatures w14:val="none"/>
-        </w:rPr>
-      </w:pPr>
-      <w:r>
-        <w:rPr>
-          <w:rFonts w:eastAsia="Times New Roman" w:cs="Times New Roman"/>
-          <w:b/>
-          <w:bCs/>
-          <w:kern w:val="0"/>
-          <w:sz w:val="27"/>
-          <w:szCs w:val="27"/>
-          <w14:ligatures w14:val="none"/>
-        </w:rPr>
-        <w:t>3. Implement deposit and withdrawal behavior</w:t>
-      </w:r>
-    </w:p>
-    <w:p>
-      <w:pPr>
-        <w:spacing w:before="100" w:beforeAutospacing="1" w:after="100" w:afterAutospacing="1" w:line="240" w:lineRule="auto"/>
-        <w:rPr>
-          <w:rFonts w:eastAsia="Times New Roman" w:cs="Times New Roman"/>
-          <w:kern w:val="0"/>
-          <w14:ligatures w14:val="none"/>
-        </w:rPr>
-      </w:pPr>
-      <w:r>
-        <w:rPr>
-          <w:rFonts w:eastAsia="Times New Roman" w:cs="Times New Roman"/>
-          <w:kern w:val="0"/>
-          <w14:ligatures w14:val="none"/>
-        </w:rPr>
-        <w:lastRenderedPageBreak/>
-        <w:t>Add two public methods:</w:t>
-      </w:r>
-    </w:p>
-    <w:p>
-      <w:pPr>
-        <w:numPr>
-          <w:ilvl w:val="0"/>
-          <w:numId w:val="4"/>
-        </w:numPr>
-        <w:spacing w:before="100" w:beforeAutospacing="1" w:after="100" w:afterAutospacing="1" w:line="240" w:lineRule="auto"/>
-        <w:rPr>
-          <w:rFonts w:eastAsia="Times New Roman" w:cs="Times New Roman"/>
-          <w:kern w:val="0"/>
-          <w14:ligatures w14:val="none"/>
-        </w:rPr>
-      </w:pPr>
-      <w:r>
-        <w:rPr>
-          <w:rFonts w:eastAsia="Times New Roman" w:cs="Courier New"/>
-          <w:kern w:val="0"/>
-          <w:sz w:val="20"/>
-          <w:szCs w:val="20"/>
-          <w14:ligatures w14:val="none"/>
-        </w:rPr>
-        <w:t>Deposit(amount)</w:t>
-      </w:r>
-      <w:r>
-        <w:rPr>
-          <w:rFonts w:eastAsia="Times New Roman" w:cs="Times New Roman"/>
-          <w:kern w:val="0"/>
-          <w14:ligatures w14:val="none"/>
-        </w:rPr>
-        <w:t xml:space="preserve"> </w:t>
-      </w:r>
-      <w:r>
-        <w:rPr>
-          <w:rFonts w:eastAsia="Times New Roman" w:cs="Times New Roman"/>
-          <w:kern w:val="0"/>
-          <w14:ligatures w14:val="none"/>
-        </w:rPr>
-        <w:t xml:space="preserve">- </w:t>
-      </w:r>
-      <w:r>
-        <w:rPr>
-          <w:rFonts w:eastAsia="Times New Roman" w:cs="Times New Roman"/>
-          <w:kern w:val="0"/>
-          <w14:ligatures w14:val="none"/>
-        </w:rPr>
-        <w:t>increases the balance and increments the transaction counter</w:t>
-      </w:r>
-    </w:p>
-    <w:p>
-      <w:pPr>
-        <w:numPr>
-          <w:ilvl w:val="0"/>
-          <w:numId w:val="4"/>
-        </w:numPr>
-        <w:spacing w:before="100" w:beforeAutospacing="1" w:after="100" w:afterAutospacing="1" w:line="240" w:lineRule="auto"/>
-        <w:rPr>
-          <w:rFonts w:eastAsia="Times New Roman" w:cs="Times New Roman"/>
-          <w:kern w:val="0"/>
-          <w14:ligatures w14:val="none"/>
-        </w:rPr>
-      </w:pPr>
-      <w:r>
-        <w:rPr>
-          <w:rFonts w:eastAsia="Times New Roman" w:cs="Courier New"/>
-          <w:kern w:val="0"/>
-          <w:sz w:val="20"/>
-          <w:szCs w:val="20"/>
-          <w14:ligatures w14:val="none"/>
-        </w:rPr>
-        <w:t>Withdraw(amount)</w:t>
-      </w:r>
-      <w:r>
-        <w:rPr>
-          <w:rFonts w:eastAsia="Times New Roman" w:cs="Times New Roman"/>
-          <w:kern w:val="0"/>
-          <w14:ligatures w14:val="none"/>
-        </w:rPr>
-        <w:t xml:space="preserve"> </w:t>
-      </w:r>
-      <w:r>
-        <w:rPr>
-          <w:rFonts w:eastAsia="Times New Roman" w:cs="Times New Roman"/>
-          <w:kern w:val="0"/>
-          <w14:ligatures w14:val="none"/>
-        </w:rPr>
-        <w:t xml:space="preserve">- </w:t>
-      </w:r>
-      <w:r>
-        <w:rPr>
-          <w:rFonts w:eastAsia="Times New Roman" w:cs="Times New Roman"/>
-          <w:kern w:val="0"/>
-          <w14:ligatures w14:val="none"/>
-        </w:rPr>
-        <w:t>decreases the balance and increments the transaction counter</w:t>
-      </w:r>
-    </w:p>
-    <w:p>
-      <w:pPr>
-        <w:numPr>
-          <w:ilvl w:val="1"/>
-          <w:numId w:val="4"/>
-        </w:numPr>
-        <w:spacing w:before="100" w:beforeAutospacing="1" w:after="100" w:afterAutospacing="1" w:line="240" w:lineRule="auto"/>
-        <w:rPr>
-          <w:rFonts w:eastAsia="Times New Roman" w:cs="Times New Roman"/>
-          <w:kern w:val="0"/>
-          <w14:ligatures w14:val="none"/>
-        </w:rPr>
-      </w:pPr>
-      <w:r>
-        <w:rPr>
-          <w:rFonts w:eastAsia="Times New Roman" w:cs="Times New Roman"/>
-          <w:kern w:val="0"/>
-          <w14:ligatures w14:val="none"/>
-        </w:rPr>
-        <w:t xml:space="preserve">Note that the </w:t>
-      </w:r>
-      <w:r>
-        <w:rPr>
-          <w:rFonts w:eastAsia="Times New Roman" w:cs="Times New Roman"/>
-          <w:kern w:val="0"/>
-          <w14:ligatures w14:val="none"/>
-        </w:rPr>
-        <w:t>transaction</w:t>
-      </w:r>
-      <w:r>
-        <w:rPr>
-          <w:rFonts w:eastAsia="Times New Roman" w:cs="Times New Roman"/>
-          <w:kern w:val="0"/>
-          <w14:ligatures w14:val="none"/>
-        </w:rPr>
-        <w:t xml:space="preserve"> counter </w:t>
-      </w:r>
-      <w:r>
-        <w:rPr>
-          <w:rFonts w:eastAsia="Times New Roman" w:cs="Times New Roman"/>
-          <w:kern w:val="0"/>
-          <w14:ligatures w14:val="none"/>
-        </w:rPr>
-        <w:t xml:space="preserve">is the protected field you named </w:t>
-      </w:r>
-      <w:proofErr w:type="spellStart"/>
-      <w:r>
-        <w:rPr>
-          <w:rFonts w:eastAsia="Times New Roman" w:cs="Times New Roman"/>
-          <w:kern w:val="0"/>
-          <w14:ligatures w14:val="none"/>
-        </w:rPr>
-        <w:t>numExact</w:t>
-      </w:r>
-      <w:proofErr w:type="spellEnd"/>
-    </w:p>
-    <w:p>
-      <w:pPr>
-        <w:spacing w:before="100" w:beforeAutospacing="1" w:after="100" w:afterAutospacing="1" w:line="240" w:lineRule="auto"/>
-        <w:outlineLvl w:val="2"/>
-        <w:rPr>
-          <w:rFonts w:eastAsia="Times New Roman" w:cs="Times New Roman"/>
-          <w:b/>
-          <w:bCs/>
-          <w:kern w:val="0"/>
-          <w:sz w:val="27"/>
-          <w:szCs w:val="27"/>
-          <w14:ligatures w14:val="none"/>
-        </w:rPr>
-      </w:pPr>
-      <w:r>
-        <w:rPr>
-          <w:rFonts w:eastAsia="Times New Roman" w:cs="Times New Roman"/>
-          <w:b/>
-          <w:bCs/>
-          <w:kern w:val="0"/>
-          <w:sz w:val="27"/>
-          <w:szCs w:val="27"/>
-          <w14:ligatures w14:val="none"/>
-        </w:rPr>
-        <w:t>4. Add read</w:t>
-      </w:r>
-      <w:r>
-        <w:rPr>
-          <w:rFonts w:eastAsia="Times New Roman" w:cs="Times New Roman"/>
-          <w:b/>
-          <w:bCs/>
-          <w:kern w:val="0"/>
-          <w:sz w:val="27"/>
-          <w:szCs w:val="27"/>
-          <w14:ligatures w14:val="none"/>
-        </w:rPr>
-        <w:noBreakHyphen/>
-        <w:t>only properties</w:t>
-      </w:r>
-    </w:p>
-    <w:p>
-      <w:pPr>
-        <w:spacing w:before="100" w:beforeAutospacing="1" w:after="100" w:afterAutospacing="1" w:line="240" w:lineRule="auto"/>
-        <w:rPr>
-          <w:rFonts w:eastAsia="Times New Roman" w:cs="Times New Roman"/>
-          <w:kern w:val="0"/>
-          <w14:ligatures w14:val="none"/>
-        </w:rPr>
-      </w:pPr>
-      <w:r>
-        <w:rPr>
-          <w:rFonts w:eastAsia="Times New Roman" w:cs="Times New Roman"/>
-          <w:kern w:val="0"/>
-          <w14:ligatures w14:val="none"/>
-        </w:rPr>
-        <w:t>Create properties that allow read</w:t>
-      </w:r>
-      <w:r>
-        <w:rPr>
-          <w:rFonts w:eastAsia="Times New Roman" w:cs="Times New Roman"/>
-          <w:kern w:val="0"/>
-          <w14:ligatures w14:val="none"/>
-        </w:rPr>
-        <w:noBreakHyphen/>
-        <w:t>only access to:</w:t>
-      </w:r>
-    </w:p>
-    <w:p>
-      <w:pPr>
-        <w:numPr>
-          <w:ilvl w:val="0"/>
-          <w:numId w:val="5"/>
-        </w:numPr>
-        <w:spacing w:before="100" w:beforeAutospacing="1" w:after="100" w:afterAutospacing="1" w:line="240" w:lineRule="auto"/>
-        <w:rPr>
-          <w:rFonts w:eastAsia="Times New Roman" w:cs="Times New Roman"/>
-          <w:kern w:val="0"/>
-          <w14:ligatures w14:val="none"/>
-        </w:rPr>
-      </w:pPr>
-      <w:proofErr w:type="gramStart"/>
-      <w:r>
-        <w:rPr>
-          <w:rFonts w:eastAsia="Times New Roman" w:cs="Times New Roman"/>
-          <w:kern w:val="0"/>
-          <w14:ligatures w14:val="none"/>
-        </w:rPr>
-        <w:t>the balance</w:t>
-      </w:r>
-      <w:proofErr w:type="gramEnd"/>
-      <w:r>
-        <w:rPr>
-          <w:rFonts w:eastAsia="Times New Roman" w:cs="Times New Roman"/>
-          <w:kern w:val="0"/>
-          <w14:ligatures w14:val="none"/>
-        </w:rPr>
-        <w:t xml:space="preserve"> (</w:t>
-      </w:r>
-      <w:r>
-        <w:rPr>
-          <w:rFonts w:eastAsia="Times New Roman" w:cs="Times New Roman"/>
-          <w:kern w:val="0"/>
-          <w14:ligatures w14:val="none"/>
-        </w:rPr>
-        <w:t>Balance)</w:t>
-      </w:r>
-    </w:p>
-    <w:p>
-      <w:pPr>
-        <w:numPr>
-          <w:ilvl w:val="0"/>
-          <w:numId w:val="5"/>
-        </w:numPr>
-        <w:spacing w:before="100" w:beforeAutospacing="1" w:after="100" w:afterAutospacing="1" w:line="240" w:lineRule="auto"/>
-        <w:rPr>
-          <w:rFonts w:eastAsia="Times New Roman" w:cs="Times New Roman"/>
-          <w:kern w:val="0"/>
-          <w14:ligatures w14:val="none"/>
-        </w:rPr>
-      </w:pPr>
-      <w:r>
-        <w:rPr>
-          <w:rFonts w:eastAsia="Times New Roman" w:cs="Times New Roman"/>
-          <w:kern w:val="0"/>
-          <w14:ligatures w14:val="none"/>
-        </w:rPr>
-        <w:t>the account ID</w:t>
-      </w:r>
-      <w:r>
-        <w:rPr>
-          <w:rFonts w:eastAsia="Times New Roman" w:cs="Times New Roman"/>
-          <w:kern w:val="0"/>
-          <w14:ligatures w14:val="none"/>
-        </w:rPr>
-        <w:t xml:space="preserve"> (Id)</w:t>
-      </w:r>
-    </w:p>
-    <w:p>
-      <w:pPr>
-        <w:numPr>
-          <w:ilvl w:val="0"/>
-          <w:numId w:val="5"/>
-        </w:numPr>
-        <w:spacing w:before="100" w:beforeAutospacing="1" w:after="100" w:afterAutospacing="1" w:line="240" w:lineRule="auto"/>
-        <w:rPr>
-          <w:rFonts w:eastAsia="Times New Roman" w:cs="Times New Roman"/>
-          <w:kern w:val="0"/>
-          <w14:ligatures w14:val="none"/>
-        </w:rPr>
-      </w:pPr>
-      <w:r>
-        <w:rPr>
-          <w:rFonts w:eastAsia="Times New Roman" w:cs="Times New Roman"/>
-          <w:kern w:val="0"/>
-          <w14:ligatures w14:val="none"/>
-        </w:rPr>
-        <w:t>the number of transactions</w:t>
-      </w:r>
-      <w:r>
-        <w:rPr>
-          <w:rFonts w:eastAsia="Times New Roman" w:cs="Times New Roman"/>
-          <w:kern w:val="0"/>
-          <w14:ligatures w14:val="none"/>
-        </w:rPr>
-        <w:t xml:space="preserve"> (Transactions)</w:t>
-      </w:r>
-    </w:p>
-    <w:p>
-      <w:pPr>
-        <w:spacing w:before="100" w:beforeAutospacing="1" w:after="100" w:afterAutospacing="1" w:line="240" w:lineRule="auto"/>
-        <w:outlineLvl w:val="2"/>
-        <w:rPr>
-          <w:rFonts w:eastAsia="Times New Roman" w:cs="Times New Roman"/>
-          <w:b/>
-          <w:bCs/>
-          <w:kern w:val="0"/>
-          <w:sz w:val="27"/>
-          <w:szCs w:val="27"/>
-          <w14:ligatures w14:val="none"/>
-        </w:rPr>
-      </w:pPr>
-      <w:r>
-        <w:rPr>
-          <w:rFonts w:eastAsia="Times New Roman" w:cs="Times New Roman"/>
-          <w:b/>
-          <w:bCs/>
-          <w:kern w:val="0"/>
-          <w:sz w:val="27"/>
-          <w:szCs w:val="27"/>
-          <w14:ligatures w14:val="none"/>
-        </w:rPr>
-        <w:t>5. Add a read/write property for the owner</w:t>
-      </w:r>
-    </w:p>
-    <w:p>
-      <w:pPr>
-        <w:spacing w:before="100" w:beforeAutospacing="1" w:after="100" w:afterAutospacing="1" w:line="240" w:lineRule="auto"/>
-        <w:rPr>
-          <w:rFonts w:eastAsia="Times New Roman" w:cs="Times New Roman"/>
-          <w:kern w:val="0"/>
-          <w14:ligatures w14:val="none"/>
-        </w:rPr>
-      </w:pPr>
-      <w:r>
-        <w:rPr>
-          <w:rFonts w:eastAsia="Times New Roman" w:cs="Times New Roman"/>
-          <w:kern w:val="0"/>
-          <w14:ligatures w14:val="none"/>
-        </w:rPr>
-        <w:t>Create a property that allows reading and updating the owner’s name</w:t>
-      </w:r>
-      <w:r>
-        <w:rPr>
-          <w:rFonts w:eastAsia="Times New Roman" w:cs="Times New Roman"/>
-          <w:kern w:val="0"/>
-          <w14:ligatures w14:val="none"/>
-        </w:rPr>
-        <w:t xml:space="preserve"> (Owner)</w:t>
-      </w:r>
-    </w:p>
-    <w:p>
-      <w:pPr>
-        <w:spacing w:before="100" w:beforeAutospacing="1" w:after="100" w:afterAutospacing="1" w:line="240" w:lineRule="auto"/>
-        <w:outlineLvl w:val="2"/>
-        <w:rPr>
-          <w:rFonts w:eastAsia="Times New Roman" w:cs="Times New Roman"/>
-          <w:b/>
-          <w:bCs/>
-          <w:kern w:val="0"/>
-          <w:sz w:val="27"/>
-          <w:szCs w:val="27"/>
-          <w14:ligatures w14:val="none"/>
-        </w:rPr>
-      </w:pPr>
-      <w:r>
-        <w:rPr>
-          <w:rFonts w:eastAsia="Times New Roman" w:cs="Times New Roman"/>
-          <w:b/>
-          <w:bCs/>
-          <w:kern w:val="0"/>
-          <w:sz w:val="27"/>
-          <w:szCs w:val="27"/>
-          <w14:ligatures w14:val="none"/>
-        </w:rPr>
-        <w:t>6. Implement a basic account statement</w:t>
-      </w:r>
-    </w:p>
-    <w:p>
-      <w:pPr>
-        <w:spacing w:before="100" w:beforeAutospacing="1" w:after="100" w:afterAutospacing="1" w:line="240" w:lineRule="auto"/>
-        <w:rPr>
-          <w:rFonts w:eastAsia="Times New Roman" w:cs="Times New Roman"/>
-          <w:kern w:val="0"/>
-          <w14:ligatures w14:val="none"/>
-        </w:rPr>
-      </w:pPr>
-      <w:r>
-        <w:rPr>
-          <w:rFonts w:eastAsia="Times New Roman" w:cs="Times New Roman"/>
-          <w:kern w:val="0"/>
-          <w14:ligatures w14:val="none"/>
-        </w:rPr>
-        <w:t xml:space="preserve">Add a </w:t>
-      </w:r>
-      <w:proofErr w:type="spellStart"/>
-      <w:proofErr w:type="gramStart"/>
-      <w:r>
-        <w:rPr>
-          <w:rFonts w:eastAsia="Times New Roman" w:cs="Courier New"/>
-          <w:kern w:val="0"/>
-          <w:sz w:val="20"/>
-          <w:szCs w:val="20"/>
-          <w14:ligatures w14:val="none"/>
-        </w:rPr>
-        <w:t>GetStatement</w:t>
-      </w:r>
-      <w:proofErr w:type="spellEnd"/>
-      <w:r>
-        <w:rPr>
-          <w:rFonts w:eastAsia="Times New Roman" w:cs="Courier New"/>
-          <w:kern w:val="0"/>
-          <w:sz w:val="20"/>
-          <w:szCs w:val="20"/>
-          <w14:ligatures w14:val="none"/>
-        </w:rPr>
-        <w:t>(</w:t>
-      </w:r>
-      <w:proofErr w:type="gramEnd"/>
-      <w:r>
-        <w:rPr>
-          <w:rFonts w:eastAsia="Times New Roman" w:cs="Courier New"/>
-          <w:kern w:val="0"/>
-          <w:sz w:val="20"/>
-          <w:szCs w:val="20"/>
-          <w14:ligatures w14:val="none"/>
-        </w:rPr>
-        <w:t>)</w:t>
-      </w:r>
-      <w:r>
-        <w:rPr>
-          <w:rFonts w:eastAsia="Times New Roman" w:cs="Times New Roman"/>
-          <w:kern w:val="0"/>
-          <w14:ligatures w14:val="none"/>
-        </w:rPr>
-        <w:t xml:space="preserve"> method that returns a string containing:</w:t>
-      </w:r>
-    </w:p>
-    <w:p>
-      <w:pPr>
-        <w:numPr>
-          <w:ilvl w:val="0"/>
-          <w:numId w:val="6"/>
-        </w:numPr>
-        <w:spacing w:before="100" w:beforeAutospacing="1" w:after="100" w:afterAutospacing="1" w:line="240" w:lineRule="auto"/>
-        <w:rPr>
-          <w:rFonts w:eastAsia="Times New Roman" w:cs="Times New Roman"/>
-          <w:kern w:val="0"/>
-          <w14:ligatures w14:val="none"/>
-        </w:rPr>
-      </w:pPr>
-      <w:r>
-        <w:rPr>
-          <w:rFonts w:eastAsia="Times New Roman" w:cs="Times New Roman"/>
-          <w:kern w:val="0"/>
-          <w14:ligatures w14:val="none"/>
-        </w:rPr>
-        <w:t xml:space="preserve">the owner </w:t>
-      </w:r>
-      <w:proofErr w:type="gramStart"/>
-      <w:r>
-        <w:rPr>
-          <w:rFonts w:eastAsia="Times New Roman" w:cs="Times New Roman"/>
-          <w:kern w:val="0"/>
-          <w14:ligatures w14:val="none"/>
-        </w:rPr>
-        <w:t>name</w:t>
-      </w:r>
-      <w:proofErr w:type="gramEnd"/>
-    </w:p>
-    <w:p>
-      <w:pPr>
-        <w:numPr>
-          <w:ilvl w:val="0"/>
-          <w:numId w:val="6"/>
-        </w:numPr>
-        <w:spacing w:before="100" w:beforeAutospacing="1" w:after="100" w:afterAutospacing="1" w:line="240" w:lineRule="auto"/>
-        <w:rPr>
-          <w:rFonts w:eastAsia="Times New Roman" w:cs="Times New Roman"/>
-          <w:kern w:val="0"/>
-          <w14:ligatures w14:val="none"/>
-        </w:rPr>
-      </w:pPr>
-      <w:r>
-        <w:rPr>
-          <w:rFonts w:eastAsia="Times New Roman" w:cs="Times New Roman"/>
-          <w:kern w:val="0"/>
-          <w14:ligatures w14:val="none"/>
-        </w:rPr>
-        <w:t>the account ID</w:t>
-      </w:r>
-    </w:p>
-    <w:p>
-      <w:pPr>
-        <w:numPr>
-          <w:ilvl w:val="0"/>
-          <w:numId w:val="6"/>
-        </w:numPr>
-        <w:spacing w:before="100" w:beforeAutospacing="1" w:after="100" w:afterAutospacing="1" w:line="240" w:lineRule="auto"/>
-        <w:rPr>
-          <w:rFonts w:eastAsia="Times New Roman" w:cs="Times New Roman"/>
-          <w:kern w:val="0"/>
-          <w14:ligatures w14:val="none"/>
-        </w:rPr>
-      </w:pPr>
-      <w:r>
-        <w:rPr>
-          <w:rFonts w:eastAsia="Times New Roman" w:cs="Times New Roman"/>
-          <w:kern w:val="0"/>
-          <w14:ligatures w14:val="none"/>
-        </w:rPr>
-        <w:t>the number of transactions</w:t>
-      </w:r>
-    </w:p>
-    <w:p>
-      <w:pPr>
-        <w:numPr>
-          <w:ilvl w:val="0"/>
-          <w:numId w:val="6"/>
-        </w:numPr>
-        <w:spacing w:before="100" w:beforeAutospacing="1" w:after="100" w:afterAutospacing="1" w:line="240" w:lineRule="auto"/>
-        <w:rPr>
-          <w:rFonts w:eastAsia="Times New Roman" w:cs="Times New Roman"/>
-          <w:kern w:val="0"/>
-          <w14:ligatures w14:val="none"/>
-        </w:rPr>
-      </w:pPr>
-      <w:r>
-        <w:rPr>
-          <w:rFonts w:eastAsia="Times New Roman" w:cs="Times New Roman"/>
-          <w:kern w:val="0"/>
-          <w14:ligatures w14:val="none"/>
-        </w:rPr>
-        <w:t>the current balance</w:t>
-      </w:r>
-    </w:p>
-    <w:p>
-      <w:pPr>
-        <w:spacing w:before="100" w:beforeAutospacing="1" w:after="100" w:afterAutospacing="1" w:line="240" w:lineRule="auto"/>
-        <w:outlineLvl w:val="0"/>
+      </w:pPr>
+      <w:r>
         <w:rPr>
           <w:rFonts w:eastAsia="Times New Roman" w:cs="Times New Roman"/>
           <w:b/>
@@ -1504,7 +2601,9 @@
           <w:szCs w:val="40"/>
           <w14:ligatures w14:val="none"/>
         </w:rPr>
-      </w:pPr>
+        <w:t xml:space="preserve">Part 3: Build the </w:t>
+      </w:r>
+      <w:proofErr w:type="spellStart"/>
       <w:r>
         <w:rPr>
           <w:rFonts w:eastAsia="Times New Roman" w:cs="Times New Roman"/>
@@ -1515,8 +2614,9 @@
           <w:szCs w:val="40"/>
           <w14:ligatures w14:val="none"/>
         </w:rPr>
-        <w:t>Exercise</w:t>
-      </w:r>
+        <w:t>SavingsAccount</w:t>
+      </w:r>
+      <w:proofErr w:type="spellEnd"/>
       <w:r>
         <w:rPr>
           <w:rFonts w:eastAsia="Times New Roman" w:cs="Times New Roman"/>
@@ -1527,9 +2627,1045 @@
           <w:szCs w:val="40"/>
           <w14:ligatures w14:val="none"/>
         </w:rPr>
-        <w:t xml:space="preserve"> 2</w:t>
-      </w:r>
-      <w:r>
+        <w:t xml:space="preserve"> Class</w:t>
+      </w:r>
+    </w:p>
+    <w:p>
+      <w:pPr>
+        <w:spacing w:before="100" w:beforeAutospacing="1" w:after="100" w:afterAutospacing="1" w:line="240" w:lineRule="auto"/>
+        <w:outlineLvl w:val="2"/>
+        <w:rPr>
+          <w:rFonts w:eastAsia="Times New Roman" w:cs="Times New Roman"/>
+          <w:b/>
+          <w:bCs/>
+          <w:kern w:val="0"/>
+          <w:sz w:val="27"/>
+          <w:szCs w:val="27"/>
+          <w14:ligatures w14:val="none"/>
+        </w:rPr>
+      </w:pPr>
+      <w:r>
+        <w:rPr>
+          <w:rFonts w:eastAsia="Times New Roman" w:cs="Times New Roman"/>
+          <w:b/>
+          <w:bCs/>
+          <w:kern w:val="0"/>
+          <w:sz w:val="27"/>
+          <w:szCs w:val="27"/>
+          <w14:ligatures w14:val="none"/>
+        </w:rPr>
+        <w:t>1. Declare the class</w:t>
+      </w:r>
+    </w:p>
+    <w:p>
+      <w:pPr>
+        <w:spacing w:before="100" w:beforeAutospacing="1" w:after="100" w:afterAutospacing="1" w:line="240" w:lineRule="auto"/>
+        <w:rPr>
+          <w:rFonts w:eastAsia="Times New Roman" w:cs="Times New Roman"/>
+          <w:kern w:val="0"/>
+          <w14:ligatures w14:val="none"/>
+        </w:rPr>
+      </w:pPr>
+      <w:r>
+        <w:rPr>
+          <w:rFonts w:eastAsia="Times New Roman" w:cs="Times New Roman"/>
+          <w:kern w:val="0"/>
+          <w14:ligatures w14:val="none"/>
+        </w:rPr>
+        <w:t xml:space="preserve">Create a class named </w:t>
+      </w:r>
+      <w:proofErr w:type="spellStart"/>
+      <w:r>
+        <w:rPr>
+          <w:rFonts w:eastAsia="Times New Roman" w:cs="Courier New"/>
+          <w:kern w:val="0"/>
+          <w:sz w:val="20"/>
+          <w:szCs w:val="20"/>
+          <w14:ligatures w14:val="none"/>
+        </w:rPr>
+        <w:t>SavingsAccount</w:t>
+      </w:r>
+      <w:proofErr w:type="spellEnd"/>
+      <w:r>
+        <w:rPr>
+          <w:rFonts w:eastAsia="Times New Roman" w:cs="Times New Roman"/>
+          <w:kern w:val="0"/>
+          <w14:ligatures w14:val="none"/>
+        </w:rPr>
+        <w:t xml:space="preserve"> that inherits from </w:t>
+      </w:r>
+      <w:r>
+        <w:rPr>
+          <w:rFonts w:eastAsia="Times New Roman" w:cs="Courier New"/>
+          <w:kern w:val="0"/>
+          <w:sz w:val="20"/>
+          <w:szCs w:val="20"/>
+          <w14:ligatures w14:val="none"/>
+        </w:rPr>
+        <w:t>Account</w:t>
+      </w:r>
+      <w:r>
+        <w:rPr>
+          <w:rFonts w:eastAsia="Times New Roman" w:cs="Times New Roman"/>
+          <w:kern w:val="0"/>
+          <w14:ligatures w14:val="none"/>
+        </w:rPr>
+        <w:t>.</w:t>
+      </w:r>
+    </w:p>
+    <w:p>
+      <w:pPr>
+        <w:spacing w:before="100" w:beforeAutospacing="1" w:after="100" w:afterAutospacing="1" w:line="240" w:lineRule="auto"/>
+        <w:outlineLvl w:val="2"/>
+        <w:rPr>
+          <w:rFonts w:eastAsia="Times New Roman" w:cs="Times New Roman"/>
+          <w:b/>
+          <w:bCs/>
+          <w:kern w:val="0"/>
+          <w:sz w:val="27"/>
+          <w:szCs w:val="27"/>
+          <w14:ligatures w14:val="none"/>
+        </w:rPr>
+      </w:pPr>
+      <w:r>
+        <w:rPr>
+          <w:rFonts w:eastAsia="Times New Roman" w:cs="Times New Roman"/>
+          <w:b/>
+          <w:bCs/>
+          <w:kern w:val="0"/>
+          <w:sz w:val="27"/>
+          <w:szCs w:val="27"/>
+          <w14:ligatures w14:val="none"/>
+        </w:rPr>
+        <w:t>2. Add savings</w:t>
+      </w:r>
+      <w:r>
+        <w:rPr>
+          <w:rFonts w:eastAsia="Times New Roman" w:cs="Times New Roman"/>
+          <w:b/>
+          <w:bCs/>
+          <w:kern w:val="0"/>
+          <w:sz w:val="27"/>
+          <w:szCs w:val="27"/>
+          <w14:ligatures w14:val="none"/>
+        </w:rPr>
+        <w:noBreakHyphen/>
+        <w:t>specific fields</w:t>
+      </w:r>
+    </w:p>
+    <w:p>
+      <w:pPr>
+        <w:spacing w:before="100" w:beforeAutospacing="1" w:after="100" w:afterAutospacing="1" w:line="240" w:lineRule="auto"/>
+        <w:rPr>
+          <w:rFonts w:eastAsia="Times New Roman" w:cs="Times New Roman"/>
+          <w:kern w:val="0"/>
+          <w14:ligatures w14:val="none"/>
+        </w:rPr>
+      </w:pPr>
+      <w:r>
+        <w:rPr>
+          <w:rFonts w:eastAsia="Times New Roman" w:cs="Times New Roman"/>
+          <w:kern w:val="0"/>
+          <w14:ligatures w14:val="none"/>
+        </w:rPr>
+        <w:lastRenderedPageBreak/>
+        <w:t>Add:</w:t>
+      </w:r>
+    </w:p>
+    <w:p>
+      <w:pPr>
+        <w:numPr>
+          <w:ilvl w:val="0"/>
+          <w:numId w:val="11"/>
+        </w:numPr>
+        <w:spacing w:before="100" w:beforeAutospacing="1" w:after="100" w:afterAutospacing="1" w:line="240" w:lineRule="auto"/>
+        <w:rPr>
+          <w:rFonts w:eastAsia="Times New Roman" w:cs="Times New Roman"/>
+          <w:kern w:val="0"/>
+          <w14:ligatures w14:val="none"/>
+        </w:rPr>
+      </w:pPr>
+      <w:r>
+        <w:rPr>
+          <w:rFonts w:eastAsia="Times New Roman" w:cs="Times New Roman"/>
+          <w:kern w:val="0"/>
+          <w14:ligatures w14:val="none"/>
+        </w:rPr>
+        <w:t>a private decimal field to track the minimum balance for the month</w:t>
+      </w:r>
+    </w:p>
+    <w:p>
+      <w:pPr>
+        <w:numPr>
+          <w:ilvl w:val="0"/>
+          <w:numId w:val="11"/>
+        </w:numPr>
+        <w:spacing w:before="100" w:beforeAutospacing="1" w:after="100" w:afterAutospacing="1" w:line="240" w:lineRule="auto"/>
+        <w:rPr>
+          <w:rFonts w:eastAsia="Times New Roman" w:cs="Times New Roman"/>
+          <w:kern w:val="0"/>
+          <w14:ligatures w14:val="none"/>
+        </w:rPr>
+      </w:pPr>
+      <w:r>
+        <w:rPr>
+          <w:rFonts w:eastAsia="Times New Roman" w:cs="Times New Roman"/>
+          <w:kern w:val="0"/>
+          <w14:ligatures w14:val="none"/>
+        </w:rPr>
+        <w:t>a private decimal field for the interest rate</w:t>
+      </w:r>
+    </w:p>
+    <w:p>
+      <w:pPr>
+        <w:numPr>
+          <w:ilvl w:val="1"/>
+          <w:numId w:val="11"/>
+        </w:numPr>
+        <w:spacing w:before="100" w:beforeAutospacing="1" w:after="100" w:afterAutospacing="1" w:line="240" w:lineRule="auto"/>
+        <w:rPr>
+          <w:rFonts w:eastAsia="Times New Roman" w:cs="Times New Roman"/>
+          <w:kern w:val="0"/>
+          <w14:ligatures w14:val="none"/>
+        </w:rPr>
+      </w:pPr>
+      <w:r>
+        <w:rPr>
+          <w:rFonts w:eastAsia="Times New Roman" w:cs="Times New Roman"/>
+          <w:kern w:val="0"/>
+          <w14:ligatures w14:val="none"/>
+        </w:rPr>
+        <w:t>set</w:t>
+      </w:r>
+      <w:r>
+        <w:rPr>
+          <w:rFonts w:eastAsia="Times New Roman" w:cs="Times New Roman"/>
+          <w:kern w:val="0"/>
+          <w14:ligatures w14:val="none"/>
+        </w:rPr>
+        <w:t xml:space="preserve"> the </w:t>
+      </w:r>
+      <w:r>
+        <w:rPr>
+          <w:rFonts w:eastAsia="Times New Roman" w:cs="Times New Roman"/>
+          <w:kern w:val="0"/>
+          <w14:ligatures w14:val="none"/>
+        </w:rPr>
+        <w:t xml:space="preserve">interest rate value </w:t>
+      </w:r>
+      <w:r>
+        <w:rPr>
+          <w:rFonts w:eastAsia="Times New Roman" w:cs="Times New Roman"/>
+          <w:kern w:val="0"/>
+          <w14:ligatures w14:val="none"/>
+        </w:rPr>
+        <w:t>to</w:t>
+      </w:r>
+      <w:r>
+        <w:rPr>
+          <w:rFonts w:eastAsia="Times New Roman" w:cs="Times New Roman"/>
+          <w:kern w:val="0"/>
+          <w14:ligatures w14:val="none"/>
+        </w:rPr>
+        <w:t xml:space="preserve"> .06.</w:t>
+      </w:r>
+    </w:p>
+    <w:p>
+      <w:pPr>
+        <w:spacing w:before="100" w:beforeAutospacing="1" w:after="100" w:afterAutospacing="1" w:line="240" w:lineRule="auto"/>
+        <w:outlineLvl w:val="2"/>
+        <w:rPr>
+          <w:rFonts w:eastAsia="Times New Roman" w:cs="Times New Roman"/>
+          <w:b/>
+          <w:bCs/>
+          <w:kern w:val="0"/>
+          <w:sz w:val="27"/>
+          <w:szCs w:val="27"/>
+          <w14:ligatures w14:val="none"/>
+        </w:rPr>
+      </w:pPr>
+      <w:r>
+        <w:rPr>
+          <w:rFonts w:eastAsia="Times New Roman" w:cs="Times New Roman"/>
+          <w:b/>
+          <w:bCs/>
+          <w:kern w:val="0"/>
+          <w:sz w:val="27"/>
+          <w:szCs w:val="27"/>
+          <w14:ligatures w14:val="none"/>
+        </w:rPr>
+        <w:t>3. Add a constructor</w:t>
+      </w:r>
+    </w:p>
+    <w:p>
+      <w:pPr>
+        <w:spacing w:before="100" w:beforeAutospacing="1" w:after="100" w:afterAutospacing="1" w:line="240" w:lineRule="auto"/>
+        <w:rPr>
+          <w:rFonts w:eastAsia="Times New Roman" w:cs="Times New Roman"/>
+          <w:kern w:val="0"/>
+          <w14:ligatures w14:val="none"/>
+        </w:rPr>
+      </w:pPr>
+      <w:r>
+        <w:rPr>
+          <w:rFonts w:eastAsia="Times New Roman" w:cs="Times New Roman"/>
+          <w:kern w:val="0"/>
+          <w14:ligatures w14:val="none"/>
+        </w:rPr>
+        <w:t>Your constructor should:</w:t>
+      </w:r>
+    </w:p>
+    <w:p>
+      <w:pPr>
+        <w:numPr>
+          <w:ilvl w:val="0"/>
+          <w:numId w:val="12"/>
+        </w:numPr>
+        <w:spacing w:before="100" w:beforeAutospacing="1" w:after="100" w:afterAutospacing="1" w:line="240" w:lineRule="auto"/>
+        <w:rPr>
+          <w:rFonts w:eastAsia="Times New Roman" w:cs="Times New Roman"/>
+          <w:kern w:val="0"/>
+          <w14:ligatures w14:val="none"/>
+        </w:rPr>
+      </w:pPr>
+      <w:r>
+        <w:rPr>
+          <w:rFonts w:eastAsia="Times New Roman" w:cs="Times New Roman"/>
+          <w:kern w:val="0"/>
+          <w14:ligatures w14:val="none"/>
+        </w:rPr>
+        <w:t>call the base class constructor</w:t>
+      </w:r>
+    </w:p>
+    <w:p>
+      <w:pPr>
+        <w:numPr>
+          <w:ilvl w:val="0"/>
+          <w:numId w:val="12"/>
+        </w:numPr>
+        <w:spacing w:before="100" w:beforeAutospacing="1" w:after="100" w:afterAutospacing="1" w:line="240" w:lineRule="auto"/>
+        <w:rPr>
+          <w:rFonts w:eastAsia="Times New Roman" w:cs="Times New Roman"/>
+          <w:kern w:val="0"/>
+          <w14:ligatures w14:val="none"/>
+        </w:rPr>
+      </w:pPr>
+      <w:r>
+        <w:rPr>
+          <w:rFonts w:eastAsia="Times New Roman" w:cs="Times New Roman"/>
+          <w:kern w:val="0"/>
+          <w14:ligatures w14:val="none"/>
+        </w:rPr>
+        <w:t>initialize the minimum balance to the starting balance</w:t>
+      </w:r>
+    </w:p>
+    <w:p>
+      <w:pPr>
+        <w:spacing w:before="100" w:beforeAutospacing="1" w:after="100" w:afterAutospacing="1" w:line="240" w:lineRule="auto"/>
+        <w:outlineLvl w:val="2"/>
+        <w:rPr>
+          <w:rFonts w:eastAsia="Times New Roman" w:cs="Times New Roman"/>
+          <w:b/>
+          <w:bCs/>
+          <w:kern w:val="0"/>
+          <w:sz w:val="27"/>
+          <w:szCs w:val="27"/>
+          <w14:ligatures w14:val="none"/>
+        </w:rPr>
+      </w:pPr>
+      <w:r>
+        <w:rPr>
+          <w:rFonts w:eastAsia="Times New Roman" w:cs="Times New Roman"/>
+          <w:b/>
+          <w:bCs/>
+          <w:kern w:val="0"/>
+          <w:sz w:val="27"/>
+          <w:szCs w:val="27"/>
+          <w14:ligatures w14:val="none"/>
+        </w:rPr>
+        <w:t>4. Add an interest property</w:t>
+      </w:r>
+    </w:p>
+    <w:p>
+      <w:pPr>
+        <w:spacing w:before="100" w:beforeAutospacing="1" w:after="100" w:afterAutospacing="1" w:line="240" w:lineRule="auto"/>
+        <w:rPr>
+          <w:rFonts w:eastAsia="Times New Roman" w:cs="Times New Roman"/>
+          <w:kern w:val="0"/>
+          <w14:ligatures w14:val="none"/>
+        </w:rPr>
+      </w:pPr>
+      <w:r>
+        <w:rPr>
+          <w:rFonts w:eastAsia="Times New Roman" w:cs="Times New Roman"/>
+          <w:kern w:val="0"/>
+          <w14:ligatures w14:val="none"/>
+        </w:rPr>
+        <w:t>Create a read</w:t>
+      </w:r>
+      <w:r>
+        <w:rPr>
+          <w:rFonts w:eastAsia="Times New Roman" w:cs="Times New Roman"/>
+          <w:kern w:val="0"/>
+          <w14:ligatures w14:val="none"/>
+        </w:rPr>
+        <w:noBreakHyphen/>
+        <w:t>only property that calculates monthly interest based on:</w:t>
+      </w:r>
+    </w:p>
+    <w:p>
+      <w:pPr>
+        <w:numPr>
+          <w:ilvl w:val="0"/>
+          <w:numId w:val="13"/>
+        </w:numPr>
+        <w:spacing w:before="100" w:beforeAutospacing="1" w:after="100" w:afterAutospacing="1" w:line="240" w:lineRule="auto"/>
+        <w:rPr>
+          <w:rFonts w:eastAsia="Times New Roman" w:cs="Times New Roman"/>
+          <w:kern w:val="0"/>
+          <w14:ligatures w14:val="none"/>
+        </w:rPr>
+      </w:pPr>
+      <w:r>
+        <w:rPr>
+          <w:rFonts w:eastAsia="Times New Roman" w:cs="Times New Roman"/>
+          <w:kern w:val="0"/>
+          <w14:ligatures w14:val="none"/>
+        </w:rPr>
+        <w:t>the minimum balance</w:t>
+      </w:r>
+    </w:p>
+    <w:p>
+      <w:pPr>
+        <w:numPr>
+          <w:ilvl w:val="0"/>
+          <w:numId w:val="13"/>
+        </w:numPr>
+        <w:spacing w:before="100" w:beforeAutospacing="1" w:after="100" w:afterAutospacing="1" w:line="240" w:lineRule="auto"/>
+        <w:rPr>
+          <w:rFonts w:eastAsia="Times New Roman" w:cs="Times New Roman"/>
+          <w:kern w:val="0"/>
+          <w14:ligatures w14:val="none"/>
+        </w:rPr>
+      </w:pPr>
+      <w:r>
+        <w:rPr>
+          <w:rFonts w:eastAsia="Times New Roman" w:cs="Times New Roman"/>
+          <w:kern w:val="0"/>
+          <w14:ligatures w14:val="none"/>
+        </w:rPr>
+        <w:t>the interest rate</w:t>
+      </w:r>
+    </w:p>
+    <w:p>
+      <w:pPr>
+        <w:numPr>
+          <w:ilvl w:val="0"/>
+          <w:numId w:val="13"/>
+        </w:numPr>
+        <w:spacing w:before="100" w:beforeAutospacing="1" w:after="100" w:afterAutospacing="1" w:line="240" w:lineRule="auto"/>
+        <w:rPr>
+          <w:rFonts w:eastAsia="Times New Roman" w:cs="Times New Roman"/>
+          <w:kern w:val="0"/>
+          <w14:ligatures w14:val="none"/>
+        </w:rPr>
+      </w:pPr>
+      <w:r>
+        <w:rPr>
+          <w:rFonts w:eastAsia="Times New Roman" w:cs="Times New Roman"/>
+          <w:kern w:val="0"/>
+          <w14:ligatures w14:val="none"/>
+        </w:rPr>
+        <w:t>dividing the annual rate by 12</w:t>
+      </w:r>
+    </w:p>
+    <w:p>
+      <w:pPr>
+        <w:numPr>
+          <w:ilvl w:val="0"/>
+          <w:numId w:val="13"/>
+        </w:numPr>
+        <w:spacing w:before="100" w:beforeAutospacing="1" w:after="100" w:afterAutospacing="1" w:line="240" w:lineRule="auto"/>
+        <w:rPr>
+          <w:rFonts w:eastAsia="Times New Roman" w:cs="Times New Roman"/>
+          <w:i/>
+          <w:iCs/>
+          <w:kern w:val="0"/>
+          <w14:ligatures w14:val="none"/>
+        </w:rPr>
+      </w:pPr>
+      <w:r>
+        <w:rPr>
+          <w:rFonts w:eastAsia="Times New Roman" w:cs="Times New Roman"/>
+          <w:kern w:val="0"/>
+          <w14:ligatures w14:val="none"/>
+        </w:rPr>
+        <w:t>calculation hint</w:t>
+      </w:r>
+      <w:r>
+        <w:rPr>
+          <w:rFonts w:eastAsia="Times New Roman" w:cs="Times New Roman"/>
+          <w:kern w:val="0"/>
+          <w14:ligatures w14:val="none"/>
+        </w:rPr>
+        <w:t xml:space="preserve">: </w:t>
+      </w:r>
+      <w:proofErr w:type="spellStart"/>
+      <w:r>
+        <w:rPr>
+          <w:rFonts w:eastAsia="Times New Roman" w:cs="Times New Roman"/>
+          <w:i/>
+          <w:iCs/>
+          <w:kern w:val="0"/>
+          <w14:ligatures w14:val="none"/>
+        </w:rPr>
+        <w:t>minBalance</w:t>
+      </w:r>
+      <w:proofErr w:type="spellEnd"/>
+      <w:r>
+        <w:rPr>
+          <w:rFonts w:eastAsia="Times New Roman" w:cs="Times New Roman"/>
+          <w:i/>
+          <w:iCs/>
+          <w:kern w:val="0"/>
+          <w14:ligatures w14:val="none"/>
+        </w:rPr>
+        <w:t xml:space="preserve"> * rate/12</w:t>
+      </w:r>
+    </w:p>
+    <w:p>
+      <w:pPr>
+        <w:spacing w:before="100" w:beforeAutospacing="1" w:after="100" w:afterAutospacing="1" w:line="240" w:lineRule="auto"/>
+        <w:outlineLvl w:val="2"/>
+        <w:rPr>
+          <w:rFonts w:eastAsia="Times New Roman" w:cs="Times New Roman"/>
+          <w:b/>
+          <w:bCs/>
+          <w:kern w:val="0"/>
+          <w:sz w:val="27"/>
+          <w:szCs w:val="27"/>
+          <w14:ligatures w14:val="none"/>
+        </w:rPr>
+      </w:pPr>
+      <w:r>
+        <w:rPr>
+          <w:rFonts w:eastAsia="Times New Roman" w:cs="Times New Roman"/>
+          <w:b/>
+          <w:bCs/>
+          <w:kern w:val="0"/>
+          <w:sz w:val="27"/>
+          <w:szCs w:val="27"/>
+          <w14:ligatures w14:val="none"/>
+        </w:rPr>
+        <w:t>5. Override the withdrawal behavior</w:t>
+      </w:r>
+      <w:r>
+        <w:rPr>
+          <w:rFonts w:eastAsia="Times New Roman" w:cs="Times New Roman"/>
+          <w:b/>
+          <w:bCs/>
+          <w:kern w:val="0"/>
+          <w:sz w:val="27"/>
+          <w:szCs w:val="27"/>
+          <w14:ligatures w14:val="none"/>
+        </w:rPr>
+        <w:t xml:space="preserve"> (</w:t>
+      </w:r>
+      <w:r>
+        <w:rPr>
+          <w:rFonts w:eastAsia="Times New Roman" w:cs="Times New Roman"/>
+          <w:b/>
+          <w:bCs/>
+          <w:i/>
+          <w:iCs/>
+          <w:kern w:val="0"/>
+          <w14:ligatures w14:val="none"/>
+        </w:rPr>
+        <w:t>using new keyword for now</w:t>
+      </w:r>
+      <w:r>
+        <w:rPr>
+          <w:rFonts w:eastAsia="Times New Roman" w:cs="Times New Roman"/>
+          <w:b/>
+          <w:bCs/>
+          <w:kern w:val="0"/>
+          <w:sz w:val="27"/>
+          <w:szCs w:val="27"/>
+          <w14:ligatures w14:val="none"/>
+        </w:rPr>
+        <w:t>)</w:t>
+      </w:r>
+    </w:p>
+    <w:p>
+      <w:pPr>
+        <w:spacing w:before="100" w:beforeAutospacing="1" w:after="100" w:afterAutospacing="1" w:line="240" w:lineRule="auto"/>
+        <w:rPr>
+          <w:rFonts w:eastAsia="Times New Roman" w:cs="Times New Roman"/>
+          <w:kern w:val="0"/>
+          <w14:ligatures w14:val="none"/>
+        </w:rPr>
+      </w:pPr>
+      <w:r>
+        <w:rPr>
+          <w:rFonts w:eastAsia="Times New Roman" w:cs="Times New Roman"/>
+          <w:kern w:val="0"/>
+          <w14:ligatures w14:val="none"/>
+        </w:rPr>
+        <w:t xml:space="preserve">Create a new version of </w:t>
+      </w:r>
+      <w:r>
+        <w:rPr>
+          <w:rFonts w:eastAsia="Times New Roman" w:cs="Courier New"/>
+          <w:kern w:val="0"/>
+          <w:sz w:val="20"/>
+          <w:szCs w:val="20"/>
+          <w14:ligatures w14:val="none"/>
+        </w:rPr>
+        <w:t>Withdraw(amount)</w:t>
+      </w:r>
+      <w:r>
+        <w:rPr>
+          <w:rFonts w:eastAsia="Times New Roman" w:cs="Times New Roman"/>
+          <w:kern w:val="0"/>
+          <w14:ligatures w14:val="none"/>
+        </w:rPr>
+        <w:t xml:space="preserve"> that:</w:t>
+      </w:r>
+    </w:p>
+    <w:p>
+      <w:pPr>
+        <w:numPr>
+          <w:ilvl w:val="0"/>
+          <w:numId w:val="14"/>
+        </w:numPr>
+        <w:spacing w:before="100" w:beforeAutospacing="1" w:after="100" w:afterAutospacing="1" w:line="240" w:lineRule="auto"/>
+        <w:rPr>
+          <w:rFonts w:eastAsia="Times New Roman" w:cs="Times New Roman"/>
+          <w:kern w:val="0"/>
+          <w14:ligatures w14:val="none"/>
+        </w:rPr>
+      </w:pPr>
+      <w:r>
+        <w:rPr>
+          <w:rFonts w:eastAsia="Times New Roman" w:cs="Times New Roman"/>
+          <w:kern w:val="0"/>
+          <w14:ligatures w14:val="none"/>
+        </w:rPr>
+        <w:t>calls the base class withdrawal method</w:t>
+      </w:r>
+    </w:p>
+    <w:p>
+      <w:pPr>
+        <w:numPr>
+          <w:ilvl w:val="0"/>
+          <w:numId w:val="14"/>
+        </w:numPr>
+        <w:spacing w:before="100" w:beforeAutospacing="1" w:after="100" w:afterAutospacing="1" w:line="240" w:lineRule="auto"/>
+        <w:rPr>
+          <w:rFonts w:eastAsia="Times New Roman" w:cs="Times New Roman"/>
+          <w:kern w:val="0"/>
+          <w14:ligatures w14:val="none"/>
+        </w:rPr>
+      </w:pPr>
+      <w:r>
+        <w:rPr>
+          <w:rFonts w:eastAsia="Times New Roman" w:cs="Times New Roman"/>
+          <w:kern w:val="0"/>
+          <w14:ligatures w14:val="none"/>
+        </w:rPr>
+        <w:t>updates the minimum balance if the new balance is lower</w:t>
+      </w:r>
+    </w:p>
+    <w:p>
+      <w:pPr>
+        <w:spacing w:before="100" w:beforeAutospacing="1" w:after="100" w:afterAutospacing="1" w:line="240" w:lineRule="auto"/>
+        <w:outlineLvl w:val="2"/>
+        <w:rPr>
+          <w:rFonts w:eastAsia="Times New Roman" w:cs="Times New Roman"/>
+          <w:b/>
+          <w:bCs/>
+          <w:kern w:val="0"/>
+          <w:sz w:val="27"/>
+          <w:szCs w:val="27"/>
+          <w14:ligatures w14:val="none"/>
+        </w:rPr>
+      </w:pPr>
+      <w:r>
+        <w:rPr>
+          <w:rFonts w:eastAsia="Times New Roman" w:cs="Times New Roman"/>
+          <w:b/>
+          <w:bCs/>
+          <w:kern w:val="0"/>
+          <w:sz w:val="27"/>
+          <w:szCs w:val="27"/>
+          <w14:ligatures w14:val="none"/>
+        </w:rPr>
+        <w:t>6. Implement the monthly posting behavior</w:t>
+      </w:r>
+    </w:p>
+    <w:p>
+      <w:pPr>
+        <w:spacing w:before="100" w:beforeAutospacing="1" w:after="100" w:afterAutospacing="1" w:line="240" w:lineRule="auto"/>
+        <w:rPr>
+          <w:rFonts w:eastAsia="Times New Roman" w:cs="Times New Roman"/>
+          <w:kern w:val="0"/>
+          <w14:ligatures w14:val="none"/>
+        </w:rPr>
+      </w:pPr>
+      <w:r>
+        <w:rPr>
+          <w:rFonts w:eastAsia="Times New Roman" w:cs="Times New Roman"/>
+          <w:kern w:val="0"/>
+          <w14:ligatures w14:val="none"/>
+        </w:rPr>
+        <w:t xml:space="preserve">Add a </w:t>
+      </w:r>
+      <w:proofErr w:type="gramStart"/>
+      <w:r>
+        <w:rPr>
+          <w:rFonts w:eastAsia="Times New Roman" w:cs="Courier New"/>
+          <w:kern w:val="0"/>
+          <w:sz w:val="20"/>
+          <w:szCs w:val="20"/>
+          <w14:ligatures w14:val="none"/>
+        </w:rPr>
+        <w:t>Post(</w:t>
+      </w:r>
+      <w:proofErr w:type="gramEnd"/>
+      <w:r>
+        <w:rPr>
+          <w:rFonts w:eastAsia="Times New Roman" w:cs="Courier New"/>
+          <w:kern w:val="0"/>
+          <w:sz w:val="20"/>
+          <w:szCs w:val="20"/>
+          <w14:ligatures w14:val="none"/>
+        </w:rPr>
+        <w:t>)</w:t>
+      </w:r>
+      <w:r>
+        <w:rPr>
+          <w:rFonts w:eastAsia="Times New Roman" w:cs="Times New Roman"/>
+          <w:kern w:val="0"/>
+          <w14:ligatures w14:val="none"/>
+        </w:rPr>
+        <w:t xml:space="preserve"> method that:</w:t>
+      </w:r>
+    </w:p>
+    <w:p>
+      <w:pPr>
+        <w:numPr>
+          <w:ilvl w:val="0"/>
+          <w:numId w:val="15"/>
+        </w:numPr>
+        <w:spacing w:before="100" w:beforeAutospacing="1" w:after="100" w:afterAutospacing="1" w:line="240" w:lineRule="auto"/>
+        <w:rPr>
+          <w:rFonts w:eastAsia="Times New Roman" w:cs="Times New Roman"/>
+          <w:kern w:val="0"/>
+          <w14:ligatures w14:val="none"/>
+        </w:rPr>
+      </w:pPr>
+      <w:r>
+        <w:rPr>
+          <w:rFonts w:eastAsia="Times New Roman" w:cs="Times New Roman"/>
+          <w:kern w:val="0"/>
+          <w14:ligatures w14:val="none"/>
+        </w:rPr>
+        <w:t xml:space="preserve">adds the monthly interest to the </w:t>
+      </w:r>
+      <w:r>
+        <w:rPr>
+          <w:rFonts w:eastAsia="Times New Roman" w:cs="Times New Roman"/>
+          <w:kern w:val="0"/>
+          <w14:ligatures w14:val="none"/>
+        </w:rPr>
+        <w:t xml:space="preserve">current </w:t>
+      </w:r>
+      <w:r>
+        <w:rPr>
+          <w:rFonts w:eastAsia="Times New Roman" w:cs="Times New Roman"/>
+          <w:kern w:val="0"/>
+          <w14:ligatures w14:val="none"/>
+        </w:rPr>
+        <w:t>balance</w:t>
+      </w:r>
+    </w:p>
+    <w:p>
+      <w:pPr>
+        <w:numPr>
+          <w:ilvl w:val="0"/>
+          <w:numId w:val="15"/>
+        </w:numPr>
+        <w:spacing w:before="100" w:beforeAutospacing="1" w:after="100" w:afterAutospacing="1" w:line="240" w:lineRule="auto"/>
+        <w:rPr>
+          <w:rFonts w:eastAsia="Times New Roman" w:cs="Times New Roman"/>
+          <w:kern w:val="0"/>
+          <w14:ligatures w14:val="none"/>
+        </w:rPr>
+      </w:pPr>
+      <w:r>
+        <w:rPr>
+          <w:rFonts w:eastAsia="Times New Roman" w:cs="Times New Roman"/>
+          <w:kern w:val="0"/>
+          <w14:ligatures w14:val="none"/>
+        </w:rPr>
+        <w:t>resets the transaction counter</w:t>
+      </w:r>
+      <w:r>
+        <w:rPr>
+          <w:rFonts w:eastAsia="Times New Roman" w:cs="Times New Roman"/>
+          <w:kern w:val="0"/>
+          <w14:ligatures w14:val="none"/>
+        </w:rPr>
+        <w:t xml:space="preserve"> to 0</w:t>
+      </w:r>
+    </w:p>
+    <w:p>
+      <w:pPr>
+        <w:numPr>
+          <w:ilvl w:val="0"/>
+          <w:numId w:val="15"/>
+        </w:numPr>
+        <w:spacing w:before="100" w:beforeAutospacing="1" w:after="100" w:afterAutospacing="1" w:line="240" w:lineRule="auto"/>
+        <w:rPr>
+          <w:rFonts w:eastAsia="Times New Roman" w:cs="Times New Roman"/>
+          <w:kern w:val="0"/>
+          <w14:ligatures w14:val="none"/>
+        </w:rPr>
+      </w:pPr>
+      <w:r>
+        <w:rPr>
+          <w:rFonts w:eastAsia="Times New Roman" w:cs="Times New Roman"/>
+          <w:kern w:val="0"/>
+          <w14:ligatures w14:val="none"/>
+        </w:rPr>
+        <w:t>resets the minimum balance to the new balance</w:t>
+      </w:r>
+    </w:p>
+    <w:p>
+      <w:pPr>
+        <w:spacing w:before="100" w:beforeAutospacing="1" w:after="100" w:afterAutospacing="1" w:line="240" w:lineRule="auto"/>
+        <w:outlineLvl w:val="2"/>
+        <w:rPr>
+          <w:rFonts w:eastAsia="Times New Roman" w:cs="Times New Roman"/>
+          <w:b/>
+          <w:bCs/>
+          <w:kern w:val="0"/>
+          <w:sz w:val="27"/>
+          <w:szCs w:val="27"/>
+          <w14:ligatures w14:val="none"/>
+        </w:rPr>
+      </w:pPr>
+      <w:r>
+        <w:rPr>
+          <w:rFonts w:eastAsia="Times New Roman" w:cs="Times New Roman"/>
+          <w:b/>
+          <w:bCs/>
+          <w:kern w:val="0"/>
+          <w:sz w:val="27"/>
+          <w:szCs w:val="27"/>
+          <w14:ligatures w14:val="none"/>
+        </w:rPr>
+        <w:t>7. Override the account statement</w:t>
+      </w:r>
+      <w:r>
+        <w:rPr>
+          <w:rFonts w:eastAsia="Times New Roman" w:cs="Times New Roman"/>
+          <w:b/>
+          <w:bCs/>
+          <w:kern w:val="0"/>
+          <w:sz w:val="27"/>
+          <w:szCs w:val="27"/>
+          <w14:ligatures w14:val="none"/>
+        </w:rPr>
+        <w:t xml:space="preserve"> (</w:t>
+      </w:r>
+      <w:r>
+        <w:rPr>
+          <w:rFonts w:eastAsia="Times New Roman" w:cs="Times New Roman"/>
+          <w:b/>
+          <w:bCs/>
+          <w:i/>
+          <w:iCs/>
+          <w:kern w:val="0"/>
+          <w14:ligatures w14:val="none"/>
+        </w:rPr>
+        <w:t>using new keyword for now</w:t>
+      </w:r>
+      <w:r>
+        <w:rPr>
+          <w:rFonts w:eastAsia="Times New Roman" w:cs="Times New Roman"/>
+          <w:b/>
+          <w:bCs/>
+          <w:kern w:val="0"/>
+          <w:sz w:val="27"/>
+          <w:szCs w:val="27"/>
+          <w14:ligatures w14:val="none"/>
+        </w:rPr>
+        <w:t>)</w:t>
+      </w:r>
+    </w:p>
+    <w:p>
+      <w:pPr>
+        <w:spacing w:before="100" w:beforeAutospacing="1" w:after="100" w:afterAutospacing="1" w:line="240" w:lineRule="auto"/>
+        <w:rPr>
+          <w:rFonts w:eastAsia="Times New Roman" w:cs="Times New Roman"/>
+          <w:kern w:val="0"/>
+          <w14:ligatures w14:val="none"/>
+        </w:rPr>
+      </w:pPr>
+      <w:r>
+        <w:rPr>
+          <w:rFonts w:eastAsia="Times New Roman" w:cs="Times New Roman"/>
+          <w:kern w:val="0"/>
+          <w14:ligatures w14:val="none"/>
+        </w:rPr>
+        <w:t xml:space="preserve">Create a new version of </w:t>
+      </w:r>
+      <w:proofErr w:type="spellStart"/>
+      <w:proofErr w:type="gramStart"/>
+      <w:r>
+        <w:rPr>
+          <w:rFonts w:eastAsia="Times New Roman" w:cs="Courier New"/>
+          <w:kern w:val="0"/>
+          <w:sz w:val="20"/>
+          <w:szCs w:val="20"/>
+          <w14:ligatures w14:val="none"/>
+        </w:rPr>
+        <w:t>GetStatement</w:t>
+      </w:r>
+      <w:proofErr w:type="spellEnd"/>
+      <w:r>
+        <w:rPr>
+          <w:rFonts w:eastAsia="Times New Roman" w:cs="Courier New"/>
+          <w:kern w:val="0"/>
+          <w:sz w:val="20"/>
+          <w:szCs w:val="20"/>
+          <w14:ligatures w14:val="none"/>
+        </w:rPr>
+        <w:t>(</w:t>
+      </w:r>
+      <w:proofErr w:type="gramEnd"/>
+      <w:r>
+        <w:rPr>
+          <w:rFonts w:eastAsia="Times New Roman" w:cs="Courier New"/>
+          <w:kern w:val="0"/>
+          <w:sz w:val="20"/>
+          <w:szCs w:val="20"/>
+          <w14:ligatures w14:val="none"/>
+        </w:rPr>
+        <w:t>)</w:t>
+      </w:r>
+      <w:r>
+        <w:rPr>
+          <w:rFonts w:eastAsia="Times New Roman" w:cs="Times New Roman"/>
+          <w:kern w:val="0"/>
+          <w14:ligatures w14:val="none"/>
+        </w:rPr>
+        <w:t xml:space="preserve"> that:</w:t>
+      </w:r>
+    </w:p>
+    <w:p>
+      <w:pPr>
+        <w:numPr>
+          <w:ilvl w:val="0"/>
+          <w:numId w:val="16"/>
+        </w:numPr>
+        <w:spacing w:before="100" w:beforeAutospacing="1" w:after="100" w:afterAutospacing="1" w:line="240" w:lineRule="auto"/>
+        <w:rPr>
+          <w:rFonts w:eastAsia="Times New Roman" w:cs="Times New Roman"/>
+          <w:kern w:val="0"/>
+          <w14:ligatures w14:val="none"/>
+        </w:rPr>
+      </w:pPr>
+      <w:r>
+        <w:rPr>
+          <w:rFonts w:eastAsia="Times New Roman" w:cs="Times New Roman"/>
+          <w:kern w:val="0"/>
+          <w14:ligatures w14:val="none"/>
+        </w:rPr>
+        <w:t>calls the base class version</w:t>
+      </w:r>
+    </w:p>
+    <w:p>
+      <w:pPr>
+        <w:numPr>
+          <w:ilvl w:val="0"/>
+          <w:numId w:val="16"/>
+        </w:numPr>
+        <w:spacing w:before="100" w:beforeAutospacing="1" w:after="100" w:afterAutospacing="1" w:line="240" w:lineRule="auto"/>
+        <w:rPr>
+          <w:rFonts w:eastAsia="Times New Roman" w:cs="Times New Roman"/>
+          <w:kern w:val="0"/>
+          <w14:ligatures w14:val="none"/>
+        </w:rPr>
+      </w:pPr>
+      <w:r>
+        <w:rPr>
+          <w:rFonts w:eastAsia="Times New Roman" w:cs="Times New Roman"/>
+          <w:kern w:val="0"/>
+          <w14:ligatures w14:val="none"/>
+        </w:rPr>
+        <w:t>appends the calculated interest amount</w:t>
+      </w:r>
+      <w:r>
+        <w:rPr>
+          <w:rFonts w:eastAsia="Times New Roman" w:cs="Times New Roman"/>
+          <w:kern w:val="0"/>
+          <w14:ligatures w14:val="none"/>
+        </w:rPr>
+        <w:t xml:space="preserve"> to the output</w:t>
+      </w:r>
+    </w:p>
+    <w:p>
+      <w:pPr>
+        <w:spacing w:before="100" w:beforeAutospacing="1" w:after="100" w:afterAutospacing="1" w:line="240" w:lineRule="auto"/>
+        <w:outlineLvl w:val="2"/>
+        <w:rPr>
+          <w:rFonts w:eastAsia="Times New Roman" w:cs="Times New Roman"/>
+          <w:b/>
+          <w:bCs/>
+          <w:kern w:val="0"/>
+          <w:sz w:val="27"/>
+          <w:szCs w:val="27"/>
+          <w14:ligatures w14:val="none"/>
+        </w:rPr>
+      </w:pPr>
+      <w:r>
+        <w:rPr>
+          <w:rFonts w:eastAsia="Times New Roman" w:cs="Times New Roman"/>
+          <w:b/>
+          <w:bCs/>
+          <w:kern w:val="0"/>
+          <w:sz w:val="27"/>
+          <w:szCs w:val="27"/>
+          <w14:ligatures w14:val="none"/>
+        </w:rPr>
+        <w:lastRenderedPageBreak/>
+        <w:t>8. Add a property for the interest rate</w:t>
+      </w:r>
+    </w:p>
+    <w:p>
+      <w:pPr>
+        <w:spacing w:before="100" w:beforeAutospacing="1" w:after="100" w:afterAutospacing="1" w:line="240" w:lineRule="auto"/>
+        <w:rPr>
+          <w:rFonts w:eastAsia="Times New Roman" w:cs="Times New Roman"/>
+          <w:kern w:val="0"/>
+          <w14:ligatures w14:val="none"/>
+        </w:rPr>
+      </w:pPr>
+      <w:r>
+        <w:rPr>
+          <w:rFonts w:eastAsia="Times New Roman" w:cs="Times New Roman"/>
+          <w:kern w:val="0"/>
+          <w14:ligatures w14:val="none"/>
+        </w:rPr>
+        <w:t>Create a read/write property that allows updating the interest rate.</w:t>
+      </w:r>
+    </w:p>
+    <w:p>
+      <w:pPr>
+        <w:spacing w:before="100" w:beforeAutospacing="1" w:after="100" w:afterAutospacing="1" w:line="240" w:lineRule="auto"/>
+        <w:outlineLvl w:val="0"/>
         <w:rPr>
           <w:rFonts w:eastAsia="Times New Roman" w:cs="Times New Roman"/>
           <w:b/>
@@ -1539,8 +3675,7 @@
           <w:szCs w:val="40"/>
           <w14:ligatures w14:val="none"/>
         </w:rPr>
-        <w:t>:</w:t>
-      </w:r>
+      </w:pPr>
       <w:r>
         <w:rPr>
           <w:rFonts w:eastAsia="Times New Roman" w:cs="Times New Roman"/>
@@ -1551,2071 +3686,7 @@
           <w:szCs w:val="40"/>
           <w14:ligatures w14:val="none"/>
         </w:rPr>
-        <w:t xml:space="preserve"> Build the</w:t>
-      </w:r>
-      <w:r>
-        <w:rPr>
-          <w:rFonts w:eastAsia="Times New Roman" w:cs="Times New Roman"/>
-          <w:b/>
-          <w:bCs/>
-          <w:kern w:val="36"/>
-          <w:sz w:val="40"/>
-          <w:szCs w:val="40"/>
-          <w14:ligatures w14:val="none"/>
-        </w:rPr>
-        <w:t xml:space="preserve"> </w:t>
-      </w:r>
-      <w:proofErr w:type="spellStart"/>
-      <w:r>
-        <w:rPr>
-          <w:rFonts w:eastAsia="Times New Roman" w:cs="Times New Roman"/>
-          <w:b/>
-          <w:bCs/>
-          <w:kern w:val="36"/>
-          <w:sz w:val="40"/>
-          <w:szCs w:val="40"/>
-          <w14:ligatures w14:val="none"/>
-        </w:rPr>
-        <w:t>CheckingAccount</w:t>
-      </w:r>
-      <w:proofErr w:type="spellEnd"/>
-      <w:r>
-        <w:rPr>
-          <w:rFonts w:eastAsia="Times New Roman" w:cs="Times New Roman"/>
-          <w:b/>
-          <w:bCs/>
-          <w:kern w:val="36"/>
-          <w:sz w:val="40"/>
-          <w:szCs w:val="40"/>
-          <w14:ligatures w14:val="none"/>
-        </w:rPr>
-        <w:t xml:space="preserve"> Class</w:t>
-      </w:r>
-    </w:p>
-    <w:p>
-      <w:pPr>
-        <w:spacing w:before="100" w:beforeAutospacing="1" w:after="100" w:afterAutospacing="1" w:line="240" w:lineRule="auto"/>
-        <w:outlineLvl w:val="2"/>
-        <w:rPr>
-          <w:rFonts w:eastAsia="Times New Roman" w:cs="Times New Roman"/>
-          <w:b/>
-          <w:bCs/>
-          <w:kern w:val="0"/>
-          <w:sz w:val="27"/>
-          <w:szCs w:val="27"/>
-          <w14:ligatures w14:val="none"/>
-        </w:rPr>
-      </w:pPr>
-      <w:r>
-        <w:rPr>
-          <w:rFonts w:eastAsia="Times New Roman" w:cs="Times New Roman"/>
-          <w:b/>
-          <w:bCs/>
-          <w:kern w:val="0"/>
-          <w:sz w:val="27"/>
-          <w:szCs w:val="27"/>
-          <w14:ligatures w14:val="none"/>
-        </w:rPr>
-        <w:t>1. Declare the class</w:t>
-      </w:r>
-    </w:p>
-    <w:p>
-      <w:pPr>
-        <w:spacing w:before="100" w:beforeAutospacing="1" w:after="100" w:afterAutospacing="1" w:line="240" w:lineRule="auto"/>
-        <w:rPr>
-          <w:rFonts w:eastAsia="Times New Roman" w:cs="Times New Roman"/>
-          <w:kern w:val="0"/>
-          <w14:ligatures w14:val="none"/>
-        </w:rPr>
-      </w:pPr>
-      <w:r>
-        <w:rPr>
-          <w:rFonts w:eastAsia="Times New Roman" w:cs="Times New Roman"/>
-          <w:kern w:val="0"/>
-          <w14:ligatures w14:val="none"/>
-        </w:rPr>
-        <w:t xml:space="preserve">Create a class named </w:t>
-      </w:r>
-      <w:proofErr w:type="spellStart"/>
-      <w:r>
-        <w:rPr>
-          <w:rFonts w:eastAsia="Times New Roman" w:cs="Courier New"/>
-          <w:kern w:val="0"/>
-          <w:sz w:val="20"/>
-          <w:szCs w:val="20"/>
-          <w14:ligatures w14:val="none"/>
-        </w:rPr>
-        <w:t>CheckingAccount</w:t>
-      </w:r>
-      <w:proofErr w:type="spellEnd"/>
-      <w:r>
-        <w:rPr>
-          <w:rFonts w:eastAsia="Times New Roman" w:cs="Times New Roman"/>
-          <w:kern w:val="0"/>
-          <w14:ligatures w14:val="none"/>
-        </w:rPr>
-        <w:t xml:space="preserve"> that inherits from </w:t>
-      </w:r>
-      <w:r>
-        <w:rPr>
-          <w:rFonts w:eastAsia="Times New Roman" w:cs="Courier New"/>
-          <w:kern w:val="0"/>
-          <w:sz w:val="20"/>
-          <w:szCs w:val="20"/>
-          <w14:ligatures w14:val="none"/>
-        </w:rPr>
-        <w:t>Account</w:t>
-      </w:r>
-      <w:r>
-        <w:rPr>
-          <w:rFonts w:eastAsia="Times New Roman" w:cs="Times New Roman"/>
-          <w:kern w:val="0"/>
-          <w14:ligatures w14:val="none"/>
-        </w:rPr>
-        <w:t>.</w:t>
-      </w:r>
-    </w:p>
-    <w:p>
-      <w:pPr>
-        <w:spacing w:before="100" w:beforeAutospacing="1" w:after="100" w:afterAutospacing="1" w:line="240" w:lineRule="auto"/>
-        <w:outlineLvl w:val="2"/>
-        <w:rPr>
-          <w:rFonts w:eastAsia="Times New Roman" w:cs="Times New Roman"/>
-          <w:b/>
-          <w:bCs/>
-          <w:kern w:val="0"/>
-          <w:sz w:val="27"/>
-          <w:szCs w:val="27"/>
-          <w14:ligatures w14:val="none"/>
-        </w:rPr>
-      </w:pPr>
-      <w:r>
-        <w:rPr>
-          <w:rFonts w:eastAsia="Times New Roman" w:cs="Times New Roman"/>
-          <w:b/>
-          <w:bCs/>
-          <w:kern w:val="0"/>
-          <w:sz w:val="27"/>
-          <w:szCs w:val="27"/>
-          <w14:ligatures w14:val="none"/>
-        </w:rPr>
-        <w:t>2. Add checking</w:t>
-      </w:r>
-      <w:r>
-        <w:rPr>
-          <w:rFonts w:eastAsia="Times New Roman" w:cs="Times New Roman"/>
-          <w:b/>
-          <w:bCs/>
-          <w:kern w:val="0"/>
-          <w:sz w:val="27"/>
-          <w:szCs w:val="27"/>
-          <w14:ligatures w14:val="none"/>
-        </w:rPr>
-        <w:noBreakHyphen/>
-        <w:t>specific fields</w:t>
-      </w:r>
-    </w:p>
-    <w:p>
-      <w:pPr>
-        <w:spacing w:before="100" w:beforeAutospacing="1" w:after="100" w:afterAutospacing="1" w:line="240" w:lineRule="auto"/>
-        <w:rPr>
-          <w:rFonts w:eastAsia="Times New Roman" w:cs="Times New Roman"/>
-          <w:kern w:val="0"/>
-          <w14:ligatures w14:val="none"/>
-        </w:rPr>
-      </w:pPr>
-      <w:r>
-        <w:rPr>
-          <w:rFonts w:eastAsia="Times New Roman" w:cs="Times New Roman"/>
-          <w:kern w:val="0"/>
-          <w14:ligatures w14:val="none"/>
-        </w:rPr>
-        <w:t>Add:</w:t>
-      </w:r>
-    </w:p>
-    <w:p>
-      <w:pPr>
-        <w:numPr>
-          <w:ilvl w:val="0"/>
-          <w:numId w:val="7"/>
-        </w:numPr>
-        <w:spacing w:before="100" w:beforeAutospacing="1" w:after="100" w:afterAutospacing="1" w:line="240" w:lineRule="auto"/>
-        <w:rPr>
-          <w:rFonts w:eastAsia="Times New Roman" w:cs="Times New Roman"/>
-          <w:kern w:val="0"/>
-          <w14:ligatures w14:val="none"/>
-        </w:rPr>
-      </w:pPr>
-      <w:r>
-        <w:rPr>
-          <w:rFonts w:eastAsia="Times New Roman" w:cs="Times New Roman"/>
-          <w:kern w:val="0"/>
-          <w14:ligatures w14:val="none"/>
-        </w:rPr>
-        <w:t>a private decimal field representing the monthly fee</w:t>
-      </w:r>
-    </w:p>
-    <w:p>
-      <w:pPr>
-        <w:numPr>
-          <w:ilvl w:val="1"/>
-          <w:numId w:val="7"/>
-        </w:numPr>
-        <w:spacing w:before="100" w:beforeAutospacing="1" w:after="100" w:afterAutospacing="1" w:line="240" w:lineRule="auto"/>
-        <w:rPr>
-          <w:rFonts w:eastAsia="Times New Roman" w:cs="Times New Roman"/>
-          <w:kern w:val="0"/>
-          <w14:ligatures w14:val="none"/>
-        </w:rPr>
-      </w:pPr>
-      <w:r>
-        <w:rPr>
-          <w:rFonts w:eastAsia="Times New Roman" w:cs="Times New Roman"/>
-          <w:kern w:val="0"/>
-          <w14:ligatures w14:val="none"/>
-        </w:rPr>
-        <w:t xml:space="preserve">set the value of this </w:t>
-      </w:r>
-      <w:r>
-        <w:rPr>
-          <w:rFonts w:eastAsia="Times New Roman" w:cs="Times New Roman"/>
-          <w:kern w:val="0"/>
-          <w14:ligatures w14:val="none"/>
-        </w:rPr>
-        <w:t>field</w:t>
-      </w:r>
-      <w:r>
-        <w:rPr>
-          <w:rFonts w:eastAsia="Times New Roman" w:cs="Times New Roman"/>
-          <w:kern w:val="0"/>
-          <w14:ligatures w14:val="none"/>
-        </w:rPr>
-        <w:t xml:space="preserve"> to 5.0.</w:t>
-      </w:r>
-    </w:p>
-    <w:p>
-      <w:pPr>
-        <w:numPr>
-          <w:ilvl w:val="0"/>
-          <w:numId w:val="7"/>
-        </w:numPr>
-        <w:spacing w:before="100" w:beforeAutospacing="1" w:after="100" w:afterAutospacing="1" w:line="240" w:lineRule="auto"/>
-        <w:rPr>
-          <w:rFonts w:eastAsia="Times New Roman" w:cs="Times New Roman"/>
-          <w:kern w:val="0"/>
-          <w14:ligatures w14:val="none"/>
-        </w:rPr>
-      </w:pPr>
-      <w:r>
-        <w:rPr>
-          <w:rFonts w:eastAsia="Times New Roman" w:cs="Times New Roman"/>
-          <w:kern w:val="0"/>
-          <w14:ligatures w14:val="none"/>
-        </w:rPr>
-        <w:t xml:space="preserve">a </w:t>
-      </w:r>
-      <w:r>
-        <w:rPr>
-          <w:rFonts w:eastAsia="Times New Roman" w:cs="Times New Roman"/>
-          <w:kern w:val="0"/>
-          <w14:ligatures w14:val="none"/>
-        </w:rPr>
-        <w:t xml:space="preserve">private integer </w:t>
-      </w:r>
-      <w:r>
-        <w:rPr>
-          <w:rFonts w:eastAsia="Times New Roman" w:cs="Times New Roman"/>
-          <w:kern w:val="0"/>
-          <w14:ligatures w14:val="none"/>
-        </w:rPr>
-        <w:t>constant representing the number of free transactions allowed</w:t>
-      </w:r>
-    </w:p>
-    <w:p>
-      <w:pPr>
-        <w:numPr>
-          <w:ilvl w:val="1"/>
-          <w:numId w:val="7"/>
-        </w:numPr>
-        <w:spacing w:before="100" w:beforeAutospacing="1" w:after="100" w:afterAutospacing="1" w:line="240" w:lineRule="auto"/>
-        <w:rPr>
-          <w:rFonts w:eastAsia="Times New Roman" w:cs="Times New Roman"/>
-          <w:kern w:val="0"/>
-          <w14:ligatures w14:val="none"/>
-        </w:rPr>
-      </w:pPr>
-      <w:r>
-        <w:rPr>
-          <w:rFonts w:eastAsia="Times New Roman" w:cs="Times New Roman"/>
-          <w:kern w:val="0"/>
-          <w14:ligatures w14:val="none"/>
-        </w:rPr>
-        <w:t>set the value of this constant to 2</w:t>
-      </w:r>
-    </w:p>
-    <w:p>
-      <w:pPr>
-        <w:spacing w:before="100" w:beforeAutospacing="1" w:after="100" w:afterAutospacing="1" w:line="240" w:lineRule="auto"/>
-        <w:outlineLvl w:val="2"/>
-        <w:rPr>
-          <w:rFonts w:eastAsia="Times New Roman" w:cs="Times New Roman"/>
-          <w:b/>
-          <w:bCs/>
-          <w:kern w:val="0"/>
-          <w:sz w:val="27"/>
-          <w:szCs w:val="27"/>
-          <w14:ligatures w14:val="none"/>
-        </w:rPr>
-      </w:pPr>
-      <w:r>
-        <w:rPr>
-          <w:rFonts w:eastAsia="Times New Roman" w:cs="Times New Roman"/>
-          <w:b/>
-          <w:bCs/>
-          <w:kern w:val="0"/>
-          <w:sz w:val="27"/>
-          <w:szCs w:val="27"/>
-          <w14:ligatures w14:val="none"/>
-        </w:rPr>
-        <w:t>3. Add a constructor</w:t>
-      </w:r>
-    </w:p>
-    <w:p>
-      <w:pPr>
-        <w:spacing w:before="100" w:beforeAutospacing="1" w:after="100" w:afterAutospacing="1" w:line="240" w:lineRule="auto"/>
-        <w:rPr>
-          <w:rFonts w:eastAsia="Times New Roman" w:cs="Times New Roman"/>
-          <w:kern w:val="0"/>
-          <w14:ligatures w14:val="none"/>
-        </w:rPr>
-      </w:pPr>
-      <w:r>
-        <w:rPr>
-          <w:rFonts w:eastAsia="Times New Roman" w:cs="Times New Roman"/>
-          <w:kern w:val="0"/>
-          <w14:ligatures w14:val="none"/>
-        </w:rPr>
-        <w:lastRenderedPageBreak/>
-        <w:t>Your constructor should accept the same parameters as the base class and pass them to the base constructor.</w:t>
-      </w:r>
-    </w:p>
-    <w:p>
-      <w:pPr>
-        <w:spacing w:before="100" w:beforeAutospacing="1" w:after="100" w:afterAutospacing="1" w:line="240" w:lineRule="auto"/>
-        <w:outlineLvl w:val="2"/>
-        <w:rPr>
-          <w:rFonts w:eastAsia="Times New Roman" w:cs="Times New Roman"/>
-          <w:b/>
-          <w:bCs/>
-          <w:kern w:val="0"/>
-          <w:sz w:val="27"/>
-          <w:szCs w:val="27"/>
-          <w14:ligatures w14:val="none"/>
-        </w:rPr>
-      </w:pPr>
-      <w:r>
-        <w:rPr>
-          <w:rFonts w:eastAsia="Times New Roman" w:cs="Times New Roman"/>
-          <w:b/>
-          <w:bCs/>
-          <w:kern w:val="0"/>
-          <w:sz w:val="27"/>
-          <w:szCs w:val="27"/>
-          <w14:ligatures w14:val="none"/>
-        </w:rPr>
-        <w:t>4. Implement a fee property</w:t>
-      </w:r>
-    </w:p>
-    <w:p>
-      <w:pPr>
-        <w:spacing w:before="100" w:beforeAutospacing="1" w:after="100" w:afterAutospacing="1" w:line="240" w:lineRule="auto"/>
-        <w:rPr>
-          <w:rFonts w:eastAsia="Times New Roman" w:cs="Times New Roman"/>
-          <w:kern w:val="0"/>
-          <w14:ligatures w14:val="none"/>
-        </w:rPr>
-      </w:pPr>
-      <w:r>
-        <w:rPr>
-          <w:rFonts w:eastAsia="Times New Roman" w:cs="Times New Roman"/>
-          <w:kern w:val="0"/>
-          <w14:ligatures w14:val="none"/>
-        </w:rPr>
-        <w:t>Create a read</w:t>
-      </w:r>
-      <w:r>
-        <w:rPr>
-          <w:rFonts w:eastAsia="Times New Roman" w:cs="Times New Roman"/>
-          <w:kern w:val="0"/>
-          <w14:ligatures w14:val="none"/>
-        </w:rPr>
-        <w:noBreakHyphen/>
-        <w:t xml:space="preserve">only property </w:t>
-      </w:r>
-      <w:r>
-        <w:rPr>
-          <w:rFonts w:eastAsia="Times New Roman" w:cs="Times New Roman"/>
-          <w:kern w:val="0"/>
-          <w14:ligatures w14:val="none"/>
-        </w:rPr>
-        <w:t>(</w:t>
-      </w:r>
-      <w:r>
-        <w:rPr>
-          <w:rFonts w:eastAsia="Times New Roman" w:cs="Times New Roman"/>
-          <w:kern w:val="0"/>
-          <w14:ligatures w14:val="none"/>
-        </w:rPr>
-        <w:t>name</w:t>
-      </w:r>
-      <w:r>
-        <w:rPr>
-          <w:rFonts w:eastAsia="Times New Roman" w:cs="Times New Roman"/>
-          <w:kern w:val="0"/>
-          <w14:ligatures w14:val="none"/>
-        </w:rPr>
-        <w:t xml:space="preserve"> </w:t>
-      </w:r>
-      <w:proofErr w:type="gramStart"/>
-      <w:r>
-        <w:rPr>
-          <w:rFonts w:eastAsia="Times New Roman" w:cs="Times New Roman"/>
-          <w:kern w:val="0"/>
-          <w14:ligatures w14:val="none"/>
-        </w:rPr>
-        <w:t>it</w:t>
-      </w:r>
-      <w:proofErr w:type="gramEnd"/>
-      <w:r>
-        <w:rPr>
-          <w:rFonts w:eastAsia="Times New Roman" w:cs="Times New Roman"/>
-          <w:kern w:val="0"/>
-          <w14:ligatures w14:val="none"/>
-        </w:rPr>
-        <w:t xml:space="preserve"> Fee</w:t>
-      </w:r>
-      <w:r>
-        <w:rPr>
-          <w:rFonts w:eastAsia="Times New Roman" w:cs="Times New Roman"/>
-          <w:kern w:val="0"/>
-          <w14:ligatures w14:val="none"/>
-        </w:rPr>
-        <w:t xml:space="preserve"> with decimal return type</w:t>
-      </w:r>
-      <w:r>
-        <w:rPr>
-          <w:rFonts w:eastAsia="Times New Roman" w:cs="Times New Roman"/>
-          <w:kern w:val="0"/>
-          <w14:ligatures w14:val="none"/>
-        </w:rPr>
-        <w:t xml:space="preserve">) </w:t>
-      </w:r>
-      <w:r>
-        <w:rPr>
-          <w:rFonts w:eastAsia="Times New Roman" w:cs="Times New Roman"/>
-          <w:kern w:val="0"/>
-          <w14:ligatures w14:val="none"/>
-        </w:rPr>
-        <w:t>that:</w:t>
-      </w:r>
-    </w:p>
-    <w:p>
-      <w:pPr>
-        <w:numPr>
-          <w:ilvl w:val="0"/>
-          <w:numId w:val="8"/>
-        </w:numPr>
-        <w:spacing w:before="100" w:beforeAutospacing="1" w:after="100" w:afterAutospacing="1" w:line="240" w:lineRule="auto"/>
-        <w:rPr>
-          <w:rFonts w:eastAsia="Times New Roman" w:cs="Times New Roman"/>
-          <w:kern w:val="0"/>
-          <w14:ligatures w14:val="none"/>
-        </w:rPr>
-      </w:pPr>
-      <w:r>
-        <w:rPr>
-          <w:rFonts w:eastAsia="Times New Roman" w:cs="Times New Roman"/>
-          <w:kern w:val="0"/>
-          <w14:ligatures w14:val="none"/>
-        </w:rPr>
-        <w:t xml:space="preserve">returns </w:t>
-      </w:r>
-      <w:r>
-        <w:rPr>
-          <w:rFonts w:eastAsia="Times New Roman" w:cs="Times New Roman"/>
-          <w:b/>
-          <w:bCs/>
-          <w:kern w:val="0"/>
-          <w14:ligatures w14:val="none"/>
-        </w:rPr>
-        <w:t>0</w:t>
-      </w:r>
-      <w:r>
-        <w:rPr>
-          <w:rFonts w:eastAsia="Times New Roman" w:cs="Times New Roman"/>
-          <w:kern w:val="0"/>
-          <w14:ligatures w14:val="none"/>
-        </w:rPr>
-        <w:t xml:space="preserve"> if the number of transactions is within the free limit</w:t>
-      </w:r>
-    </w:p>
-    <w:p>
-      <w:pPr>
-        <w:numPr>
-          <w:ilvl w:val="0"/>
-          <w:numId w:val="8"/>
-        </w:numPr>
-        <w:spacing w:before="100" w:beforeAutospacing="1" w:after="100" w:afterAutospacing="1" w:line="240" w:lineRule="auto"/>
-        <w:rPr>
-          <w:rFonts w:eastAsia="Times New Roman" w:cs="Times New Roman"/>
-          <w:kern w:val="0"/>
-          <w14:ligatures w14:val="none"/>
-        </w:rPr>
-      </w:pPr>
-      <w:r>
-        <w:rPr>
-          <w:rFonts w:eastAsia="Times New Roman" w:cs="Times New Roman"/>
-          <w:kern w:val="0"/>
-          <w14:ligatures w14:val="none"/>
-        </w:rPr>
-        <w:t>returns the fee amount if the free limit has been exceeded</w:t>
-      </w:r>
-    </w:p>
-    <w:p>
-      <w:pPr>
-        <w:spacing w:before="100" w:beforeAutospacing="1" w:after="100" w:afterAutospacing="1" w:line="240" w:lineRule="auto"/>
-        <w:outlineLvl w:val="2"/>
-        <w:rPr>
-          <w:rFonts w:eastAsia="Times New Roman" w:cs="Times New Roman"/>
-          <w:b/>
-          <w:bCs/>
-          <w:kern w:val="0"/>
-          <w:sz w:val="27"/>
-          <w:szCs w:val="27"/>
-          <w14:ligatures w14:val="none"/>
-        </w:rPr>
-      </w:pPr>
-      <w:r>
-        <w:rPr>
-          <w:rFonts w:eastAsia="Times New Roman" w:cs="Times New Roman"/>
-          <w:b/>
-          <w:bCs/>
-          <w:kern w:val="0"/>
-          <w:sz w:val="27"/>
-          <w:szCs w:val="27"/>
-          <w14:ligatures w14:val="none"/>
-        </w:rPr>
-        <w:t>5. Override the account statement</w:t>
-      </w:r>
-      <w:r>
-        <w:rPr>
-          <w:rFonts w:eastAsia="Times New Roman" w:cs="Times New Roman"/>
-          <w:b/>
-          <w:bCs/>
-          <w:kern w:val="0"/>
-          <w:sz w:val="27"/>
-          <w:szCs w:val="27"/>
-          <w14:ligatures w14:val="none"/>
-        </w:rPr>
-        <w:t xml:space="preserve"> </w:t>
-      </w:r>
-      <w:r>
-        <w:rPr>
-          <w:rFonts w:eastAsia="Times New Roman" w:cs="Times New Roman"/>
-          <w:b/>
-          <w:bCs/>
-          <w:kern w:val="0"/>
-          <w:sz w:val="27"/>
-          <w:szCs w:val="27"/>
-          <w14:ligatures w14:val="none"/>
-        </w:rPr>
-        <w:t>(</w:t>
-      </w:r>
-      <w:r>
-        <w:rPr>
-          <w:rFonts w:eastAsia="Times New Roman" w:cs="Times New Roman"/>
-          <w:b/>
-          <w:bCs/>
-          <w:i/>
-          <w:iCs/>
-          <w:kern w:val="0"/>
-          <w14:ligatures w14:val="none"/>
-        </w:rPr>
-        <w:t>using new keyword for now</w:t>
-      </w:r>
-      <w:r>
-        <w:rPr>
-          <w:rFonts w:eastAsia="Times New Roman" w:cs="Times New Roman"/>
-          <w:b/>
-          <w:bCs/>
-          <w:kern w:val="0"/>
-          <w:sz w:val="27"/>
-          <w:szCs w:val="27"/>
-          <w14:ligatures w14:val="none"/>
-        </w:rPr>
-        <w:t>)</w:t>
-      </w:r>
-    </w:p>
-    <w:p>
-      <w:pPr>
-        <w:spacing w:before="100" w:beforeAutospacing="1" w:after="100" w:afterAutospacing="1" w:line="240" w:lineRule="auto"/>
-        <w:rPr>
-          <w:rFonts w:eastAsia="Times New Roman" w:cs="Times New Roman"/>
-          <w:kern w:val="0"/>
-          <w14:ligatures w14:val="none"/>
-        </w:rPr>
-      </w:pPr>
-      <w:r>
-        <w:rPr>
-          <w:rFonts w:eastAsia="Times New Roman" w:cs="Times New Roman"/>
-          <w:kern w:val="0"/>
-          <w14:ligatures w14:val="none"/>
-        </w:rPr>
-        <w:t xml:space="preserve">Create a new version of </w:t>
-      </w:r>
-      <w:proofErr w:type="spellStart"/>
-      <w:proofErr w:type="gramStart"/>
-      <w:r>
-        <w:rPr>
-          <w:rFonts w:eastAsia="Times New Roman" w:cs="Courier New"/>
-          <w:kern w:val="0"/>
-          <w:sz w:val="20"/>
-          <w:szCs w:val="20"/>
-          <w14:ligatures w14:val="none"/>
-        </w:rPr>
-        <w:t>GetStatement</w:t>
-      </w:r>
-      <w:proofErr w:type="spellEnd"/>
-      <w:r>
-        <w:rPr>
-          <w:rFonts w:eastAsia="Times New Roman" w:cs="Courier New"/>
-          <w:kern w:val="0"/>
-          <w:sz w:val="20"/>
-          <w:szCs w:val="20"/>
-          <w14:ligatures w14:val="none"/>
-        </w:rPr>
-        <w:t>(</w:t>
-      </w:r>
-      <w:proofErr w:type="gramEnd"/>
-      <w:r>
-        <w:rPr>
-          <w:rFonts w:eastAsia="Times New Roman" w:cs="Courier New"/>
-          <w:kern w:val="0"/>
-          <w:sz w:val="20"/>
-          <w:szCs w:val="20"/>
-          <w14:ligatures w14:val="none"/>
-        </w:rPr>
-        <w:t>)</w:t>
-      </w:r>
-      <w:r>
-        <w:rPr>
-          <w:rFonts w:eastAsia="Times New Roman" w:cs="Times New Roman"/>
-          <w:kern w:val="0"/>
-          <w14:ligatures w14:val="none"/>
-        </w:rPr>
-        <w:t xml:space="preserve"> that:</w:t>
-      </w:r>
-    </w:p>
-    <w:p>
-      <w:pPr>
-        <w:numPr>
-          <w:ilvl w:val="0"/>
-          <w:numId w:val="9"/>
-        </w:numPr>
-        <w:spacing w:before="100" w:beforeAutospacing="1" w:after="100" w:afterAutospacing="1" w:line="240" w:lineRule="auto"/>
-        <w:rPr>
-          <w:rFonts w:eastAsia="Times New Roman" w:cs="Times New Roman"/>
-          <w:kern w:val="0"/>
-          <w14:ligatures w14:val="none"/>
-        </w:rPr>
-      </w:pPr>
-      <w:r>
-        <w:rPr>
-          <w:rFonts w:eastAsia="Times New Roman" w:cs="Times New Roman"/>
-          <w:kern w:val="0"/>
-          <w14:ligatures w14:val="none"/>
-        </w:rPr>
-        <w:t>calls the base class version</w:t>
-      </w:r>
-    </w:p>
-    <w:p>
-      <w:pPr>
-        <w:numPr>
-          <w:ilvl w:val="0"/>
-          <w:numId w:val="9"/>
-        </w:numPr>
-        <w:spacing w:before="100" w:beforeAutospacing="1" w:after="100" w:afterAutospacing="1" w:line="240" w:lineRule="auto"/>
-        <w:rPr>
-          <w:rFonts w:eastAsia="Times New Roman" w:cs="Times New Roman"/>
-          <w:kern w:val="0"/>
-          <w14:ligatures w14:val="none"/>
-        </w:rPr>
-      </w:pPr>
-      <w:r>
-        <w:rPr>
-          <w:rFonts w:eastAsia="Times New Roman" w:cs="Times New Roman"/>
-          <w:kern w:val="0"/>
-          <w14:ligatures w14:val="none"/>
-        </w:rPr>
-        <w:t>appends the current fee amount</w:t>
-      </w:r>
-      <w:r>
-        <w:rPr>
-          <w:rFonts w:eastAsia="Times New Roman" w:cs="Times New Roman"/>
-          <w:kern w:val="0"/>
-          <w14:ligatures w14:val="none"/>
-        </w:rPr>
-        <w:t xml:space="preserve"> to the output</w:t>
-      </w:r>
-    </w:p>
-    <w:p>
-      <w:pPr>
-        <w:spacing w:before="100" w:beforeAutospacing="1" w:after="100" w:afterAutospacing="1" w:line="240" w:lineRule="auto"/>
-        <w:outlineLvl w:val="2"/>
-        <w:rPr>
-          <w:rFonts w:eastAsia="Times New Roman" w:cs="Times New Roman"/>
-          <w:b/>
-          <w:bCs/>
-          <w:kern w:val="0"/>
-          <w:sz w:val="27"/>
-          <w:szCs w:val="27"/>
-          <w14:ligatures w14:val="none"/>
-        </w:rPr>
-      </w:pPr>
-      <w:r>
-        <w:rPr>
-          <w:rFonts w:eastAsia="Times New Roman" w:cs="Times New Roman"/>
-          <w:b/>
-          <w:bCs/>
-          <w:kern w:val="0"/>
-          <w:sz w:val="27"/>
-          <w:szCs w:val="27"/>
-          <w14:ligatures w14:val="none"/>
-        </w:rPr>
-        <w:t>6. Implement the monthly posting behavior</w:t>
-      </w:r>
-    </w:p>
-    <w:p>
-      <w:pPr>
-        <w:spacing w:before="100" w:beforeAutospacing="1" w:after="100" w:afterAutospacing="1" w:line="240" w:lineRule="auto"/>
-        <w:rPr>
-          <w:rFonts w:eastAsia="Times New Roman" w:cs="Times New Roman"/>
-          <w:kern w:val="0"/>
-          <w14:ligatures w14:val="none"/>
-        </w:rPr>
-      </w:pPr>
-      <w:r>
-        <w:rPr>
-          <w:rFonts w:eastAsia="Times New Roman" w:cs="Times New Roman"/>
-          <w:kern w:val="0"/>
-          <w14:ligatures w14:val="none"/>
-        </w:rPr>
-        <w:t xml:space="preserve">Add a </w:t>
-      </w:r>
-      <w:proofErr w:type="gramStart"/>
-      <w:r>
-        <w:rPr>
-          <w:rFonts w:eastAsia="Times New Roman" w:cs="Courier New"/>
-          <w:kern w:val="0"/>
-          <w:sz w:val="20"/>
-          <w:szCs w:val="20"/>
-          <w14:ligatures w14:val="none"/>
-        </w:rPr>
-        <w:t>Post(</w:t>
-      </w:r>
-      <w:proofErr w:type="gramEnd"/>
-      <w:r>
-        <w:rPr>
-          <w:rFonts w:eastAsia="Times New Roman" w:cs="Courier New"/>
-          <w:kern w:val="0"/>
-          <w:sz w:val="20"/>
-          <w:szCs w:val="20"/>
-          <w14:ligatures w14:val="none"/>
-        </w:rPr>
-        <w:t>)</w:t>
-      </w:r>
-      <w:r>
-        <w:rPr>
-          <w:rFonts w:eastAsia="Times New Roman" w:cs="Times New Roman"/>
-          <w:kern w:val="0"/>
-          <w14:ligatures w14:val="none"/>
-        </w:rPr>
-        <w:t xml:space="preserve"> method that:</w:t>
-      </w:r>
-    </w:p>
-    <w:p>
-      <w:pPr>
-        <w:numPr>
-          <w:ilvl w:val="0"/>
-          <w:numId w:val="10"/>
-        </w:numPr>
-        <w:spacing w:before="100" w:beforeAutospacing="1" w:after="100" w:afterAutospacing="1" w:line="240" w:lineRule="auto"/>
-        <w:rPr>
-          <w:rFonts w:eastAsia="Times New Roman" w:cs="Times New Roman"/>
-          <w:kern w:val="0"/>
-          <w14:ligatures w14:val="none"/>
-        </w:rPr>
-      </w:pPr>
-      <w:r>
-        <w:rPr>
-          <w:rFonts w:eastAsia="Times New Roman" w:cs="Times New Roman"/>
-          <w:kern w:val="0"/>
-          <w14:ligatures w14:val="none"/>
-        </w:rPr>
-        <w:t>subtracts the fee from the balance</w:t>
-      </w:r>
-    </w:p>
-    <w:p>
-      <w:pPr>
-        <w:numPr>
-          <w:ilvl w:val="0"/>
-          <w:numId w:val="10"/>
-        </w:numPr>
-        <w:spacing w:before="100" w:beforeAutospacing="1" w:after="100" w:afterAutospacing="1" w:line="240" w:lineRule="auto"/>
-        <w:rPr>
-          <w:rFonts w:eastAsia="Times New Roman" w:cs="Times New Roman"/>
-          <w:kern w:val="0"/>
-          <w14:ligatures w14:val="none"/>
-        </w:rPr>
-      </w:pPr>
-      <w:r>
-        <w:rPr>
-          <w:rFonts w:eastAsia="Times New Roman" w:cs="Times New Roman"/>
-          <w:kern w:val="0"/>
-          <w14:ligatures w14:val="none"/>
-        </w:rPr>
-        <w:t>resets the transaction counter to zero</w:t>
-      </w:r>
-    </w:p>
-    <w:p>
-      <w:pPr>
-        <w:spacing w:before="100" w:beforeAutospacing="1" w:after="100" w:afterAutospacing="1" w:line="240" w:lineRule="auto"/>
-        <w:outlineLvl w:val="0"/>
-        <w:rPr>
-          <w:rFonts w:eastAsia="Times New Roman" w:cs="Times New Roman"/>
-          <w:b/>
-          <w:bCs/>
-          <w:kern w:val="36"/>
-          <w:sz w:val="40"/>
-          <w:szCs w:val="40"/>
-          <w14:ligatures w14:val="none"/>
-        </w:rPr>
-      </w:pPr>
-      <w:r>
-        <w:rPr>
-          <w:rFonts w:eastAsia="Times New Roman" w:cs="Times New Roman"/>
-          <w:b/>
-          <w:bCs/>
-          <w:kern w:val="36"/>
-          <w:sz w:val="40"/>
-          <w:szCs w:val="40"/>
-          <w14:ligatures w14:val="none"/>
-        </w:rPr>
-        <w:t>Part 3</w:t>
-      </w:r>
-      <w:r>
-        <w:rPr>
-          <w:rFonts w:eastAsia="Times New Roman" w:cs="Times New Roman"/>
-          <w:b/>
-          <w:bCs/>
-          <w:kern w:val="36"/>
-          <w:sz w:val="40"/>
-          <w:szCs w:val="40"/>
-          <w14:ligatures w14:val="none"/>
-        </w:rPr>
-        <w:t>:</w:t>
-      </w:r>
-      <w:r>
-        <w:rPr>
-          <w:rFonts w:eastAsia="Times New Roman" w:cs="Times New Roman"/>
-          <w:b/>
-          <w:bCs/>
-          <w:kern w:val="36"/>
-          <w:sz w:val="40"/>
-          <w:szCs w:val="40"/>
-          <w14:ligatures w14:val="none"/>
-        </w:rPr>
-        <w:t xml:space="preserve"> Build the</w:t>
-      </w:r>
-      <w:r>
-        <w:rPr>
-          <w:rFonts w:eastAsia="Times New Roman" w:cs="Times New Roman"/>
-          <w:b/>
-          <w:bCs/>
-          <w:kern w:val="36"/>
-          <w:sz w:val="40"/>
-          <w:szCs w:val="40"/>
-          <w14:ligatures w14:val="none"/>
-        </w:rPr>
-        <w:t xml:space="preserve"> </w:t>
-      </w:r>
-      <w:proofErr w:type="spellStart"/>
-      <w:r>
-        <w:rPr>
-          <w:rFonts w:eastAsia="Times New Roman" w:cs="Times New Roman"/>
-          <w:b/>
-          <w:bCs/>
-          <w:kern w:val="36"/>
-          <w:sz w:val="40"/>
-          <w:szCs w:val="40"/>
-          <w14:ligatures w14:val="none"/>
-        </w:rPr>
-        <w:t>SavingsAccount</w:t>
-      </w:r>
-      <w:proofErr w:type="spellEnd"/>
-      <w:r>
-        <w:rPr>
-          <w:rFonts w:eastAsia="Times New Roman" w:cs="Times New Roman"/>
-          <w:b/>
-          <w:bCs/>
-          <w:kern w:val="36"/>
-          <w:sz w:val="40"/>
-          <w:szCs w:val="40"/>
-          <w14:ligatures w14:val="none"/>
-        </w:rPr>
-        <w:t xml:space="preserve"> </w:t>
-      </w:r>
-      <w:r>
-        <w:rPr>
-          <w:rFonts w:eastAsia="Times New Roman" w:cs="Times New Roman"/>
-          <w:b/>
-          <w:bCs/>
-          <w:kern w:val="36"/>
-          <w:sz w:val="40"/>
-          <w:szCs w:val="40"/>
-          <w14:ligatures w14:val="none"/>
-        </w:rPr>
-        <w:t>Class</w:t>
-      </w:r>
-    </w:p>
-    <w:p>
-      <w:pPr>
-        <w:spacing w:before="100" w:beforeAutospacing="1" w:after="100" w:afterAutospacing="1" w:line="240" w:lineRule="auto"/>
-        <w:outlineLvl w:val="2"/>
-        <w:rPr>
-          <w:rFonts w:eastAsia="Times New Roman" w:cs="Times New Roman"/>
-          <w:b/>
-          <w:bCs/>
-          <w:kern w:val="0"/>
-          <w:sz w:val="27"/>
-          <w:szCs w:val="27"/>
-          <w14:ligatures w14:val="none"/>
-        </w:rPr>
-      </w:pPr>
-      <w:r>
-        <w:rPr>
-          <w:rFonts w:eastAsia="Times New Roman" w:cs="Times New Roman"/>
-          <w:b/>
-          <w:bCs/>
-          <w:kern w:val="0"/>
-          <w:sz w:val="27"/>
-          <w:szCs w:val="27"/>
-          <w14:ligatures w14:val="none"/>
-        </w:rPr>
-        <w:t>1. Declare the class</w:t>
-      </w:r>
-    </w:p>
-    <w:p>
-      <w:pPr>
-        <w:spacing w:before="100" w:beforeAutospacing="1" w:after="100" w:afterAutospacing="1" w:line="240" w:lineRule="auto"/>
-        <w:rPr>
-          <w:rFonts w:eastAsia="Times New Roman" w:cs="Times New Roman"/>
-          <w:kern w:val="0"/>
-          <w14:ligatures w14:val="none"/>
-        </w:rPr>
-      </w:pPr>
-      <w:r>
-        <w:rPr>
-          <w:rFonts w:eastAsia="Times New Roman" w:cs="Times New Roman"/>
-          <w:kern w:val="0"/>
-          <w14:ligatures w14:val="none"/>
-        </w:rPr>
-        <w:t xml:space="preserve">Create a class named </w:t>
-      </w:r>
-      <w:proofErr w:type="spellStart"/>
-      <w:r>
-        <w:rPr>
-          <w:rFonts w:eastAsia="Times New Roman" w:cs="Courier New"/>
-          <w:kern w:val="0"/>
-          <w:sz w:val="20"/>
-          <w:szCs w:val="20"/>
-          <w14:ligatures w14:val="none"/>
-        </w:rPr>
-        <w:t>SavingsAccount</w:t>
-      </w:r>
-      <w:proofErr w:type="spellEnd"/>
-      <w:r>
-        <w:rPr>
-          <w:rFonts w:eastAsia="Times New Roman" w:cs="Times New Roman"/>
-          <w:kern w:val="0"/>
-          <w14:ligatures w14:val="none"/>
-        </w:rPr>
-        <w:t xml:space="preserve"> that inherits from </w:t>
-      </w:r>
-      <w:r>
-        <w:rPr>
-          <w:rFonts w:eastAsia="Times New Roman" w:cs="Courier New"/>
-          <w:kern w:val="0"/>
-          <w:sz w:val="20"/>
-          <w:szCs w:val="20"/>
-          <w14:ligatures w14:val="none"/>
-        </w:rPr>
-        <w:t>Account</w:t>
-      </w:r>
-      <w:r>
-        <w:rPr>
-          <w:rFonts w:eastAsia="Times New Roman" w:cs="Times New Roman"/>
-          <w:kern w:val="0"/>
-          <w14:ligatures w14:val="none"/>
-        </w:rPr>
-        <w:t>.</w:t>
-      </w:r>
-    </w:p>
-    <w:p>
-      <w:pPr>
-        <w:spacing w:before="100" w:beforeAutospacing="1" w:after="100" w:afterAutospacing="1" w:line="240" w:lineRule="auto"/>
-        <w:outlineLvl w:val="2"/>
-        <w:rPr>
-          <w:rFonts w:eastAsia="Times New Roman" w:cs="Times New Roman"/>
-          <w:b/>
-          <w:bCs/>
-          <w:kern w:val="0"/>
-          <w:sz w:val="27"/>
-          <w:szCs w:val="27"/>
-          <w14:ligatures w14:val="none"/>
-        </w:rPr>
-      </w:pPr>
-      <w:r>
-        <w:rPr>
-          <w:rFonts w:eastAsia="Times New Roman" w:cs="Times New Roman"/>
-          <w:b/>
-          <w:bCs/>
-          <w:kern w:val="0"/>
-          <w:sz w:val="27"/>
-          <w:szCs w:val="27"/>
-          <w14:ligatures w14:val="none"/>
-        </w:rPr>
-        <w:t>2. Add savings</w:t>
-      </w:r>
-      <w:r>
-        <w:rPr>
-          <w:rFonts w:eastAsia="Times New Roman" w:cs="Times New Roman"/>
-          <w:b/>
-          <w:bCs/>
-          <w:kern w:val="0"/>
-          <w:sz w:val="27"/>
-          <w:szCs w:val="27"/>
-          <w14:ligatures w14:val="none"/>
-        </w:rPr>
-        <w:noBreakHyphen/>
-        <w:t>specific fields</w:t>
-      </w:r>
-    </w:p>
-    <w:p>
-      <w:pPr>
-        <w:spacing w:before="100" w:beforeAutospacing="1" w:after="100" w:afterAutospacing="1" w:line="240" w:lineRule="auto"/>
-        <w:rPr>
-          <w:rFonts w:eastAsia="Times New Roman" w:cs="Times New Roman"/>
-          <w:kern w:val="0"/>
-          <w14:ligatures w14:val="none"/>
-        </w:rPr>
-      </w:pPr>
-      <w:r>
-        <w:rPr>
-          <w:rFonts w:eastAsia="Times New Roman" w:cs="Times New Roman"/>
-          <w:kern w:val="0"/>
-          <w14:ligatures w14:val="none"/>
-        </w:rPr>
-        <w:t>Add:</w:t>
-      </w:r>
-    </w:p>
-    <w:p>
-      <w:pPr>
-        <w:numPr>
-          <w:ilvl w:val="0"/>
-          <w:numId w:val="11"/>
-        </w:numPr>
-        <w:spacing w:before="100" w:beforeAutospacing="1" w:after="100" w:afterAutospacing="1" w:line="240" w:lineRule="auto"/>
-        <w:rPr>
-          <w:rFonts w:eastAsia="Times New Roman" w:cs="Times New Roman"/>
-          <w:kern w:val="0"/>
-          <w14:ligatures w14:val="none"/>
-        </w:rPr>
-      </w:pPr>
-      <w:r>
-        <w:rPr>
-          <w:rFonts w:eastAsia="Times New Roman" w:cs="Times New Roman"/>
-          <w:kern w:val="0"/>
-          <w14:ligatures w14:val="none"/>
-        </w:rPr>
-        <w:t>a private decimal field to track the minimum balance for the month</w:t>
-      </w:r>
-    </w:p>
-    <w:p>
-      <w:pPr>
-        <w:numPr>
-          <w:ilvl w:val="0"/>
-          <w:numId w:val="11"/>
-        </w:numPr>
-        <w:spacing w:before="100" w:beforeAutospacing="1" w:after="100" w:afterAutospacing="1" w:line="240" w:lineRule="auto"/>
-        <w:rPr>
-          <w:rFonts w:eastAsia="Times New Roman" w:cs="Times New Roman"/>
-          <w:kern w:val="0"/>
-          <w14:ligatures w14:val="none"/>
-        </w:rPr>
-      </w:pPr>
-      <w:r>
-        <w:rPr>
-          <w:rFonts w:eastAsia="Times New Roman" w:cs="Times New Roman"/>
-          <w:kern w:val="0"/>
-          <w14:ligatures w14:val="none"/>
-        </w:rPr>
-        <w:t>a private decimal field for the interest rate</w:t>
-      </w:r>
-    </w:p>
-    <w:p>
-      <w:pPr>
-        <w:numPr>
-          <w:ilvl w:val="1"/>
-          <w:numId w:val="11"/>
-        </w:numPr>
-        <w:spacing w:before="100" w:beforeAutospacing="1" w:after="100" w:afterAutospacing="1" w:line="240" w:lineRule="auto"/>
-        <w:rPr>
-          <w:rFonts w:eastAsia="Times New Roman" w:cs="Times New Roman"/>
-          <w:kern w:val="0"/>
-          <w14:ligatures w14:val="none"/>
-        </w:rPr>
-      </w:pPr>
-      <w:r>
-        <w:rPr>
-          <w:rFonts w:eastAsia="Times New Roman" w:cs="Times New Roman"/>
-          <w:kern w:val="0"/>
-          <w14:ligatures w14:val="none"/>
-        </w:rPr>
-        <w:t>set</w:t>
-      </w:r>
-      <w:r>
-        <w:rPr>
-          <w:rFonts w:eastAsia="Times New Roman" w:cs="Times New Roman"/>
-          <w:kern w:val="0"/>
-          <w14:ligatures w14:val="none"/>
-        </w:rPr>
-        <w:t xml:space="preserve"> the </w:t>
-      </w:r>
-      <w:r>
-        <w:rPr>
-          <w:rFonts w:eastAsia="Times New Roman" w:cs="Times New Roman"/>
-          <w:kern w:val="0"/>
-          <w14:ligatures w14:val="none"/>
-        </w:rPr>
-        <w:t xml:space="preserve">interest rate value </w:t>
-      </w:r>
-      <w:r>
-        <w:rPr>
-          <w:rFonts w:eastAsia="Times New Roman" w:cs="Times New Roman"/>
-          <w:kern w:val="0"/>
-          <w14:ligatures w14:val="none"/>
-        </w:rPr>
-        <w:t>to</w:t>
-      </w:r>
-      <w:r>
-        <w:rPr>
-          <w:rFonts w:eastAsia="Times New Roman" w:cs="Times New Roman"/>
-          <w:kern w:val="0"/>
-          <w14:ligatures w14:val="none"/>
-        </w:rPr>
-        <w:t xml:space="preserve"> .06.</w:t>
-      </w:r>
-    </w:p>
-    <w:p>
-      <w:pPr>
-        <w:spacing w:before="100" w:beforeAutospacing="1" w:after="100" w:afterAutospacing="1" w:line="240" w:lineRule="auto"/>
-        <w:outlineLvl w:val="2"/>
-        <w:rPr>
-          <w:rFonts w:eastAsia="Times New Roman" w:cs="Times New Roman"/>
-          <w:b/>
-          <w:bCs/>
-          <w:kern w:val="0"/>
-          <w:sz w:val="27"/>
-          <w:szCs w:val="27"/>
-          <w14:ligatures w14:val="none"/>
-        </w:rPr>
-      </w:pPr>
-      <w:r>
-        <w:rPr>
-          <w:rFonts w:eastAsia="Times New Roman" w:cs="Times New Roman"/>
-          <w:b/>
-          <w:bCs/>
-          <w:kern w:val="0"/>
-          <w:sz w:val="27"/>
-          <w:szCs w:val="27"/>
-          <w14:ligatures w14:val="none"/>
-        </w:rPr>
-        <w:t>3. Add a constructor</w:t>
-      </w:r>
-    </w:p>
-    <w:p>
-      <w:pPr>
-        <w:spacing w:before="100" w:beforeAutospacing="1" w:after="100" w:afterAutospacing="1" w:line="240" w:lineRule="auto"/>
-        <w:rPr>
-          <w:rFonts w:eastAsia="Times New Roman" w:cs="Times New Roman"/>
-          <w:kern w:val="0"/>
-          <w14:ligatures w14:val="none"/>
-        </w:rPr>
-      </w:pPr>
-      <w:r>
-        <w:rPr>
-          <w:rFonts w:eastAsia="Times New Roman" w:cs="Times New Roman"/>
-          <w:kern w:val="0"/>
-          <w14:ligatures w14:val="none"/>
-        </w:rPr>
-        <w:t>Your constructor should:</w:t>
-      </w:r>
-    </w:p>
-    <w:p>
-      <w:pPr>
-        <w:numPr>
-          <w:ilvl w:val="0"/>
-          <w:numId w:val="12"/>
-        </w:numPr>
-        <w:spacing w:before="100" w:beforeAutospacing="1" w:after="100" w:afterAutospacing="1" w:line="240" w:lineRule="auto"/>
-        <w:rPr>
-          <w:rFonts w:eastAsia="Times New Roman" w:cs="Times New Roman"/>
-          <w:kern w:val="0"/>
-          <w14:ligatures w14:val="none"/>
-        </w:rPr>
-      </w:pPr>
-      <w:r>
-        <w:rPr>
-          <w:rFonts w:eastAsia="Times New Roman" w:cs="Times New Roman"/>
-          <w:kern w:val="0"/>
-          <w14:ligatures w14:val="none"/>
-        </w:rPr>
-        <w:t>call the base class constructor</w:t>
-      </w:r>
-    </w:p>
-    <w:p>
-      <w:pPr>
-        <w:numPr>
-          <w:ilvl w:val="0"/>
-          <w:numId w:val="12"/>
-        </w:numPr>
-        <w:spacing w:before="100" w:beforeAutospacing="1" w:after="100" w:afterAutospacing="1" w:line="240" w:lineRule="auto"/>
-        <w:rPr>
-          <w:rFonts w:eastAsia="Times New Roman" w:cs="Times New Roman"/>
-          <w:kern w:val="0"/>
-          <w14:ligatures w14:val="none"/>
-        </w:rPr>
-      </w:pPr>
-      <w:r>
-        <w:rPr>
-          <w:rFonts w:eastAsia="Times New Roman" w:cs="Times New Roman"/>
-          <w:kern w:val="0"/>
-          <w14:ligatures w14:val="none"/>
-        </w:rPr>
-        <w:lastRenderedPageBreak/>
-        <w:t>initialize the minimum balance to the starting balance</w:t>
-      </w:r>
-    </w:p>
-    <w:p>
-      <w:pPr>
-        <w:spacing w:before="100" w:beforeAutospacing="1" w:after="100" w:afterAutospacing="1" w:line="240" w:lineRule="auto"/>
-        <w:outlineLvl w:val="2"/>
-        <w:rPr>
-          <w:rFonts w:eastAsia="Times New Roman" w:cs="Times New Roman"/>
-          <w:b/>
-          <w:bCs/>
-          <w:kern w:val="0"/>
-          <w:sz w:val="27"/>
-          <w:szCs w:val="27"/>
-          <w14:ligatures w14:val="none"/>
-        </w:rPr>
-      </w:pPr>
-      <w:r>
-        <w:rPr>
-          <w:rFonts w:eastAsia="Times New Roman" w:cs="Times New Roman"/>
-          <w:b/>
-          <w:bCs/>
-          <w:kern w:val="0"/>
-          <w:sz w:val="27"/>
-          <w:szCs w:val="27"/>
-          <w14:ligatures w14:val="none"/>
-        </w:rPr>
-        <w:t>4. Add an interest property</w:t>
-      </w:r>
-    </w:p>
-    <w:p>
-      <w:pPr>
-        <w:spacing w:before="100" w:beforeAutospacing="1" w:after="100" w:afterAutospacing="1" w:line="240" w:lineRule="auto"/>
-        <w:rPr>
-          <w:rFonts w:eastAsia="Times New Roman" w:cs="Times New Roman"/>
-          <w:kern w:val="0"/>
-          <w14:ligatures w14:val="none"/>
-        </w:rPr>
-      </w:pPr>
-      <w:r>
-        <w:rPr>
-          <w:rFonts w:eastAsia="Times New Roman" w:cs="Times New Roman"/>
-          <w:kern w:val="0"/>
-          <w14:ligatures w14:val="none"/>
-        </w:rPr>
-        <w:t>Create a read</w:t>
-      </w:r>
-      <w:r>
-        <w:rPr>
-          <w:rFonts w:eastAsia="Times New Roman" w:cs="Times New Roman"/>
-          <w:kern w:val="0"/>
-          <w14:ligatures w14:val="none"/>
-        </w:rPr>
-        <w:noBreakHyphen/>
-        <w:t>only property that calculates monthly interest based on:</w:t>
-      </w:r>
-    </w:p>
-    <w:p>
-      <w:pPr>
-        <w:numPr>
-          <w:ilvl w:val="0"/>
-          <w:numId w:val="13"/>
-        </w:numPr>
-        <w:spacing w:before="100" w:beforeAutospacing="1" w:after="100" w:afterAutospacing="1" w:line="240" w:lineRule="auto"/>
-        <w:rPr>
-          <w:rFonts w:eastAsia="Times New Roman" w:cs="Times New Roman"/>
-          <w:kern w:val="0"/>
-          <w14:ligatures w14:val="none"/>
-        </w:rPr>
-      </w:pPr>
-      <w:r>
-        <w:rPr>
-          <w:rFonts w:eastAsia="Times New Roman" w:cs="Times New Roman"/>
-          <w:kern w:val="0"/>
-          <w14:ligatures w14:val="none"/>
-        </w:rPr>
-        <w:t>the minimum balance</w:t>
-      </w:r>
-    </w:p>
-    <w:p>
-      <w:pPr>
-        <w:numPr>
-          <w:ilvl w:val="0"/>
-          <w:numId w:val="13"/>
-        </w:numPr>
-        <w:spacing w:before="100" w:beforeAutospacing="1" w:after="100" w:afterAutospacing="1" w:line="240" w:lineRule="auto"/>
-        <w:rPr>
-          <w:rFonts w:eastAsia="Times New Roman" w:cs="Times New Roman"/>
-          <w:kern w:val="0"/>
-          <w14:ligatures w14:val="none"/>
-        </w:rPr>
-      </w:pPr>
-      <w:r>
-        <w:rPr>
-          <w:rFonts w:eastAsia="Times New Roman" w:cs="Times New Roman"/>
-          <w:kern w:val="0"/>
-          <w14:ligatures w14:val="none"/>
-        </w:rPr>
-        <w:t>the interest rate</w:t>
-      </w:r>
-    </w:p>
-    <w:p>
-      <w:pPr>
-        <w:numPr>
-          <w:ilvl w:val="0"/>
-          <w:numId w:val="13"/>
-        </w:numPr>
-        <w:spacing w:before="100" w:beforeAutospacing="1" w:after="100" w:afterAutospacing="1" w:line="240" w:lineRule="auto"/>
-        <w:rPr>
-          <w:rFonts w:eastAsia="Times New Roman" w:cs="Times New Roman"/>
-          <w:kern w:val="0"/>
-          <w14:ligatures w14:val="none"/>
-        </w:rPr>
-      </w:pPr>
-      <w:r>
-        <w:rPr>
-          <w:rFonts w:eastAsia="Times New Roman" w:cs="Times New Roman"/>
-          <w:kern w:val="0"/>
-          <w14:ligatures w14:val="none"/>
-        </w:rPr>
-        <w:t>dividing the annual rate by 12</w:t>
-      </w:r>
-    </w:p>
-    <w:p>
-      <w:pPr>
-        <w:numPr>
-          <w:ilvl w:val="0"/>
-          <w:numId w:val="13"/>
-        </w:numPr>
-        <w:spacing w:before="100" w:beforeAutospacing="1" w:after="100" w:afterAutospacing="1" w:line="240" w:lineRule="auto"/>
-        <w:rPr>
-          <w:rFonts w:eastAsia="Times New Roman" w:cs="Times New Roman"/>
-          <w:i/>
-          <w:iCs/>
-          <w:kern w:val="0"/>
-          <w14:ligatures w14:val="none"/>
-        </w:rPr>
-      </w:pPr>
-      <w:r>
-        <w:rPr>
-          <w:rFonts w:eastAsia="Times New Roman" w:cs="Times New Roman"/>
-          <w:kern w:val="0"/>
-          <w14:ligatures w14:val="none"/>
-        </w:rPr>
-        <w:t>calculation hint</w:t>
-      </w:r>
-      <w:r>
-        <w:rPr>
-          <w:rFonts w:eastAsia="Times New Roman" w:cs="Times New Roman"/>
-          <w:kern w:val="0"/>
-          <w14:ligatures w14:val="none"/>
-        </w:rPr>
-        <w:t xml:space="preserve">: </w:t>
-      </w:r>
-      <w:proofErr w:type="spellStart"/>
-      <w:r>
-        <w:rPr>
-          <w:rFonts w:eastAsia="Times New Roman" w:cs="Times New Roman"/>
-          <w:i/>
-          <w:iCs/>
-          <w:kern w:val="0"/>
-          <w14:ligatures w14:val="none"/>
-        </w:rPr>
-        <w:t>minBalance</w:t>
-      </w:r>
-      <w:proofErr w:type="spellEnd"/>
-      <w:r>
-        <w:rPr>
-          <w:rFonts w:eastAsia="Times New Roman" w:cs="Times New Roman"/>
-          <w:i/>
-          <w:iCs/>
-          <w:kern w:val="0"/>
-          <w14:ligatures w14:val="none"/>
-        </w:rPr>
-        <w:t xml:space="preserve"> * rate/12</w:t>
-      </w:r>
-    </w:p>
-    <w:p>
-      <w:pPr>
-        <w:spacing w:before="100" w:beforeAutospacing="1" w:after="100" w:afterAutospacing="1" w:line="240" w:lineRule="auto"/>
-        <w:outlineLvl w:val="2"/>
-        <w:rPr>
-          <w:rFonts w:eastAsia="Times New Roman" w:cs="Times New Roman"/>
-          <w:b/>
-          <w:bCs/>
-          <w:kern w:val="0"/>
-          <w:sz w:val="27"/>
-          <w:szCs w:val="27"/>
-          <w14:ligatures w14:val="none"/>
-        </w:rPr>
-      </w:pPr>
-      <w:r>
-        <w:rPr>
-          <w:rFonts w:eastAsia="Times New Roman" w:cs="Times New Roman"/>
-          <w:b/>
-          <w:bCs/>
-          <w:kern w:val="0"/>
-          <w:sz w:val="27"/>
-          <w:szCs w:val="27"/>
-          <w14:ligatures w14:val="none"/>
-        </w:rPr>
-        <w:t>5. Override the withdrawal behavior</w:t>
-      </w:r>
-      <w:r>
-        <w:rPr>
-          <w:rFonts w:eastAsia="Times New Roman" w:cs="Times New Roman"/>
-          <w:b/>
-          <w:bCs/>
-          <w:kern w:val="0"/>
-          <w:sz w:val="27"/>
-          <w:szCs w:val="27"/>
-          <w14:ligatures w14:val="none"/>
-        </w:rPr>
-        <w:t xml:space="preserve"> </w:t>
-      </w:r>
-      <w:r>
-        <w:rPr>
-          <w:rFonts w:eastAsia="Times New Roman" w:cs="Times New Roman"/>
-          <w:b/>
-          <w:bCs/>
-          <w:kern w:val="0"/>
-          <w:sz w:val="27"/>
-          <w:szCs w:val="27"/>
-          <w14:ligatures w14:val="none"/>
-        </w:rPr>
-        <w:t>(</w:t>
-      </w:r>
-      <w:r>
-        <w:rPr>
-          <w:rFonts w:eastAsia="Times New Roman" w:cs="Times New Roman"/>
-          <w:b/>
-          <w:bCs/>
-          <w:i/>
-          <w:iCs/>
-          <w:kern w:val="0"/>
-          <w14:ligatures w14:val="none"/>
-        </w:rPr>
-        <w:t>using new keyword for now</w:t>
-      </w:r>
-      <w:r>
-        <w:rPr>
-          <w:rFonts w:eastAsia="Times New Roman" w:cs="Times New Roman"/>
-          <w:b/>
-          <w:bCs/>
-          <w:kern w:val="0"/>
-          <w:sz w:val="27"/>
-          <w:szCs w:val="27"/>
-          <w14:ligatures w14:val="none"/>
-        </w:rPr>
-        <w:t>)</w:t>
-      </w:r>
-    </w:p>
-    <w:p>
-      <w:pPr>
-        <w:spacing w:before="100" w:beforeAutospacing="1" w:after="100" w:afterAutospacing="1" w:line="240" w:lineRule="auto"/>
-        <w:rPr>
-          <w:rFonts w:eastAsia="Times New Roman" w:cs="Times New Roman"/>
-          <w:kern w:val="0"/>
-          <w14:ligatures w14:val="none"/>
-        </w:rPr>
-      </w:pPr>
-      <w:r>
-        <w:rPr>
-          <w:rFonts w:eastAsia="Times New Roman" w:cs="Times New Roman"/>
-          <w:kern w:val="0"/>
-          <w14:ligatures w14:val="none"/>
-        </w:rPr>
-        <w:t xml:space="preserve">Create a new version of </w:t>
-      </w:r>
-      <w:r>
-        <w:rPr>
-          <w:rFonts w:eastAsia="Times New Roman" w:cs="Courier New"/>
-          <w:kern w:val="0"/>
-          <w:sz w:val="20"/>
-          <w:szCs w:val="20"/>
-          <w14:ligatures w14:val="none"/>
-        </w:rPr>
-        <w:t>Withdraw(amount)</w:t>
-      </w:r>
-      <w:r>
-        <w:rPr>
-          <w:rFonts w:eastAsia="Times New Roman" w:cs="Times New Roman"/>
-          <w:kern w:val="0"/>
-          <w14:ligatures w14:val="none"/>
-        </w:rPr>
-        <w:t xml:space="preserve"> that:</w:t>
-      </w:r>
-    </w:p>
-    <w:p>
-      <w:pPr>
-        <w:numPr>
-          <w:ilvl w:val="0"/>
-          <w:numId w:val="14"/>
-        </w:numPr>
-        <w:spacing w:before="100" w:beforeAutospacing="1" w:after="100" w:afterAutospacing="1" w:line="240" w:lineRule="auto"/>
-        <w:rPr>
-          <w:rFonts w:eastAsia="Times New Roman" w:cs="Times New Roman"/>
-          <w:kern w:val="0"/>
-          <w14:ligatures w14:val="none"/>
-        </w:rPr>
-      </w:pPr>
-      <w:r>
-        <w:rPr>
-          <w:rFonts w:eastAsia="Times New Roman" w:cs="Times New Roman"/>
-          <w:kern w:val="0"/>
-          <w14:ligatures w14:val="none"/>
-        </w:rPr>
-        <w:t>calls the base class withdrawal method</w:t>
-      </w:r>
-    </w:p>
-    <w:p>
-      <w:pPr>
-        <w:numPr>
-          <w:ilvl w:val="0"/>
-          <w:numId w:val="14"/>
-        </w:numPr>
-        <w:spacing w:before="100" w:beforeAutospacing="1" w:after="100" w:afterAutospacing="1" w:line="240" w:lineRule="auto"/>
-        <w:rPr>
-          <w:rFonts w:eastAsia="Times New Roman" w:cs="Times New Roman"/>
-          <w:kern w:val="0"/>
-          <w14:ligatures w14:val="none"/>
-        </w:rPr>
-      </w:pPr>
-      <w:r>
-        <w:rPr>
-          <w:rFonts w:eastAsia="Times New Roman" w:cs="Times New Roman"/>
-          <w:kern w:val="0"/>
-          <w14:ligatures w14:val="none"/>
-        </w:rPr>
-        <w:t>updates the minimum balance if the new balance is lower</w:t>
-      </w:r>
-    </w:p>
-    <w:p>
-      <w:pPr>
-        <w:spacing w:before="100" w:beforeAutospacing="1" w:after="100" w:afterAutospacing="1" w:line="240" w:lineRule="auto"/>
-        <w:outlineLvl w:val="2"/>
-        <w:rPr>
-          <w:rFonts w:eastAsia="Times New Roman" w:cs="Times New Roman"/>
-          <w:b/>
-          <w:bCs/>
-          <w:kern w:val="0"/>
-          <w:sz w:val="27"/>
-          <w:szCs w:val="27"/>
-          <w14:ligatures w14:val="none"/>
-        </w:rPr>
-      </w:pPr>
-      <w:r>
-        <w:rPr>
-          <w:rFonts w:eastAsia="Times New Roman" w:cs="Times New Roman"/>
-          <w:b/>
-          <w:bCs/>
-          <w:kern w:val="0"/>
-          <w:sz w:val="27"/>
-          <w:szCs w:val="27"/>
-          <w14:ligatures w14:val="none"/>
-        </w:rPr>
-        <w:t>6. Implement the monthly posting behavior</w:t>
-      </w:r>
-    </w:p>
-    <w:p>
-      <w:pPr>
-        <w:spacing w:before="100" w:beforeAutospacing="1" w:after="100" w:afterAutospacing="1" w:line="240" w:lineRule="auto"/>
-        <w:rPr>
-          <w:rFonts w:eastAsia="Times New Roman" w:cs="Times New Roman"/>
-          <w:kern w:val="0"/>
-          <w14:ligatures w14:val="none"/>
-        </w:rPr>
-      </w:pPr>
-      <w:r>
-        <w:rPr>
-          <w:rFonts w:eastAsia="Times New Roman" w:cs="Times New Roman"/>
-          <w:kern w:val="0"/>
-          <w14:ligatures w14:val="none"/>
-        </w:rPr>
-        <w:t xml:space="preserve">Add a </w:t>
-      </w:r>
-      <w:proofErr w:type="gramStart"/>
-      <w:r>
-        <w:rPr>
-          <w:rFonts w:eastAsia="Times New Roman" w:cs="Courier New"/>
-          <w:kern w:val="0"/>
-          <w:sz w:val="20"/>
-          <w:szCs w:val="20"/>
-          <w14:ligatures w14:val="none"/>
-        </w:rPr>
-        <w:t>Post(</w:t>
-      </w:r>
-      <w:proofErr w:type="gramEnd"/>
-      <w:r>
-        <w:rPr>
-          <w:rFonts w:eastAsia="Times New Roman" w:cs="Courier New"/>
-          <w:kern w:val="0"/>
-          <w:sz w:val="20"/>
-          <w:szCs w:val="20"/>
-          <w14:ligatures w14:val="none"/>
-        </w:rPr>
-        <w:t>)</w:t>
-      </w:r>
-      <w:r>
-        <w:rPr>
-          <w:rFonts w:eastAsia="Times New Roman" w:cs="Times New Roman"/>
-          <w:kern w:val="0"/>
-          <w14:ligatures w14:val="none"/>
-        </w:rPr>
-        <w:t xml:space="preserve"> method that:</w:t>
-      </w:r>
-    </w:p>
-    <w:p>
-      <w:pPr>
-        <w:numPr>
-          <w:ilvl w:val="0"/>
-          <w:numId w:val="15"/>
-        </w:numPr>
-        <w:spacing w:before="100" w:beforeAutospacing="1" w:after="100" w:afterAutospacing="1" w:line="240" w:lineRule="auto"/>
-        <w:rPr>
-          <w:rFonts w:eastAsia="Times New Roman" w:cs="Times New Roman"/>
-          <w:kern w:val="0"/>
-          <w14:ligatures w14:val="none"/>
-        </w:rPr>
-      </w:pPr>
-      <w:r>
-        <w:rPr>
-          <w:rFonts w:eastAsia="Times New Roman" w:cs="Times New Roman"/>
-          <w:kern w:val="0"/>
-          <w14:ligatures w14:val="none"/>
-        </w:rPr>
-        <w:t xml:space="preserve">adds the monthly interest to the </w:t>
-      </w:r>
-      <w:r>
-        <w:rPr>
-          <w:rFonts w:eastAsia="Times New Roman" w:cs="Times New Roman"/>
-          <w:kern w:val="0"/>
-          <w14:ligatures w14:val="none"/>
-        </w:rPr>
-        <w:t xml:space="preserve">current </w:t>
-      </w:r>
-      <w:r>
-        <w:rPr>
-          <w:rFonts w:eastAsia="Times New Roman" w:cs="Times New Roman"/>
-          <w:kern w:val="0"/>
-          <w14:ligatures w14:val="none"/>
-        </w:rPr>
-        <w:t>balance</w:t>
-      </w:r>
-    </w:p>
-    <w:p>
-      <w:pPr>
-        <w:numPr>
-          <w:ilvl w:val="0"/>
-          <w:numId w:val="15"/>
-        </w:numPr>
-        <w:spacing w:before="100" w:beforeAutospacing="1" w:after="100" w:afterAutospacing="1" w:line="240" w:lineRule="auto"/>
-        <w:rPr>
-          <w:rFonts w:eastAsia="Times New Roman" w:cs="Times New Roman"/>
-          <w:kern w:val="0"/>
-          <w14:ligatures w14:val="none"/>
-        </w:rPr>
-      </w:pPr>
-      <w:r>
-        <w:rPr>
-          <w:rFonts w:eastAsia="Times New Roman" w:cs="Times New Roman"/>
-          <w:kern w:val="0"/>
-          <w14:ligatures w14:val="none"/>
-        </w:rPr>
-        <w:t>resets the transaction counter</w:t>
-      </w:r>
-      <w:r>
-        <w:rPr>
-          <w:rFonts w:eastAsia="Times New Roman" w:cs="Times New Roman"/>
-          <w:kern w:val="0"/>
-          <w14:ligatures w14:val="none"/>
-        </w:rPr>
-        <w:t xml:space="preserve"> to 0</w:t>
-      </w:r>
-    </w:p>
-    <w:p>
-      <w:pPr>
-        <w:numPr>
-          <w:ilvl w:val="0"/>
-          <w:numId w:val="15"/>
-        </w:numPr>
-        <w:spacing w:before="100" w:beforeAutospacing="1" w:after="100" w:afterAutospacing="1" w:line="240" w:lineRule="auto"/>
-        <w:rPr>
-          <w:rFonts w:eastAsia="Times New Roman" w:cs="Times New Roman"/>
-          <w:kern w:val="0"/>
-          <w14:ligatures w14:val="none"/>
-        </w:rPr>
-      </w:pPr>
-      <w:r>
-        <w:rPr>
-          <w:rFonts w:eastAsia="Times New Roman" w:cs="Times New Roman"/>
-          <w:kern w:val="0"/>
-          <w14:ligatures w14:val="none"/>
-        </w:rPr>
-        <w:t>resets the minimum balance to the new balance</w:t>
-      </w:r>
-    </w:p>
-    <w:p>
-      <w:pPr>
-        <w:spacing w:before="100" w:beforeAutospacing="1" w:after="100" w:afterAutospacing="1" w:line="240" w:lineRule="auto"/>
-        <w:outlineLvl w:val="2"/>
-        <w:rPr>
-          <w:rFonts w:eastAsia="Times New Roman" w:cs="Times New Roman"/>
-          <w:b/>
-          <w:bCs/>
-          <w:kern w:val="0"/>
-          <w:sz w:val="27"/>
-          <w:szCs w:val="27"/>
-          <w14:ligatures w14:val="none"/>
-        </w:rPr>
-      </w:pPr>
-      <w:r>
-        <w:rPr>
-          <w:rFonts w:eastAsia="Times New Roman" w:cs="Times New Roman"/>
-          <w:b/>
-          <w:bCs/>
-          <w:kern w:val="0"/>
-          <w:sz w:val="27"/>
-          <w:szCs w:val="27"/>
-          <w14:ligatures w14:val="none"/>
-        </w:rPr>
-        <w:t>7. Override the account statement</w:t>
-      </w:r>
-      <w:r>
-        <w:rPr>
-          <w:rFonts w:eastAsia="Times New Roman" w:cs="Times New Roman"/>
-          <w:b/>
-          <w:bCs/>
-          <w:kern w:val="0"/>
-          <w:sz w:val="27"/>
-          <w:szCs w:val="27"/>
-          <w14:ligatures w14:val="none"/>
-        </w:rPr>
-        <w:t xml:space="preserve"> (</w:t>
-      </w:r>
-      <w:r>
-        <w:rPr>
-          <w:rFonts w:eastAsia="Times New Roman" w:cs="Times New Roman"/>
-          <w:b/>
-          <w:bCs/>
-          <w:i/>
-          <w:iCs/>
-          <w:kern w:val="0"/>
-          <w14:ligatures w14:val="none"/>
-        </w:rPr>
-        <w:t>using new keyword for now</w:t>
-      </w:r>
-      <w:r>
-        <w:rPr>
-          <w:rFonts w:eastAsia="Times New Roman" w:cs="Times New Roman"/>
-          <w:b/>
-          <w:bCs/>
-          <w:kern w:val="0"/>
-          <w:sz w:val="27"/>
-          <w:szCs w:val="27"/>
-          <w14:ligatures w14:val="none"/>
-        </w:rPr>
-        <w:t>)</w:t>
-      </w:r>
-    </w:p>
-    <w:p>
-      <w:pPr>
-        <w:spacing w:before="100" w:beforeAutospacing="1" w:after="100" w:afterAutospacing="1" w:line="240" w:lineRule="auto"/>
-        <w:rPr>
-          <w:rFonts w:eastAsia="Times New Roman" w:cs="Times New Roman"/>
-          <w:kern w:val="0"/>
-          <w14:ligatures w14:val="none"/>
-        </w:rPr>
-      </w:pPr>
-      <w:r>
-        <w:rPr>
-          <w:rFonts w:eastAsia="Times New Roman" w:cs="Times New Roman"/>
-          <w:kern w:val="0"/>
-          <w14:ligatures w14:val="none"/>
-        </w:rPr>
-        <w:t xml:space="preserve">Create a new version of </w:t>
-      </w:r>
-      <w:proofErr w:type="spellStart"/>
-      <w:proofErr w:type="gramStart"/>
-      <w:r>
-        <w:rPr>
-          <w:rFonts w:eastAsia="Times New Roman" w:cs="Courier New"/>
-          <w:kern w:val="0"/>
-          <w:sz w:val="20"/>
-          <w:szCs w:val="20"/>
-          <w14:ligatures w14:val="none"/>
-        </w:rPr>
-        <w:t>GetStatement</w:t>
-      </w:r>
-      <w:proofErr w:type="spellEnd"/>
-      <w:r>
-        <w:rPr>
-          <w:rFonts w:eastAsia="Times New Roman" w:cs="Courier New"/>
-          <w:kern w:val="0"/>
-          <w:sz w:val="20"/>
-          <w:szCs w:val="20"/>
-          <w14:ligatures w14:val="none"/>
-        </w:rPr>
-        <w:t>(</w:t>
-      </w:r>
-      <w:proofErr w:type="gramEnd"/>
-      <w:r>
-        <w:rPr>
-          <w:rFonts w:eastAsia="Times New Roman" w:cs="Courier New"/>
-          <w:kern w:val="0"/>
-          <w:sz w:val="20"/>
-          <w:szCs w:val="20"/>
-          <w14:ligatures w14:val="none"/>
-        </w:rPr>
-        <w:t>)</w:t>
-      </w:r>
-      <w:r>
-        <w:rPr>
-          <w:rFonts w:eastAsia="Times New Roman" w:cs="Times New Roman"/>
-          <w:kern w:val="0"/>
-          <w14:ligatures w14:val="none"/>
-        </w:rPr>
-        <w:t xml:space="preserve"> that:</w:t>
-      </w:r>
-    </w:p>
-    <w:p>
-      <w:pPr>
-        <w:numPr>
-          <w:ilvl w:val="0"/>
-          <w:numId w:val="16"/>
-        </w:numPr>
-        <w:spacing w:before="100" w:beforeAutospacing="1" w:after="100" w:afterAutospacing="1" w:line="240" w:lineRule="auto"/>
-        <w:rPr>
-          <w:rFonts w:eastAsia="Times New Roman" w:cs="Times New Roman"/>
-          <w:kern w:val="0"/>
-          <w14:ligatures w14:val="none"/>
-        </w:rPr>
-      </w:pPr>
-      <w:r>
-        <w:rPr>
-          <w:rFonts w:eastAsia="Times New Roman" w:cs="Times New Roman"/>
-          <w:kern w:val="0"/>
-          <w14:ligatures w14:val="none"/>
-        </w:rPr>
-        <w:t>calls the base class version</w:t>
-      </w:r>
-    </w:p>
-    <w:p>
-      <w:pPr>
-        <w:numPr>
-          <w:ilvl w:val="0"/>
-          <w:numId w:val="16"/>
-        </w:numPr>
-        <w:spacing w:before="100" w:beforeAutospacing="1" w:after="100" w:afterAutospacing="1" w:line="240" w:lineRule="auto"/>
-        <w:rPr>
-          <w:rFonts w:eastAsia="Times New Roman" w:cs="Times New Roman"/>
-          <w:kern w:val="0"/>
-          <w14:ligatures w14:val="none"/>
-        </w:rPr>
-      </w:pPr>
-      <w:r>
-        <w:rPr>
-          <w:rFonts w:eastAsia="Times New Roman" w:cs="Times New Roman"/>
-          <w:kern w:val="0"/>
-          <w14:ligatures w14:val="none"/>
-        </w:rPr>
-        <w:t>appends the calculated interest amount</w:t>
-      </w:r>
-      <w:r>
-        <w:rPr>
-          <w:rFonts w:eastAsia="Times New Roman" w:cs="Times New Roman"/>
-          <w:kern w:val="0"/>
-          <w14:ligatures w14:val="none"/>
-        </w:rPr>
-        <w:t xml:space="preserve"> to the output</w:t>
-      </w:r>
-    </w:p>
-    <w:p>
-      <w:pPr>
-        <w:spacing w:before="100" w:beforeAutospacing="1" w:after="100" w:afterAutospacing="1" w:line="240" w:lineRule="auto"/>
-        <w:outlineLvl w:val="2"/>
-        <w:rPr>
-          <w:rFonts w:eastAsia="Times New Roman" w:cs="Times New Roman"/>
-          <w:b/>
-          <w:bCs/>
-          <w:kern w:val="0"/>
-          <w:sz w:val="27"/>
-          <w:szCs w:val="27"/>
-          <w14:ligatures w14:val="none"/>
-        </w:rPr>
-      </w:pPr>
-      <w:r>
-        <w:rPr>
-          <w:rFonts w:eastAsia="Times New Roman" w:cs="Times New Roman"/>
-          <w:b/>
-          <w:bCs/>
-          <w:kern w:val="0"/>
-          <w:sz w:val="27"/>
-          <w:szCs w:val="27"/>
-          <w14:ligatures w14:val="none"/>
-        </w:rPr>
-        <w:t>8. Add a property for the interest rate</w:t>
-      </w:r>
-    </w:p>
-    <w:p>
-      <w:pPr>
-        <w:spacing w:before="100" w:beforeAutospacing="1" w:after="100" w:afterAutospacing="1" w:line="240" w:lineRule="auto"/>
-        <w:rPr>
-          <w:rFonts w:eastAsia="Times New Roman" w:cs="Times New Roman"/>
-          <w:kern w:val="0"/>
-          <w14:ligatures w14:val="none"/>
-        </w:rPr>
-      </w:pPr>
-      <w:r>
-        <w:rPr>
-          <w:rFonts w:eastAsia="Times New Roman" w:cs="Times New Roman"/>
-          <w:kern w:val="0"/>
-          <w14:ligatures w14:val="none"/>
-        </w:rPr>
-        <w:t>Create a read/write property that allows updating the interest rate.</w:t>
-      </w:r>
-    </w:p>
-    <w:p>
-      <w:pPr>
-        <w:spacing w:before="100" w:beforeAutospacing="1" w:after="100" w:afterAutospacing="1" w:line="240" w:lineRule="auto"/>
-        <w:outlineLvl w:val="0"/>
-        <w:rPr>
-          <w:rFonts w:eastAsia="Times New Roman" w:cs="Times New Roman"/>
-          <w:b/>
-          <w:bCs/>
-          <w:kern w:val="36"/>
-          <w:sz w:val="40"/>
-          <w:szCs w:val="40"/>
-          <w14:ligatures w14:val="none"/>
-        </w:rPr>
-      </w:pPr>
-      <w:r>
-        <w:rPr>
-          <w:rFonts w:eastAsia="Times New Roman" w:cs="Times New Roman"/>
-          <w:b/>
-          <w:bCs/>
-          <w:kern w:val="36"/>
-          <w:sz w:val="40"/>
-          <w:szCs w:val="40"/>
-          <w14:ligatures w14:val="none"/>
-        </w:rPr>
-        <w:t>Exercise</w:t>
-      </w:r>
-      <w:r>
-        <w:rPr>
-          <w:rFonts w:eastAsia="Times New Roman" w:cs="Times New Roman"/>
-          <w:b/>
-          <w:bCs/>
-          <w:kern w:val="36"/>
-          <w:sz w:val="40"/>
-          <w:szCs w:val="40"/>
-          <w14:ligatures w14:val="none"/>
-        </w:rPr>
-        <w:t xml:space="preserve"> 4</w:t>
-      </w:r>
-      <w:r>
-        <w:rPr>
-          <w:rFonts w:eastAsia="Times New Roman" w:cs="Times New Roman"/>
-          <w:b/>
-          <w:bCs/>
-          <w:kern w:val="36"/>
-          <w:sz w:val="40"/>
-          <w:szCs w:val="40"/>
-          <w14:ligatures w14:val="none"/>
-        </w:rPr>
-        <w:t>:</w:t>
-      </w:r>
-      <w:r>
-        <w:rPr>
-          <w:rFonts w:eastAsia="Times New Roman" w:cs="Times New Roman"/>
-          <w:b/>
-          <w:bCs/>
-          <w:kern w:val="36"/>
-          <w:sz w:val="40"/>
-          <w:szCs w:val="40"/>
-          <w14:ligatures w14:val="none"/>
-        </w:rPr>
-        <w:t xml:space="preserve"> Write a Test Program to </w:t>
-      </w:r>
-      <w:r>
-        <w:rPr>
-          <w:rFonts w:eastAsia="Times New Roman" w:cs="Times New Roman"/>
-          <w:b/>
-          <w:bCs/>
-          <w:kern w:val="36"/>
-          <w:sz w:val="40"/>
-          <w:szCs w:val="40"/>
-          <w14:ligatures w14:val="none"/>
-        </w:rPr>
-        <w:t>Use</w:t>
-      </w:r>
-      <w:r>
-        <w:rPr>
-          <w:rFonts w:eastAsia="Times New Roman" w:cs="Times New Roman"/>
-          <w:b/>
-          <w:bCs/>
-          <w:kern w:val="36"/>
-          <w:sz w:val="40"/>
-          <w:szCs w:val="40"/>
-          <w14:ligatures w14:val="none"/>
-        </w:rPr>
-        <w:t xml:space="preserve"> Your Classes</w:t>
+        <w:t>Exercise 4: Write a Test Program to Use Your Classes</w:t>
       </w:r>
     </w:p>
     <w:p>
@@ -3666,7 +3737,6 @@
           <w:kern w:val="0"/>
           <w14:ligatures w14:val="none"/>
         </w:rPr>
-        <w:lastRenderedPageBreak/>
         <w:t xml:space="preserve">In the </w:t>
       </w:r>
       <w:r>
@@ -4102,8 +4172,6 @@
           <w:b/>
           <w:bCs/>
           <w:kern w:val="0"/>
-          <w:sz w:val="20"/>
-          <w:szCs w:val="20"/>
           <w14:ligatures w14:val="none"/>
         </w:rPr>
         <w:t>Main</w:t>
@@ -4319,8 +4387,6 @@
           <w:b/>
           <w:bCs/>
           <w:kern w:val="0"/>
-          <w:sz w:val="20"/>
-          <w:szCs w:val="20"/>
           <w14:ligatures w14:val="none"/>
         </w:rPr>
         <w:t>Account</w:t>
@@ -4585,8 +4651,6 @@
           <w:b/>
           <w:bCs/>
           <w:kern w:val="0"/>
-          <w:sz w:val="20"/>
-          <w:szCs w:val="20"/>
           <w14:ligatures w14:val="none"/>
         </w:rPr>
         <w:t>CheckingAccount</w:t>
@@ -4624,6 +4688,7 @@
           <w:kern w:val="0"/>
           <w14:ligatures w14:val="none"/>
         </w:rPr>
+        <w:lastRenderedPageBreak/>
         <w:t>Display the initial statement</w:t>
       </w:r>
       <w:r>
@@ -4918,8 +4983,6 @@
           <w:b/>
           <w:bCs/>
           <w:kern w:val="0"/>
-          <w:sz w:val="20"/>
-          <w:szCs w:val="20"/>
           <w14:ligatures w14:val="none"/>
         </w:rPr>
         <w:t>SavingsAccount</w:t>
@@ -4931,11 +4994,23 @@
           <w:b/>
           <w:bCs/>
           <w:kern w:val="0"/>
+          <w:sz w:val="32"/>
+          <w:szCs w:val="32"/>
+          <w14:ligatures w14:val="none"/>
+        </w:rPr>
+        <w:t xml:space="preserve"> </w:t>
+      </w:r>
+      <w:r>
+        <w:rPr>
+          <w:rFonts w:eastAsia="Times New Roman" w:cs="Times New Roman"/>
+          <w:b/>
+          <w:bCs/>
+          <w:kern w:val="0"/>
           <w:sz w:val="27"/>
           <w:szCs w:val="27"/>
           <w14:ligatures w14:val="none"/>
         </w:rPr>
-        <w:t xml:space="preserve"> class</w:t>
+        <w:t>class</w:t>
       </w:r>
     </w:p>
     <w:p>
@@ -4957,7 +5032,6 @@
           <w:kern w:val="0"/>
           <w14:ligatures w14:val="none"/>
         </w:rPr>
-        <w:lastRenderedPageBreak/>
         <w:t>Display the initial statement</w:t>
       </w:r>
       <w:r>
@@ -7990,6 +8064,155 @@
     </w:lvl>
   </w:abstractNum>
   <w:abstractNum w:abstractNumId="18" w15:restartNumberingAfterBreak="0">
+    <w:nsid w:val="60B01A6D"/>
+    <w:multiLevelType w:val="multilevel"/>
+    <w:tmpl w:val="E75A1EE4"/>
+    <w:lvl w:ilvl="0">
+      <w:start w:val="1"/>
+      <w:numFmt w:val="bullet"/>
+      <w:lvlText w:val=""/>
+      <w:lvlJc w:val="left"/>
+      <w:pPr>
+        <w:tabs>
+          <w:tab w:val="num" w:pos="720"/>
+        </w:tabs>
+        <w:ind w:left="720" w:hanging="360"/>
+      </w:pPr>
+      <w:rPr>
+        <w:rFonts w:ascii="Symbol" w:hAnsi="Symbol" w:hint="default"/>
+        <w:sz w:val="20"/>
+      </w:rPr>
+    </w:lvl>
+    <w:lvl w:ilvl="1" w:tentative="1">
+      <w:start w:val="1"/>
+      <w:numFmt w:val="bullet"/>
+      <w:lvlText w:val="o"/>
+      <w:lvlJc w:val="left"/>
+      <w:pPr>
+        <w:tabs>
+          <w:tab w:val="num" w:pos="1440"/>
+        </w:tabs>
+        <w:ind w:left="1440" w:hanging="360"/>
+      </w:pPr>
+      <w:rPr>
+        <w:rFonts w:ascii="Courier New" w:hAnsi="Courier New" w:hint="default"/>
+        <w:sz w:val="20"/>
+      </w:rPr>
+    </w:lvl>
+    <w:lvl w:ilvl="2" w:tentative="1">
+      <w:start w:val="1"/>
+      <w:numFmt w:val="bullet"/>
+      <w:lvlText w:val=""/>
+      <w:lvlJc w:val="left"/>
+      <w:pPr>
+        <w:tabs>
+          <w:tab w:val="num" w:pos="2160"/>
+        </w:tabs>
+        <w:ind w:left="2160" w:hanging="360"/>
+      </w:pPr>
+      <w:rPr>
+        <w:rFonts w:ascii="Wingdings" w:hAnsi="Wingdings" w:hint="default"/>
+        <w:sz w:val="20"/>
+      </w:rPr>
+    </w:lvl>
+    <w:lvl w:ilvl="3" w:tentative="1">
+      <w:start w:val="1"/>
+      <w:numFmt w:val="bullet"/>
+      <w:lvlText w:val=""/>
+      <w:lvlJc w:val="left"/>
+      <w:pPr>
+        <w:tabs>
+          <w:tab w:val="num" w:pos="2880"/>
+        </w:tabs>
+        <w:ind w:left="2880" w:hanging="360"/>
+      </w:pPr>
+      <w:rPr>
+        <w:rFonts w:ascii="Wingdings" w:hAnsi="Wingdings" w:hint="default"/>
+        <w:sz w:val="20"/>
+      </w:rPr>
+    </w:lvl>
+    <w:lvl w:ilvl="4" w:tentative="1">
+      <w:start w:val="1"/>
+      <w:numFmt w:val="bullet"/>
+      <w:lvlText w:val=""/>
+      <w:lvlJc w:val="left"/>
+      <w:pPr>
+        <w:tabs>
+          <w:tab w:val="num" w:pos="3600"/>
+        </w:tabs>
+        <w:ind w:left="3600" w:hanging="360"/>
+      </w:pPr>
+      <w:rPr>
+        <w:rFonts w:ascii="Wingdings" w:hAnsi="Wingdings" w:hint="default"/>
+        <w:sz w:val="20"/>
+      </w:rPr>
+    </w:lvl>
+    <w:lvl w:ilvl="5" w:tentative="1">
+      <w:start w:val="1"/>
+      <w:numFmt w:val="bullet"/>
+      <w:lvlText w:val=""/>
+      <w:lvlJc w:val="left"/>
+      <w:pPr>
+        <w:tabs>
+          <w:tab w:val="num" w:pos="4320"/>
+        </w:tabs>
+        <w:ind w:left="4320" w:hanging="360"/>
+      </w:pPr>
+      <w:rPr>
+        <w:rFonts w:ascii="Wingdings" w:hAnsi="Wingdings" w:hint="default"/>
+        <w:sz w:val="20"/>
+      </w:rPr>
+    </w:lvl>
+    <w:lvl w:ilvl="6" w:tentative="1">
+      <w:start w:val="1"/>
+      <w:numFmt w:val="bullet"/>
+      <w:lvlText w:val=""/>
+      <w:lvlJc w:val="left"/>
+      <w:pPr>
+        <w:tabs>
+          <w:tab w:val="num" w:pos="5040"/>
+        </w:tabs>
+        <w:ind w:left="5040" w:hanging="360"/>
+      </w:pPr>
+      <w:rPr>
+        <w:rFonts w:ascii="Wingdings" w:hAnsi="Wingdings" w:hint="default"/>
+        <w:sz w:val="20"/>
+      </w:rPr>
+    </w:lvl>
+    <w:lvl w:ilvl="7" w:tentative="1">
+      <w:start w:val="1"/>
+      <w:numFmt w:val="bullet"/>
+      <w:lvlText w:val=""/>
+      <w:lvlJc w:val="left"/>
+      <w:pPr>
+        <w:tabs>
+          <w:tab w:val="num" w:pos="5760"/>
+        </w:tabs>
+        <w:ind w:left="5760" w:hanging="360"/>
+      </w:pPr>
+      <w:rPr>
+        <w:rFonts w:ascii="Wingdings" w:hAnsi="Wingdings" w:hint="default"/>
+        <w:sz w:val="20"/>
+      </w:rPr>
+    </w:lvl>
+    <w:lvl w:ilvl="8" w:tentative="1">
+      <w:start w:val="1"/>
+      <w:numFmt w:val="bullet"/>
+      <w:lvlText w:val=""/>
+      <w:lvlJc w:val="left"/>
+      <w:pPr>
+        <w:tabs>
+          <w:tab w:val="num" w:pos="6480"/>
+        </w:tabs>
+        <w:ind w:left="6480" w:hanging="360"/>
+      </w:pPr>
+      <w:rPr>
+        <w:rFonts w:ascii="Wingdings" w:hAnsi="Wingdings" w:hint="default"/>
+        <w:sz w:val="20"/>
+      </w:rPr>
+    </w:lvl>
+  </w:abstractNum>
+  <w:abstractNum w:abstractNumId="19" w15:restartNumberingAfterBreak="0">
     <w:nsid w:val="62466616"/>
     <w:multiLevelType w:val="multilevel"/>
     <w:tmpl w:val="4BB6F804"/>
@@ -8138,7 +8361,7 @@
       </w:rPr>
     </w:lvl>
   </w:abstractNum>
-  <w:abstractNum w:abstractNumId="19" w15:restartNumberingAfterBreak="0">
+  <w:abstractNum w:abstractNumId="20" w15:restartNumberingAfterBreak="0">
     <w:nsid w:val="66BA3D96"/>
     <w:multiLevelType w:val="multilevel"/>
     <w:tmpl w:val="EE4679C8"/>
@@ -8287,7 +8510,7 @@
       </w:rPr>
     </w:lvl>
   </w:abstractNum>
-  <w:abstractNum w:abstractNumId="20" w15:restartNumberingAfterBreak="0">
+  <w:abstractNum w:abstractNumId="21" w15:restartNumberingAfterBreak="0">
     <w:nsid w:val="6E5A2FC6"/>
     <w:multiLevelType w:val="hybridMultilevel"/>
     <w:tmpl w:val="0752461A"/>
@@ -8376,7 +8599,7 @@
       </w:pPr>
     </w:lvl>
   </w:abstractNum>
-  <w:abstractNum w:abstractNumId="21" w15:restartNumberingAfterBreak="0">
+  <w:abstractNum w:abstractNumId="22" w15:restartNumberingAfterBreak="0">
     <w:nsid w:val="708C7C16"/>
     <w:multiLevelType w:val="multilevel"/>
     <w:tmpl w:val="69487852"/>
@@ -8493,7 +8716,7 @@
       </w:pPr>
     </w:lvl>
   </w:abstractNum>
-  <w:abstractNum w:abstractNumId="22" w15:restartNumberingAfterBreak="0">
+  <w:abstractNum w:abstractNumId="23" w15:restartNumberingAfterBreak="0">
     <w:nsid w:val="766C5214"/>
     <w:multiLevelType w:val="multilevel"/>
     <w:tmpl w:val="31168F7E"/>
@@ -8642,7 +8865,7 @@
       </w:rPr>
     </w:lvl>
   </w:abstractNum>
-  <w:abstractNum w:abstractNumId="23" w15:restartNumberingAfterBreak="0">
+  <w:abstractNum w:abstractNumId="24" w15:restartNumberingAfterBreak="0">
     <w:nsid w:val="78DE1C49"/>
     <w:multiLevelType w:val="multilevel"/>
     <w:tmpl w:val="C8BA3E38"/>
@@ -8792,7 +9015,7 @@
     </w:lvl>
   </w:abstractNum>
   <w:num w:numId="1" w16cid:durableId="919292990">
-    <w:abstractNumId w:val="19"/>
+    <w:abstractNumId w:val="20"/>
   </w:num>
   <w:num w:numId="2" w16cid:durableId="1225919676">
     <w:abstractNumId w:val="9"/>
@@ -8801,7 +9024,7 @@
     <w:abstractNumId w:val="10"/>
   </w:num>
   <w:num w:numId="4" w16cid:durableId="904610801">
-    <w:abstractNumId w:val="23"/>
+    <w:abstractNumId w:val="24"/>
   </w:num>
   <w:num w:numId="5" w16cid:durableId="1561285815">
     <w:abstractNumId w:val="6"/>
@@ -8810,13 +9033,13 @@
     <w:abstractNumId w:val="7"/>
   </w:num>
   <w:num w:numId="7" w16cid:durableId="652565379">
-    <w:abstractNumId w:val="18"/>
+    <w:abstractNumId w:val="19"/>
   </w:num>
   <w:num w:numId="8" w16cid:durableId="789670998">
     <w:abstractNumId w:val="4"/>
   </w:num>
   <w:num w:numId="9" w16cid:durableId="803498516">
-    <w:abstractNumId w:val="22"/>
+    <w:abstractNumId w:val="23"/>
   </w:num>
   <w:num w:numId="10" w16cid:durableId="2142065056">
     <w:abstractNumId w:val="13"/>
@@ -8843,7 +9066,7 @@
     <w:abstractNumId w:val="17"/>
   </w:num>
   <w:num w:numId="18" w16cid:durableId="750810110">
-    <w:abstractNumId w:val="21"/>
+    <w:abstractNumId w:val="22"/>
   </w:num>
   <w:num w:numId="19" w16cid:durableId="1151167304">
     <w:abstractNumId w:val="8"/>
@@ -8861,7 +9084,10 @@
     <w:abstractNumId w:val="12"/>
   </w:num>
   <w:num w:numId="24" w16cid:durableId="452603706">
-    <w:abstractNumId w:val="20"/>
+    <w:abstractNumId w:val="21"/>
+  </w:num>
+  <w:num w:numId="25" w16cid:durableId="1058475541">
+    <w:abstractNumId w:val="18"/>
   </w:num>
 </w:numbering>
 </file>

--- a/C#Files/Inheritance/InheritanceExercise.docx
+++ b/C#Files/Inheritance/InheritanceExercise.docx
@@ -2912,29 +2912,15 @@
           <w:kern w:val="0"/>
           <w14:ligatures w14:val="none"/>
         </w:rPr>
-        <w:t>Your constructor should:</w:t>
-      </w:r>
-    </w:p>
-    <w:p>
-      <w:pPr>
-        <w:numPr>
-          <w:ilvl w:val="0"/>
-          <w:numId w:val="12"/>
-        </w:numPr>
-        <w:spacing w:before="100" w:beforeAutospacing="1" w:after="100" w:afterAutospacing="1" w:line="240" w:lineRule="auto"/>
-        <w:rPr>
-          <w:rFonts w:eastAsia="Times New Roman" w:cs="Times New Roman"/>
-          <w:kern w:val="0"/>
-          <w14:ligatures w14:val="none"/>
-        </w:rPr>
-      </w:pPr>
-      <w:r>
-        <w:rPr>
-          <w:rFonts w:eastAsia="Times New Roman" w:cs="Times New Roman"/>
-          <w:kern w:val="0"/>
-          <w14:ligatures w14:val="none"/>
-        </w:rPr>
-        <w:t>call the base class constructor</w:t>
+        <w:t>Your constructor should accept the same parameters as the base class and pass them to the base constructor</w:t>
+      </w:r>
+      <w:r>
+        <w:rPr>
+          <w:rFonts w:eastAsia="Times New Roman" w:cs="Times New Roman"/>
+          <w:kern w:val="0"/>
+          <w14:ligatures w14:val="none"/>
+        </w:rPr>
+        <w:t>, and within the constructor:</w:t>
       </w:r>
     </w:p>
     <w:p>
@@ -3739,13 +3725,23 @@
         </w:rPr>
         <w:t xml:space="preserve">In the </w:t>
       </w:r>
-      <w:r>
-        <w:rPr>
-          <w:rFonts w:eastAsia="Times New Roman" w:cs="Times New Roman"/>
-          <w:kern w:val="0"/>
-          <w14:ligatures w14:val="none"/>
-        </w:rPr>
-        <w:t>Program class below the Main method, c</w:t>
+      <w:proofErr w:type="spellStart"/>
+      <w:r>
+        <w:rPr>
+          <w:rFonts w:eastAsia="Times New Roman" w:cs="Times New Roman"/>
+          <w:kern w:val="0"/>
+          <w14:ligatures w14:val="none"/>
+        </w:rPr>
+        <w:t>TestAccount</w:t>
+      </w:r>
+      <w:proofErr w:type="spellEnd"/>
+      <w:r>
+        <w:rPr>
+          <w:rFonts w:eastAsia="Times New Roman" w:cs="Times New Roman"/>
+          <w:kern w:val="0"/>
+          <w14:ligatures w14:val="none"/>
+        </w:rPr>
+        <w:t xml:space="preserve"> class below the Main method, c</w:t>
       </w:r>
       <w:r>
         <w:rPr>
@@ -4256,6 +4252,24 @@
         </w:rPr>
         <w:t>Account</w:t>
       </w:r>
+      <w:r>
+        <w:rPr>
+          <w:rFonts w:eastAsia="Times New Roman" w:cs="Courier New"/>
+          <w:kern w:val="0"/>
+          <w:sz w:val="20"/>
+          <w:szCs w:val="20"/>
+          <w14:ligatures w14:val="none"/>
+        </w:rPr>
+        <w:t xml:space="preserve"> </w:t>
+      </w:r>
+      <w:r>
+        <w:rPr>
+          <w:rFonts w:eastAsia="Times New Roman" w:cs="Times New Roman"/>
+          <w:kern w:val="0"/>
+          <w14:ligatures w14:val="none"/>
+        </w:rPr>
+        <w:t>instance</w:t>
+      </w:r>
     </w:p>
     <w:p>
       <w:pPr>
@@ -4290,6 +4304,24 @@
         <w:t>CheckingAccount</w:t>
       </w:r>
       <w:proofErr w:type="spellEnd"/>
+      <w:r>
+        <w:rPr>
+          <w:rFonts w:eastAsia="Times New Roman" w:cs="Courier New"/>
+          <w:kern w:val="0"/>
+          <w:sz w:val="20"/>
+          <w:szCs w:val="20"/>
+          <w14:ligatures w14:val="none"/>
+        </w:rPr>
+        <w:t xml:space="preserve"> </w:t>
+      </w:r>
+      <w:r>
+        <w:rPr>
+          <w:rFonts w:eastAsia="Times New Roman" w:cs="Times New Roman"/>
+          <w:kern w:val="0"/>
+          <w14:ligatures w14:val="none"/>
+        </w:rPr>
+        <w:t>instance</w:t>
+      </w:r>
     </w:p>
     <w:p>
       <w:pPr>
@@ -4324,6 +4356,24 @@
         <w:t>SavingsAccount</w:t>
       </w:r>
       <w:proofErr w:type="spellEnd"/>
+      <w:r>
+        <w:rPr>
+          <w:rFonts w:eastAsia="Times New Roman" w:cs="Courier New"/>
+          <w:kern w:val="0"/>
+          <w:sz w:val="20"/>
+          <w:szCs w:val="20"/>
+          <w14:ligatures w14:val="none"/>
+        </w:rPr>
+        <w:t xml:space="preserve"> </w:t>
+      </w:r>
+      <w:r>
+        <w:rPr>
+          <w:rFonts w:eastAsia="Times New Roman" w:cs="Times New Roman"/>
+          <w:kern w:val="0"/>
+          <w14:ligatures w14:val="none"/>
+        </w:rPr>
+        <w:t>instance</w:t>
+      </w:r>
     </w:p>
     <w:p>
       <w:pPr>
@@ -4423,15 +4473,111 @@
           <w:kern w:val="0"/>
           <w14:ligatures w14:val="none"/>
         </w:rPr>
-        <w:t>Display the account’s initial statement</w:t>
-      </w:r>
-      <w:r>
-        <w:rPr>
-          <w:rFonts w:eastAsia="Times New Roman" w:cs="Times New Roman"/>
-          <w:kern w:val="0"/>
-          <w14:ligatures w14:val="none"/>
-        </w:rPr>
-        <w:t xml:space="preserve"> using the </w:t>
+        <w:t>Directly b</w:t>
+      </w:r>
+      <w:r>
+        <w:rPr>
+          <w:rFonts w:eastAsia="Times New Roman" w:cs="Times New Roman"/>
+          <w:kern w:val="0"/>
+          <w14:ligatures w14:val="none"/>
+        </w:rPr>
+        <w:t xml:space="preserve">elow the </w:t>
+      </w:r>
+      <w:r>
+        <w:rPr>
+          <w:rFonts w:eastAsia="Times New Roman" w:cs="Times New Roman"/>
+          <w:kern w:val="0"/>
+          <w14:ligatures w14:val="none"/>
+        </w:rPr>
+        <w:t>code that instantiates</w:t>
+      </w:r>
+      <w:r>
+        <w:rPr>
+          <w:rFonts w:eastAsia="Times New Roman" w:cs="Times New Roman"/>
+          <w:kern w:val="0"/>
+          <w14:ligatures w14:val="none"/>
+        </w:rPr>
+        <w:t xml:space="preserve"> the Account class</w:t>
+      </w:r>
+      <w:r>
+        <w:rPr>
+          <w:rFonts w:eastAsia="Times New Roman" w:cs="Times New Roman"/>
+          <w:kern w:val="0"/>
+          <w14:ligatures w14:val="none"/>
+        </w:rPr>
+        <w:t>, d</w:t>
+      </w:r>
+      <w:r>
+        <w:rPr>
+          <w:rFonts w:eastAsia="Times New Roman" w:cs="Times New Roman"/>
+          <w:kern w:val="0"/>
+          <w14:ligatures w14:val="none"/>
+        </w:rPr>
+        <w:t xml:space="preserve">isplay the </w:t>
+      </w:r>
+      <w:r>
+        <w:rPr>
+          <w:rFonts w:eastAsia="Times New Roman" w:cs="Times New Roman"/>
+          <w:kern w:val="0"/>
+          <w14:ligatures w14:val="none"/>
+        </w:rPr>
+        <w:t>A</w:t>
+      </w:r>
+      <w:r>
+        <w:rPr>
+          <w:rFonts w:eastAsia="Times New Roman" w:cs="Times New Roman"/>
+          <w:kern w:val="0"/>
+          <w14:ligatures w14:val="none"/>
+        </w:rPr>
+        <w:t>ccount</w:t>
+      </w:r>
+      <w:r>
+        <w:rPr>
+          <w:rFonts w:eastAsia="Times New Roman" w:cs="Times New Roman"/>
+          <w:kern w:val="0"/>
+          <w14:ligatures w14:val="none"/>
+        </w:rPr>
+        <w:t>’</w:t>
+      </w:r>
+      <w:r>
+        <w:rPr>
+          <w:rFonts w:eastAsia="Times New Roman" w:cs="Times New Roman"/>
+          <w:kern w:val="0"/>
+          <w14:ligatures w14:val="none"/>
+        </w:rPr>
+        <w:t>s</w:t>
+      </w:r>
+      <w:r>
+        <w:rPr>
+          <w:rFonts w:eastAsia="Times New Roman" w:cs="Times New Roman"/>
+          <w:kern w:val="0"/>
+          <w14:ligatures w14:val="none"/>
+        </w:rPr>
+        <w:t xml:space="preserve"> initial statement</w:t>
+      </w:r>
+      <w:r>
+        <w:rPr>
+          <w:rFonts w:eastAsia="Times New Roman" w:cs="Times New Roman"/>
+          <w:kern w:val="0"/>
+          <w14:ligatures w14:val="none"/>
+        </w:rPr>
+        <w:t xml:space="preserve"> </w:t>
+      </w:r>
+      <w:r>
+        <w:rPr>
+          <w:rFonts w:eastAsia="Times New Roman" w:cs="Times New Roman"/>
+          <w:kern w:val="0"/>
+          <w14:ligatures w14:val="none"/>
+        </w:rPr>
+        <w:t>by calling</w:t>
+      </w:r>
+      <w:r>
+        <w:rPr>
+          <w:rFonts w:eastAsia="Times New Roman" w:cs="Times New Roman"/>
+          <w:kern w:val="0"/>
+          <w14:ligatures w14:val="none"/>
+        </w:rPr>
+        <w:t xml:space="preserve"> the </w:t>
       </w:r>
       <w:r>
         <w:rPr>
@@ -4495,7 +4641,15 @@
           <w:kern w:val="0"/>
           <w14:ligatures w14:val="none"/>
         </w:rPr>
-        <w:t>Perform:</w:t>
+        <w:t>Then p</w:t>
+      </w:r>
+      <w:r>
+        <w:rPr>
+          <w:rFonts w:eastAsia="Times New Roman" w:cs="Times New Roman"/>
+          <w:kern w:val="0"/>
+          <w14:ligatures w14:val="none"/>
+        </w:rPr>
+        <w:t>erform:</w:t>
       </w:r>
     </w:p>
     <w:p>
@@ -4561,7 +4715,15 @@
           <w:kern w:val="0"/>
           <w14:ligatures w14:val="none"/>
         </w:rPr>
-        <w:t>Display the updated statement</w:t>
+        <w:t>Then d</w:t>
+      </w:r>
+      <w:r>
+        <w:rPr>
+          <w:rFonts w:eastAsia="Times New Roman" w:cs="Times New Roman"/>
+          <w:kern w:val="0"/>
+          <w14:ligatures w14:val="none"/>
+        </w:rPr>
+        <w:t>isplay the updated statement</w:t>
       </w:r>
       <w:r>
         <w:rPr>
@@ -4689,7 +4851,49 @@
           <w14:ligatures w14:val="none"/>
         </w:rPr>
         <w:lastRenderedPageBreak/>
-        <w:t>Display the initial statement</w:t>
+        <w:t xml:space="preserve">Directly below the code that instantiates the </w:t>
+      </w:r>
+      <w:proofErr w:type="spellStart"/>
+      <w:r>
+        <w:rPr>
+          <w:rFonts w:eastAsia="Times New Roman" w:cs="Times New Roman"/>
+          <w:kern w:val="0"/>
+          <w14:ligatures w14:val="none"/>
+        </w:rPr>
+        <w:t>Checking</w:t>
+      </w:r>
+      <w:r>
+        <w:rPr>
+          <w:rFonts w:eastAsia="Times New Roman" w:cs="Times New Roman"/>
+          <w:kern w:val="0"/>
+          <w14:ligatures w14:val="none"/>
+        </w:rPr>
+        <w:t>Account</w:t>
+      </w:r>
+      <w:proofErr w:type="spellEnd"/>
+      <w:r>
+        <w:rPr>
+          <w:rFonts w:eastAsia="Times New Roman" w:cs="Times New Roman"/>
+          <w:kern w:val="0"/>
+          <w14:ligatures w14:val="none"/>
+        </w:rPr>
+        <w:t xml:space="preserve"> class</w:t>
+      </w:r>
+      <w:r>
+        <w:rPr>
+          <w:rFonts w:eastAsia="Times New Roman" w:cs="Times New Roman"/>
+          <w:kern w:val="0"/>
+          <w14:ligatures w14:val="none"/>
+        </w:rPr>
+        <w:t>, d</w:t>
+      </w:r>
+      <w:r>
+        <w:rPr>
+          <w:rFonts w:eastAsia="Times New Roman" w:cs="Times New Roman"/>
+          <w:kern w:val="0"/>
+          <w14:ligatures w14:val="none"/>
+        </w:rPr>
+        <w:t>isplay the</w:t>
       </w:r>
       <w:r>
         <w:rPr>
@@ -4699,13 +4903,103 @@
         </w:rPr>
         <w:t xml:space="preserve"> </w:t>
       </w:r>
-      <w:r>
-        <w:rPr>
-          <w:rFonts w:eastAsia="Times New Roman" w:cs="Times New Roman"/>
-          <w:kern w:val="0"/>
-          <w14:ligatures w14:val="none"/>
-        </w:rPr>
-        <w:t xml:space="preserve">using the appropriate </w:t>
+      <w:proofErr w:type="spellStart"/>
+      <w:r>
+        <w:rPr>
+          <w:rFonts w:eastAsia="Times New Roman" w:cs="Times New Roman"/>
+          <w:kern w:val="0"/>
+          <w14:ligatures w14:val="none"/>
+        </w:rPr>
+        <w:t>C</w:t>
+      </w:r>
+      <w:r>
+        <w:rPr>
+          <w:rFonts w:eastAsia="Times New Roman" w:cs="Times New Roman"/>
+          <w:kern w:val="0"/>
+          <w14:ligatures w14:val="none"/>
+        </w:rPr>
+        <w:t>hecking</w:t>
+      </w:r>
+      <w:r>
+        <w:rPr>
+          <w:rFonts w:eastAsia="Times New Roman" w:cs="Times New Roman"/>
+          <w:kern w:val="0"/>
+          <w14:ligatures w14:val="none"/>
+        </w:rPr>
+        <w:t>A</w:t>
+      </w:r>
+      <w:r>
+        <w:rPr>
+          <w:rFonts w:eastAsia="Times New Roman" w:cs="Times New Roman"/>
+          <w:kern w:val="0"/>
+          <w14:ligatures w14:val="none"/>
+        </w:rPr>
+        <w:t>ccount</w:t>
+      </w:r>
+      <w:r>
+        <w:rPr>
+          <w:rFonts w:eastAsia="Times New Roman" w:cs="Times New Roman"/>
+          <w:kern w:val="0"/>
+          <w14:ligatures w14:val="none"/>
+        </w:rPr>
+        <w:t>’</w:t>
+      </w:r>
+      <w:r>
+        <w:rPr>
+          <w:rFonts w:eastAsia="Times New Roman" w:cs="Times New Roman"/>
+          <w:kern w:val="0"/>
+          <w14:ligatures w14:val="none"/>
+        </w:rPr>
+        <w:t>s</w:t>
+      </w:r>
+      <w:proofErr w:type="spellEnd"/>
+      <w:r>
+        <w:rPr>
+          <w:rFonts w:eastAsia="Times New Roman" w:cs="Times New Roman"/>
+          <w:kern w:val="0"/>
+          <w14:ligatures w14:val="none"/>
+        </w:rPr>
+        <w:t xml:space="preserve"> initial statement</w:t>
+      </w:r>
+      <w:r>
+        <w:rPr>
+          <w:rFonts w:eastAsia="Times New Roman" w:cs="Times New Roman"/>
+          <w:kern w:val="0"/>
+          <w14:ligatures w14:val="none"/>
+        </w:rPr>
+        <w:t xml:space="preserve"> </w:t>
+      </w:r>
+      <w:r>
+        <w:rPr>
+          <w:rFonts w:eastAsia="Times New Roman" w:cs="Times New Roman"/>
+          <w:kern w:val="0"/>
+          <w14:ligatures w14:val="none"/>
+        </w:rPr>
+        <w:t>b</w:t>
+      </w:r>
+      <w:r>
+        <w:rPr>
+          <w:rFonts w:eastAsia="Times New Roman" w:cs="Times New Roman"/>
+          <w:kern w:val="0"/>
+          <w14:ligatures w14:val="none"/>
+        </w:rPr>
+        <w:t>y</w:t>
+      </w:r>
+      <w:r>
+        <w:rPr>
+          <w:rFonts w:eastAsia="Times New Roman" w:cs="Times New Roman"/>
+          <w:kern w:val="0"/>
+          <w14:ligatures w14:val="none"/>
+        </w:rPr>
+        <w:t xml:space="preserve"> calling</w:t>
+      </w:r>
+      <w:r>
+        <w:rPr>
+          <w:rFonts w:eastAsia="Times New Roman" w:cs="Times New Roman"/>
+          <w:kern w:val="0"/>
+          <w14:ligatures w14:val="none"/>
+        </w:rPr>
+        <w:t xml:space="preserve"> the appropriate </w:t>
       </w:r>
       <w:proofErr w:type="spellStart"/>
       <w:r>
@@ -4753,7 +5047,15 @@
           <w:kern w:val="0"/>
           <w14:ligatures w14:val="none"/>
         </w:rPr>
-        <w:t>Perform:</w:t>
+        <w:t>Then p</w:t>
+      </w:r>
+      <w:r>
+        <w:rPr>
+          <w:rFonts w:eastAsia="Times New Roman" w:cs="Times New Roman"/>
+          <w:kern w:val="0"/>
+          <w14:ligatures w14:val="none"/>
+        </w:rPr>
+        <w:t>erform:</w:t>
       </w:r>
     </w:p>
     <w:p>
@@ -4819,7 +5121,15 @@
           <w:kern w:val="0"/>
           <w14:ligatures w14:val="none"/>
         </w:rPr>
-        <w:t>Display the updated statement</w:t>
+        <w:t>Then d</w:t>
+      </w:r>
+      <w:r>
+        <w:rPr>
+          <w:rFonts w:eastAsia="Times New Roman" w:cs="Times New Roman"/>
+          <w:kern w:val="0"/>
+          <w14:ligatures w14:val="none"/>
+        </w:rPr>
+        <w:t>isplay the updated statement</w:t>
       </w:r>
       <w:r>
         <w:rPr>
@@ -5032,8 +5342,26 @@
           <w:kern w:val="0"/>
           <w14:ligatures w14:val="none"/>
         </w:rPr>
-        <w:t>Display the initial statement</w:t>
-      </w:r>
+        <w:t xml:space="preserve">Directly below the code that instantiates the </w:t>
+      </w:r>
+      <w:proofErr w:type="spellStart"/>
+      <w:r>
+        <w:rPr>
+          <w:rFonts w:eastAsia="Times New Roman" w:cs="Times New Roman"/>
+          <w:kern w:val="0"/>
+          <w14:ligatures w14:val="none"/>
+        </w:rPr>
+        <w:t>Savings</w:t>
+      </w:r>
+      <w:r>
+        <w:rPr>
+          <w:rFonts w:eastAsia="Times New Roman" w:cs="Times New Roman"/>
+          <w:kern w:val="0"/>
+          <w14:ligatures w14:val="none"/>
+        </w:rPr>
+        <w:t>Account</w:t>
+      </w:r>
+      <w:proofErr w:type="spellEnd"/>
       <w:r>
         <w:rPr>
           <w:rFonts w:eastAsia="Times New Roman" w:cs="Times New Roman"/>
@@ -5048,7 +5376,83 @@
           <w:kern w:val="0"/>
           <w14:ligatures w14:val="none"/>
         </w:rPr>
-        <w:t xml:space="preserve">using the appropriate </w:t>
+        <w:t xml:space="preserve">class, </w:t>
+      </w:r>
+      <w:proofErr w:type="gramStart"/>
+      <w:r>
+        <w:rPr>
+          <w:rFonts w:eastAsia="Times New Roman" w:cs="Times New Roman"/>
+          <w:kern w:val="0"/>
+          <w14:ligatures w14:val="none"/>
+        </w:rPr>
+        <w:t>display</w:t>
+      </w:r>
+      <w:proofErr w:type="gramEnd"/>
+      <w:r>
+        <w:rPr>
+          <w:rFonts w:eastAsia="Times New Roman" w:cs="Times New Roman"/>
+          <w:kern w:val="0"/>
+          <w14:ligatures w14:val="none"/>
+        </w:rPr>
+        <w:t xml:space="preserve"> the </w:t>
+      </w:r>
+      <w:proofErr w:type="spellStart"/>
+      <w:r>
+        <w:rPr>
+          <w:rFonts w:eastAsia="Times New Roman" w:cs="Times New Roman"/>
+          <w:kern w:val="0"/>
+          <w14:ligatures w14:val="none"/>
+        </w:rPr>
+        <w:t>SavingsAccount</w:t>
+      </w:r>
+      <w:r>
+        <w:rPr>
+          <w:rFonts w:eastAsia="Times New Roman" w:cs="Times New Roman"/>
+          <w:kern w:val="0"/>
+          <w14:ligatures w14:val="none"/>
+        </w:rPr>
+        <w:t>’s</w:t>
+      </w:r>
+      <w:proofErr w:type="spellEnd"/>
+      <w:r>
+        <w:rPr>
+          <w:rFonts w:eastAsia="Times New Roman" w:cs="Times New Roman"/>
+          <w:kern w:val="0"/>
+          <w14:ligatures w14:val="none"/>
+        </w:rPr>
+        <w:t xml:space="preserve"> </w:t>
+      </w:r>
+      <w:r>
+        <w:rPr>
+          <w:rFonts w:eastAsia="Times New Roman" w:cs="Times New Roman"/>
+          <w:kern w:val="0"/>
+          <w14:ligatures w14:val="none"/>
+        </w:rPr>
+        <w:t>initial statement</w:t>
+      </w:r>
+      <w:r>
+        <w:rPr>
+          <w:rFonts w:eastAsia="Times New Roman" w:cs="Times New Roman"/>
+          <w:kern w:val="0"/>
+          <w14:ligatures w14:val="none"/>
+        </w:rPr>
+        <w:t xml:space="preserve"> </w:t>
+      </w:r>
+      <w:r>
+        <w:rPr>
+          <w:rFonts w:eastAsia="Times New Roman" w:cs="Times New Roman"/>
+          <w:kern w:val="0"/>
+          <w14:ligatures w14:val="none"/>
+        </w:rPr>
+        <w:t>by calling</w:t>
+      </w:r>
+      <w:r>
+        <w:rPr>
+          <w:rFonts w:eastAsia="Times New Roman" w:cs="Times New Roman"/>
+          <w:kern w:val="0"/>
+          <w14:ligatures w14:val="none"/>
+        </w:rPr>
+        <w:t xml:space="preserve"> the appropriate </w:t>
       </w:r>
       <w:proofErr w:type="spellStart"/>
       <w:r>
@@ -5096,7 +5500,15 @@
           <w:kern w:val="0"/>
           <w14:ligatures w14:val="none"/>
         </w:rPr>
-        <w:t>Perform:</w:t>
+        <w:t>Then p</w:t>
+      </w:r>
+      <w:r>
+        <w:rPr>
+          <w:rFonts w:eastAsia="Times New Roman" w:cs="Times New Roman"/>
+          <w:kern w:val="0"/>
+          <w14:ligatures w14:val="none"/>
+        </w:rPr>
+        <w:t>erform:</w:t>
       </w:r>
     </w:p>
     <w:p>
@@ -5162,7 +5574,15 @@
           <w:kern w:val="0"/>
           <w14:ligatures w14:val="none"/>
         </w:rPr>
-        <w:t>Display the updated statement</w:t>
+        <w:t>Then d</w:t>
+      </w:r>
+      <w:r>
+        <w:rPr>
+          <w:rFonts w:eastAsia="Times New Roman" w:cs="Times New Roman"/>
+          <w:kern w:val="0"/>
+          <w14:ligatures w14:val="none"/>
+        </w:rPr>
+        <w:t>isplay the updated statement</w:t>
       </w:r>
       <w:r>
         <w:rPr>
@@ -5345,7 +5765,15 @@
           <w:kern w:val="0"/>
           <w14:ligatures w14:val="none"/>
         </w:rPr>
-        <w:t>different statement formats for each account type</w:t>
+        <w:t>D</w:t>
+      </w:r>
+      <w:r>
+        <w:rPr>
+          <w:rFonts w:eastAsia="Times New Roman" w:cs="Times New Roman"/>
+          <w:kern w:val="0"/>
+          <w14:ligatures w14:val="none"/>
+        </w:rPr>
+        <w:t>ifferent statement formats for each account type</w:t>
       </w:r>
     </w:p>
     <w:p>
@@ -5367,7 +5795,15 @@
           <w:kern w:val="0"/>
           <w14:ligatures w14:val="none"/>
         </w:rPr>
-        <w:t xml:space="preserve">different </w:t>
+        <w:t>D</w:t>
+      </w:r>
+      <w:r>
+        <w:rPr>
+          <w:rFonts w:eastAsia="Times New Roman" w:cs="Times New Roman"/>
+          <w:kern w:val="0"/>
+          <w14:ligatures w14:val="none"/>
+        </w:rPr>
+        <w:t xml:space="preserve">ifferent </w:t>
       </w:r>
       <w:proofErr w:type="gramStart"/>
       <w:r>
@@ -5407,7 +5843,15 @@
           <w:kern w:val="0"/>
           <w14:ligatures w14:val="none"/>
         </w:rPr>
-        <w:t>transaction counts updating</w:t>
+        <w:t>T</w:t>
+      </w:r>
+      <w:r>
+        <w:rPr>
+          <w:rFonts w:eastAsia="Times New Roman" w:cs="Times New Roman"/>
+          <w:kern w:val="0"/>
+          <w14:ligatures w14:val="none"/>
+        </w:rPr>
+        <w:t>ransaction counts updating</w:t>
       </w:r>
     </w:p>
     <w:p>
@@ -5429,7 +5873,15 @@
           <w:kern w:val="0"/>
           <w14:ligatures w14:val="none"/>
         </w:rPr>
-        <w:t>balances changing after posting</w:t>
+        <w:t>B</w:t>
+      </w:r>
+      <w:r>
+        <w:rPr>
+          <w:rFonts w:eastAsia="Times New Roman" w:cs="Times New Roman"/>
+          <w:kern w:val="0"/>
+          <w14:ligatures w14:val="none"/>
+        </w:rPr>
+        <w:t>alances changing after posting</w:t>
       </w:r>
     </w:p>
     <w:p/>

--- a/C#Files/Inheritance/InheritanceExercise.docx
+++ b/C#Files/Inheritance/InheritanceExercise.docx
@@ -4860,15 +4860,7 @@
           <w:kern w:val="0"/>
           <w14:ligatures w14:val="none"/>
         </w:rPr>
-        <w:t>Checking</w:t>
-      </w:r>
-      <w:r>
-        <w:rPr>
-          <w:rFonts w:eastAsia="Times New Roman" w:cs="Times New Roman"/>
-          <w:kern w:val="0"/>
-          <w14:ligatures w14:val="none"/>
-        </w:rPr>
-        <w:t>Account</w:t>
+        <w:t>CheckingAccount</w:t>
       </w:r>
       <w:proofErr w:type="spellEnd"/>
       <w:r>
@@ -4877,15 +4869,7 @@
           <w:kern w:val="0"/>
           <w14:ligatures w14:val="none"/>
         </w:rPr>
-        <w:t xml:space="preserve"> class</w:t>
-      </w:r>
-      <w:r>
-        <w:rPr>
-          <w:rFonts w:eastAsia="Times New Roman" w:cs="Times New Roman"/>
-          <w:kern w:val="0"/>
-          <w14:ligatures w14:val="none"/>
-        </w:rPr>
-        <w:t>, d</w:t>
+        <w:t xml:space="preserve"> class, d</w:t>
       </w:r>
       <w:r>
         <w:rPr>
@@ -5351,15 +5335,7 @@
           <w:kern w:val="0"/>
           <w14:ligatures w14:val="none"/>
         </w:rPr>
-        <w:t>Savings</w:t>
-      </w:r>
-      <w:r>
-        <w:rPr>
-          <w:rFonts w:eastAsia="Times New Roman" w:cs="Times New Roman"/>
-          <w:kern w:val="0"/>
-          <w14:ligatures w14:val="none"/>
-        </w:rPr>
-        <w:t>Account</w:t>
+        <w:t>SavingsAccount</w:t>
       </w:r>
       <w:proofErr w:type="spellEnd"/>
       <w:r>
@@ -5765,7 +5741,7 @@
           <w:kern w:val="0"/>
           <w14:ligatures w14:val="none"/>
         </w:rPr>
-        <w:t>D</w:t>
+        <w:t>d</w:t>
       </w:r>
       <w:r>
         <w:rPr>
@@ -5795,7 +5771,7 @@
           <w:kern w:val="0"/>
           <w14:ligatures w14:val="none"/>
         </w:rPr>
-        <w:t>D</w:t>
+        <w:t>d</w:t>
       </w:r>
       <w:r>
         <w:rPr>
@@ -5843,7 +5819,7 @@
           <w:kern w:val="0"/>
           <w14:ligatures w14:val="none"/>
         </w:rPr>
-        <w:t>T</w:t>
+        <w:t>t</w:t>
       </w:r>
       <w:r>
         <w:rPr>
@@ -5873,7 +5849,7 @@
           <w:kern w:val="0"/>
           <w14:ligatures w14:val="none"/>
         </w:rPr>
-        <w:t>B</w:t>
+        <w:t>b</w:t>
       </w:r>
       <w:r>
         <w:rPr>

--- a/C#Files/Inheritance/InheritanceExercise.docx
+++ b/C#Files/Inheritance/InheritanceExercise.docx
@@ -304,6 +304,14 @@
         </w:rPr>
         <w:t>/</w:t>
       </w:r>
+      <w:r>
+        <w:rPr>
+          <w:rFonts w:eastAsia="Times New Roman" w:cs="Times New Roman"/>
+          <w:kern w:val="0"/>
+          <w14:ligatures w14:val="none"/>
+        </w:rPr>
+        <w:t>Lab Answers/</w:t>
+      </w:r>
       <w:proofErr w:type="spellStart"/>
       <w:r>
         <w:rPr>
@@ -362,6 +370,22 @@
         </w:rPr>
         <w:t>/</w:t>
       </w:r>
+      <w:r>
+        <w:rPr>
+          <w:rFonts w:eastAsia="Times New Roman" w:cs="Times New Roman"/>
+          <w:kern w:val="0"/>
+          <w14:ligatures w14:val="none"/>
+        </w:rPr>
+        <w:t xml:space="preserve"> </w:t>
+      </w:r>
+      <w:r>
+        <w:rPr>
+          <w:rFonts w:eastAsia="Times New Roman" w:cs="Times New Roman"/>
+          <w:kern w:val="0"/>
+          <w14:ligatures w14:val="none"/>
+        </w:rPr>
+        <w:t>Lab Answers/</w:t>
+      </w:r>
       <w:proofErr w:type="spellStart"/>
       <w:r>
         <w:rPr>
@@ -420,6 +444,22 @@
         </w:rPr>
         <w:t>/</w:t>
       </w:r>
+      <w:r>
+        <w:rPr>
+          <w:rFonts w:eastAsia="Times New Roman" w:cs="Times New Roman"/>
+          <w:kern w:val="0"/>
+          <w14:ligatures w14:val="none"/>
+        </w:rPr>
+        <w:t xml:space="preserve"> </w:t>
+      </w:r>
+      <w:r>
+        <w:rPr>
+          <w:rFonts w:eastAsia="Times New Roman" w:cs="Times New Roman"/>
+          <w:kern w:val="0"/>
+          <w14:ligatures w14:val="none"/>
+        </w:rPr>
+        <w:t>Lab Answers/</w:t>
+      </w:r>
       <w:proofErr w:type="spellStart"/>
       <w:r>
         <w:rPr>
@@ -477,6 +517,22 @@
           <w14:ligatures w14:val="none"/>
         </w:rPr>
         <w:t>/</w:t>
+      </w:r>
+      <w:r>
+        <w:rPr>
+          <w:rFonts w:eastAsia="Times New Roman" w:cs="Times New Roman"/>
+          <w:kern w:val="0"/>
+          <w14:ligatures w14:val="none"/>
+        </w:rPr>
+        <w:t xml:space="preserve"> </w:t>
+      </w:r>
+      <w:r>
+        <w:rPr>
+          <w:rFonts w:eastAsia="Times New Roman" w:cs="Times New Roman"/>
+          <w:kern w:val="0"/>
+          <w14:ligatures w14:val="none"/>
+        </w:rPr>
+        <w:t>Lab Answers/</w:t>
       </w:r>
       <w:proofErr w:type="spellStart"/>
       <w:r>
